--- a/Versions-html-and-docx/section_bois_v5.docx
+++ b/Versions-html-and-docx/section_bois_v5.docx
@@ -1154,6 +1154,166 @@
           </w:p>
         </w:tc>
       </w:tr>
+      <w:tr>
+        <w:tc>
+          <w:tcPr>
+            <w:tcW w:type="dxa" w:w="2721"/>
+            <w:shd w:fill="DFF0D8"/>
+          </w:tcPr>
+          <w:p>
+            <w:pPr>
+              <w:jc w:val="center"/>
+            </w:pPr>
+            <w:r/>
+            <w:r>
+              <w:rPr>
+                <w:b w:val="0"/>
+                <w:color w:val="787878"/>
+                <w:sz w:val="14"/>
+              </w:rPr>
+              <w:t>↳ σ / [Q25–Q75]</w:t>
+            </w:r>
+          </w:p>
+        </w:tc>
+        <w:tc>
+          <w:tcPr>
+            <w:tcW w:type="dxa" w:w="624"/>
+            <w:shd w:fill="DFF0D8"/>
+          </w:tcPr>
+          <w:p>
+            <w:pPr>
+              <w:jc w:val="center"/>
+            </w:pPr>
+            <w:r/>
+            <w:r>
+              <w:rPr>
+                <w:b w:val="0"/>
+                <w:sz w:val="14"/>
+              </w:rPr>
+            </w:r>
+          </w:p>
+        </w:tc>
+        <w:tc>
+          <w:tcPr>
+            <w:tcW w:type="dxa" w:w="737"/>
+            <w:shd w:fill="DFF0D8"/>
+          </w:tcPr>
+          <w:p>
+            <w:pPr>
+              <w:jc w:val="center"/>
+            </w:pPr>
+            <w:r/>
+            <w:r>
+              <w:rPr>
+                <w:b w:val="0"/>
+                <w:color w:val="787878"/>
+                <w:sz w:val="14"/>
+              </w:rPr>
+              <w:t>σ=485 [851–1572]</w:t>
+            </w:r>
+          </w:p>
+        </w:tc>
+        <w:tc>
+          <w:tcPr>
+            <w:tcW w:type="dxa" w:w="737"/>
+            <w:shd w:fill="DFF0D8"/>
+          </w:tcPr>
+          <w:p>
+            <w:pPr>
+              <w:jc w:val="center"/>
+            </w:pPr>
+            <w:r/>
+            <w:r>
+              <w:rPr>
+                <w:b w:val="0"/>
+                <w:color w:val="787878"/>
+                <w:sz w:val="14"/>
+              </w:rPr>
+              <w:t>σ=637 [1594–2229]</w:t>
+            </w:r>
+          </w:p>
+        </w:tc>
+        <w:tc>
+          <w:tcPr>
+            <w:tcW w:type="dxa" w:w="737"/>
+            <w:shd w:fill="DFF0D8"/>
+          </w:tcPr>
+          <w:p>
+            <w:pPr>
+              <w:jc w:val="center"/>
+            </w:pPr>
+            <w:r/>
+            <w:r>
+              <w:rPr>
+                <w:b w:val="0"/>
+                <w:color w:val="787878"/>
+                <w:sz w:val="14"/>
+              </w:rPr>
+              <w:t>σ=621 [2358–2972]</w:t>
+            </w:r>
+          </w:p>
+        </w:tc>
+        <w:tc>
+          <w:tcPr>
+            <w:tcW w:type="dxa" w:w="737"/>
+            <w:shd w:fill="DFF0D8"/>
+          </w:tcPr>
+          <w:p>
+            <w:pPr>
+              <w:jc w:val="center"/>
+            </w:pPr>
+            <w:r/>
+            <w:r>
+              <w:rPr>
+                <w:b w:val="0"/>
+                <w:color w:val="787878"/>
+                <w:sz w:val="14"/>
+              </w:rPr>
+              <w:t>σ=743</w:t>
+            </w:r>
+          </w:p>
+        </w:tc>
+        <w:tc>
+          <w:tcPr>
+            <w:tcW w:type="dxa" w:w="737"/>
+            <w:shd w:fill="DFF0D8"/>
+          </w:tcPr>
+          <w:p>
+            <w:pPr>
+              <w:jc w:val="center"/>
+            </w:pPr>
+            <w:r/>
+            <w:r>
+              <w:rPr>
+                <w:b w:val="0"/>
+                <w:color w:val="787878"/>
+                <w:sz w:val="14"/>
+              </w:rPr>
+              <w:t>σ=680</w:t>
+            </w:r>
+          </w:p>
+        </w:tc>
+        <w:tc>
+          <w:tcPr>
+            <w:tcW w:type="dxa" w:w="737"/>
+            <w:shd w:fill="DFF0D8"/>
+          </w:tcPr>
+          <w:p>
+            <w:pPr>
+              <w:jc w:val="center"/>
+            </w:pPr>
+            <w:r/>
+            <w:r>
+              <w:rPr>
+                <w:b w:val="0"/>
+                <w:color w:val="787878"/>
+                <w:sz w:val="14"/>
+              </w:rPr>
+              <w:t>σ=724</w:t>
+            </w:r>
+          </w:p>
+        </w:tc>
+      </w:tr>
     </w:tbl>
     <w:p>
       <w:pPr>
@@ -2875,10 +3035,11 @@
             <w:r/>
             <w:r>
               <w:rPr>
-                <w:b/>
-                <w:sz w:val="18"/>
-              </w:rPr>
-              <w:t>aeolian_to_ordinario</w:t>
+                <w:b w:val="0"/>
+                <w:color w:val="787878"/>
+                <w:sz w:val="14"/>
+              </w:rPr>
+              <w:t>↳ σ / [Q25–Q75]</w:t>
             </w:r>
           </w:p>
         </w:tc>
@@ -2895,9 +3056,8 @@
             <w:r>
               <w:rPr>
                 <w:b w:val="0"/>
-                <w:sz w:val="18"/>
-              </w:rPr>
-              <w:t>10</w:t>
+                <w:sz w:val="14"/>
+              </w:rPr>
             </w:r>
           </w:p>
         </w:tc>
@@ -2914,9 +3074,10 @@
             <w:r>
               <w:rPr>
                 <w:b w:val="0"/>
-                <w:sz w:val="18"/>
-              </w:rPr>
-              <w:t>786</w:t>
+                <w:color w:val="787878"/>
+                <w:sz w:val="14"/>
+              </w:rPr>
+              <w:t>σ=307 [420–969]</w:t>
             </w:r>
           </w:p>
         </w:tc>
@@ -2933,9 +3094,10 @@
             <w:r>
               <w:rPr>
                 <w:b w:val="0"/>
-                <w:sz w:val="18"/>
-              </w:rPr>
-              <w:t>1 184</w:t>
+                <w:color w:val="787878"/>
+                <w:sz w:val="14"/>
+              </w:rPr>
+              <w:t>σ=331 [818–1357]</w:t>
             </w:r>
           </w:p>
         </w:tc>
@@ -2952,9 +3114,10 @@
             <w:r>
               <w:rPr>
                 <w:b w:val="0"/>
-                <w:sz w:val="18"/>
-              </w:rPr>
-              <w:t>1 583</w:t>
+                <w:color w:val="787878"/>
+                <w:sz w:val="14"/>
+              </w:rPr>
+              <w:t>σ=350 [1195–1680]</w:t>
             </w:r>
           </w:p>
         </w:tc>
@@ -2971,9 +3134,10 @@
             <w:r>
               <w:rPr>
                 <w:b w:val="0"/>
-                <w:sz w:val="18"/>
-              </w:rPr>
-              <w:t>1 927</w:t>
+                <w:color w:val="787878"/>
+                <w:sz w:val="14"/>
+              </w:rPr>
+              <w:t>σ=519</w:t>
             </w:r>
           </w:p>
         </w:tc>
@@ -2990,9 +3154,10 @@
             <w:r>
               <w:rPr>
                 <w:b w:val="0"/>
-                <w:sz w:val="18"/>
-              </w:rPr>
-              <w:t>2 433</w:t>
+                <w:color w:val="787878"/>
+                <w:sz w:val="14"/>
+              </w:rPr>
+              <w:t>σ=866</w:t>
             </w:r>
           </w:p>
         </w:tc>
@@ -3009,9 +3174,10 @@
             <w:r>
               <w:rPr>
                 <w:b w:val="0"/>
-                <w:sz w:val="18"/>
-              </w:rPr>
-              <w:t>3 176</w:t>
+                <w:color w:val="787878"/>
+                <w:sz w:val="14"/>
+              </w:rPr>
+              <w:t>σ=1321</w:t>
             </w:r>
           </w:p>
         </w:tc>
@@ -3020,6 +3186,7 @@
         <w:tc>
           <w:tcPr>
             <w:tcW w:type="dxa" w:w="2721"/>
+            <w:shd w:fill="DFF0D8"/>
           </w:tcPr>
           <w:p>
             <w:pPr>
@@ -3031,133 +3198,140 @@
                 <w:b/>
                 <w:sz w:val="18"/>
               </w:rPr>
-              <w:t>chromatic_scale</w:t>
+              <w:t>aeolian_to_ordinario</w:t>
             </w:r>
           </w:p>
         </w:tc>
         <w:tc>
           <w:tcPr>
             <w:tcW w:type="dxa" w:w="624"/>
-          </w:tcPr>
-          <w:p>
-            <w:pPr>
-              <w:jc w:val="center"/>
-            </w:pPr>
-            <w:r/>
-            <w:r>
-              <w:rPr>
-                <w:b w:val="0"/>
-                <w:sz w:val="18"/>
-              </w:rPr>
-              <w:t>2</w:t>
-            </w:r>
-          </w:p>
-        </w:tc>
-        <w:tc>
-          <w:tcPr>
-            <w:tcW w:type="dxa" w:w="737"/>
-          </w:tcPr>
-          <w:p>
-            <w:pPr>
-              <w:jc w:val="center"/>
-            </w:pPr>
-            <w:r/>
-            <w:r>
-              <w:rPr>
-                <w:b w:val="0"/>
-                <w:sz w:val="18"/>
-              </w:rPr>
-              <w:t>937</w:t>
-            </w:r>
-          </w:p>
-        </w:tc>
-        <w:tc>
-          <w:tcPr>
-            <w:tcW w:type="dxa" w:w="737"/>
-          </w:tcPr>
-          <w:p>
-            <w:pPr>
-              <w:jc w:val="center"/>
-            </w:pPr>
-            <w:r/>
-            <w:r>
-              <w:rPr>
-                <w:b w:val="0"/>
-                <w:sz w:val="18"/>
-              </w:rPr>
-              <w:t>1 454</w:t>
-            </w:r>
-          </w:p>
-        </w:tc>
-        <w:tc>
-          <w:tcPr>
-            <w:tcW w:type="dxa" w:w="737"/>
-          </w:tcPr>
-          <w:p>
-            <w:pPr>
-              <w:jc w:val="center"/>
-            </w:pPr>
-            <w:r/>
-            <w:r>
-              <w:rPr>
-                <w:b w:val="0"/>
-                <w:sz w:val="18"/>
-              </w:rPr>
-              <w:t>1 970</w:t>
-            </w:r>
-          </w:p>
-        </w:tc>
-        <w:tc>
-          <w:tcPr>
-            <w:tcW w:type="dxa" w:w="737"/>
-          </w:tcPr>
-          <w:p>
-            <w:pPr>
-              <w:jc w:val="center"/>
-            </w:pPr>
-            <w:r/>
-            <w:r>
-              <w:rPr>
-                <w:b w:val="0"/>
-                <w:sz w:val="18"/>
-              </w:rPr>
-              <w:t>2 552</w:t>
-            </w:r>
-          </w:p>
-        </w:tc>
-        <w:tc>
-          <w:tcPr>
-            <w:tcW w:type="dxa" w:w="737"/>
-          </w:tcPr>
-          <w:p>
-            <w:pPr>
-              <w:jc w:val="center"/>
-            </w:pPr>
-            <w:r/>
-            <w:r>
-              <w:rPr>
-                <w:b w:val="0"/>
-                <w:sz w:val="18"/>
-              </w:rPr>
-              <w:t>—</w:t>
-            </w:r>
-          </w:p>
-        </w:tc>
-        <w:tc>
-          <w:tcPr>
-            <w:tcW w:type="dxa" w:w="737"/>
-          </w:tcPr>
-          <w:p>
-            <w:pPr>
-              <w:jc w:val="center"/>
-            </w:pPr>
-            <w:r/>
-            <w:r>
-              <w:rPr>
-                <w:b w:val="0"/>
-                <w:sz w:val="18"/>
-              </w:rPr>
-              <w:t>—</w:t>
+            <w:shd w:fill="DFF0D8"/>
+          </w:tcPr>
+          <w:p>
+            <w:pPr>
+              <w:jc w:val="center"/>
+            </w:pPr>
+            <w:r/>
+            <w:r>
+              <w:rPr>
+                <w:b w:val="0"/>
+                <w:sz w:val="18"/>
+              </w:rPr>
+              <w:t>10</w:t>
+            </w:r>
+          </w:p>
+        </w:tc>
+        <w:tc>
+          <w:tcPr>
+            <w:tcW w:type="dxa" w:w="737"/>
+            <w:shd w:fill="DFF0D8"/>
+          </w:tcPr>
+          <w:p>
+            <w:pPr>
+              <w:jc w:val="center"/>
+            </w:pPr>
+            <w:r/>
+            <w:r>
+              <w:rPr>
+                <w:b w:val="0"/>
+                <w:sz w:val="18"/>
+              </w:rPr>
+              <w:t>786</w:t>
+            </w:r>
+          </w:p>
+        </w:tc>
+        <w:tc>
+          <w:tcPr>
+            <w:tcW w:type="dxa" w:w="737"/>
+            <w:shd w:fill="DFF0D8"/>
+          </w:tcPr>
+          <w:p>
+            <w:pPr>
+              <w:jc w:val="center"/>
+            </w:pPr>
+            <w:r/>
+            <w:r>
+              <w:rPr>
+                <w:b w:val="0"/>
+                <w:sz w:val="18"/>
+              </w:rPr>
+              <w:t>1 184</w:t>
+            </w:r>
+          </w:p>
+        </w:tc>
+        <w:tc>
+          <w:tcPr>
+            <w:tcW w:type="dxa" w:w="737"/>
+            <w:shd w:fill="DFF0D8"/>
+          </w:tcPr>
+          <w:p>
+            <w:pPr>
+              <w:jc w:val="center"/>
+            </w:pPr>
+            <w:r/>
+            <w:r>
+              <w:rPr>
+                <w:b w:val="0"/>
+                <w:sz w:val="18"/>
+              </w:rPr>
+              <w:t>1 583</w:t>
+            </w:r>
+          </w:p>
+        </w:tc>
+        <w:tc>
+          <w:tcPr>
+            <w:tcW w:type="dxa" w:w="737"/>
+            <w:shd w:fill="DFF0D8"/>
+          </w:tcPr>
+          <w:p>
+            <w:pPr>
+              <w:jc w:val="center"/>
+            </w:pPr>
+            <w:r/>
+            <w:r>
+              <w:rPr>
+                <w:b w:val="0"/>
+                <w:sz w:val="18"/>
+              </w:rPr>
+              <w:t>1 927</w:t>
+            </w:r>
+          </w:p>
+        </w:tc>
+        <w:tc>
+          <w:tcPr>
+            <w:tcW w:type="dxa" w:w="737"/>
+            <w:shd w:fill="DFF0D8"/>
+          </w:tcPr>
+          <w:p>
+            <w:pPr>
+              <w:jc w:val="center"/>
+            </w:pPr>
+            <w:r/>
+            <w:r>
+              <w:rPr>
+                <w:b w:val="0"/>
+                <w:sz w:val="18"/>
+              </w:rPr>
+              <w:t>2 433</w:t>
+            </w:r>
+          </w:p>
+        </w:tc>
+        <w:tc>
+          <w:tcPr>
+            <w:tcW w:type="dxa" w:w="737"/>
+            <w:shd w:fill="DFF0D8"/>
+          </w:tcPr>
+          <w:p>
+            <w:pPr>
+              <w:jc w:val="center"/>
+            </w:pPr>
+            <w:r/>
+            <w:r>
+              <w:rPr>
+                <w:b w:val="0"/>
+                <w:sz w:val="18"/>
+              </w:rPr>
+              <w:t>3 176</w:t>
             </w:r>
           </w:p>
         </w:tc>
@@ -3166,144 +3340,158 @@
         <w:tc>
           <w:tcPr>
             <w:tcW w:type="dxa" w:w="2721"/>
-          </w:tcPr>
-          <w:p>
-            <w:pPr>
-              <w:jc w:val="center"/>
-            </w:pPr>
-            <w:r/>
-            <w:r>
-              <w:rPr>
-                <w:b/>
-                <w:sz w:val="18"/>
-              </w:rPr>
-              <w:t>crescendo</w:t>
+            <w:shd w:fill="DFF0D8"/>
+          </w:tcPr>
+          <w:p>
+            <w:pPr>
+              <w:jc w:val="center"/>
+            </w:pPr>
+            <w:r/>
+            <w:r>
+              <w:rPr>
+                <w:b w:val="0"/>
+                <w:color w:val="787878"/>
+                <w:sz w:val="14"/>
+              </w:rPr>
+              <w:t>↳ σ / [Q25–Q75]</w:t>
             </w:r>
           </w:p>
         </w:tc>
         <w:tc>
           <w:tcPr>
             <w:tcW w:type="dxa" w:w="624"/>
-          </w:tcPr>
-          <w:p>
-            <w:pPr>
-              <w:jc w:val="center"/>
-            </w:pPr>
-            <w:r/>
-            <w:r>
-              <w:rPr>
-                <w:b w:val="0"/>
-                <w:sz w:val="18"/>
-              </w:rPr>
-              <w:t>33</w:t>
-            </w:r>
-          </w:p>
-        </w:tc>
-        <w:tc>
-          <w:tcPr>
-            <w:tcW w:type="dxa" w:w="737"/>
-          </w:tcPr>
-          <w:p>
-            <w:pPr>
-              <w:jc w:val="center"/>
-            </w:pPr>
-            <w:r/>
-            <w:r>
-              <w:rPr>
-                <w:b w:val="0"/>
-                <w:sz w:val="18"/>
-              </w:rPr>
-              <w:t>624</w:t>
-            </w:r>
-          </w:p>
-        </w:tc>
-        <w:tc>
-          <w:tcPr>
-            <w:tcW w:type="dxa" w:w="737"/>
-          </w:tcPr>
-          <w:p>
-            <w:pPr>
-              <w:jc w:val="center"/>
-            </w:pPr>
-            <w:r/>
-            <w:r>
-              <w:rPr>
-                <w:b w:val="0"/>
-                <w:sz w:val="18"/>
-              </w:rPr>
-              <w:t>1 120</w:t>
-            </w:r>
-          </w:p>
-        </w:tc>
-        <w:tc>
-          <w:tcPr>
-            <w:tcW w:type="dxa" w:w="737"/>
-          </w:tcPr>
-          <w:p>
-            <w:pPr>
-              <w:jc w:val="center"/>
-            </w:pPr>
-            <w:r/>
-            <w:r>
-              <w:rPr>
-                <w:b w:val="0"/>
-                <w:sz w:val="18"/>
-              </w:rPr>
-              <w:t>1 540</w:t>
-            </w:r>
-          </w:p>
-        </w:tc>
-        <w:tc>
-          <w:tcPr>
-            <w:tcW w:type="dxa" w:w="737"/>
-          </w:tcPr>
-          <w:p>
-            <w:pPr>
-              <w:jc w:val="center"/>
-            </w:pPr>
-            <w:r/>
-            <w:r>
-              <w:rPr>
-                <w:b w:val="0"/>
-                <w:sz w:val="18"/>
-              </w:rPr>
-              <w:t>1 970</w:t>
-            </w:r>
-          </w:p>
-        </w:tc>
-        <w:tc>
-          <w:tcPr>
-            <w:tcW w:type="dxa" w:w="737"/>
-          </w:tcPr>
-          <w:p>
-            <w:pPr>
-              <w:jc w:val="center"/>
-            </w:pPr>
-            <w:r/>
-            <w:r>
-              <w:rPr>
-                <w:b w:val="0"/>
-                <w:sz w:val="18"/>
-              </w:rPr>
-              <w:t>2 530</w:t>
-            </w:r>
-          </w:p>
-        </w:tc>
-        <w:tc>
-          <w:tcPr>
-            <w:tcW w:type="dxa" w:w="737"/>
-          </w:tcPr>
-          <w:p>
-            <w:pPr>
-              <w:jc w:val="center"/>
-            </w:pPr>
-            <w:r/>
-            <w:r>
-              <w:rPr>
-                <w:b w:val="0"/>
-                <w:sz w:val="18"/>
-              </w:rPr>
-              <w:t>3 348</w:t>
+            <w:shd w:fill="DFF0D8"/>
+          </w:tcPr>
+          <w:p>
+            <w:pPr>
+              <w:jc w:val="center"/>
+            </w:pPr>
+            <w:r/>
+            <w:r>
+              <w:rPr>
+                <w:b w:val="0"/>
+                <w:sz w:val="14"/>
+              </w:rPr>
+            </w:r>
+          </w:p>
+        </w:tc>
+        <w:tc>
+          <w:tcPr>
+            <w:tcW w:type="dxa" w:w="737"/>
+            <w:shd w:fill="DFF0D8"/>
+          </w:tcPr>
+          <w:p>
+            <w:pPr>
+              <w:jc w:val="center"/>
+            </w:pPr>
+            <w:r/>
+            <w:r>
+              <w:rPr>
+                <w:b w:val="0"/>
+                <w:color w:val="787878"/>
+                <w:sz w:val="14"/>
+              </w:rPr>
+              <w:t>σ=306 [398–969]</w:t>
+            </w:r>
+          </w:p>
+        </w:tc>
+        <w:tc>
+          <w:tcPr>
+            <w:tcW w:type="dxa" w:w="737"/>
+            <w:shd w:fill="DFF0D8"/>
+          </w:tcPr>
+          <w:p>
+            <w:pPr>
+              <w:jc w:val="center"/>
+            </w:pPr>
+            <w:r/>
+            <w:r>
+              <w:rPr>
+                <w:b w:val="0"/>
+                <w:color w:val="787878"/>
+                <w:sz w:val="14"/>
+              </w:rPr>
+              <w:t>σ=326 [797–1270]</w:t>
+            </w:r>
+          </w:p>
+        </w:tc>
+        <w:tc>
+          <w:tcPr>
+            <w:tcW w:type="dxa" w:w="737"/>
+            <w:shd w:fill="DFF0D8"/>
+          </w:tcPr>
+          <w:p>
+            <w:pPr>
+              <w:jc w:val="center"/>
+            </w:pPr>
+            <w:r/>
+            <w:r>
+              <w:rPr>
+                <w:b w:val="0"/>
+                <w:color w:val="787878"/>
+                <w:sz w:val="14"/>
+              </w:rPr>
+              <w:t>σ=370 [1174–1604]</w:t>
+            </w:r>
+          </w:p>
+        </w:tc>
+        <w:tc>
+          <w:tcPr>
+            <w:tcW w:type="dxa" w:w="737"/>
+            <w:shd w:fill="DFF0D8"/>
+          </w:tcPr>
+          <w:p>
+            <w:pPr>
+              <w:jc w:val="center"/>
+            </w:pPr>
+            <w:r/>
+            <w:r>
+              <w:rPr>
+                <w:b w:val="0"/>
+                <w:color w:val="787878"/>
+                <w:sz w:val="14"/>
+              </w:rPr>
+              <w:t>σ=758</w:t>
+            </w:r>
+          </w:p>
+        </w:tc>
+        <w:tc>
+          <w:tcPr>
+            <w:tcW w:type="dxa" w:w="737"/>
+            <w:shd w:fill="DFF0D8"/>
+          </w:tcPr>
+          <w:p>
+            <w:pPr>
+              <w:jc w:val="center"/>
+            </w:pPr>
+            <w:r/>
+            <w:r>
+              <w:rPr>
+                <w:b w:val="0"/>
+                <w:color w:val="787878"/>
+                <w:sz w:val="14"/>
+              </w:rPr>
+              <w:t>σ=1115</w:t>
+            </w:r>
+          </w:p>
+        </w:tc>
+        <w:tc>
+          <w:tcPr>
+            <w:tcW w:type="dxa" w:w="737"/>
+            <w:shd w:fill="DFF0D8"/>
+          </w:tcPr>
+          <w:p>
+            <w:pPr>
+              <w:jc w:val="center"/>
+            </w:pPr>
+            <w:r/>
+            <w:r>
+              <w:rPr>
+                <w:b w:val="0"/>
+                <w:color w:val="787878"/>
+                <w:sz w:val="14"/>
+              </w:rPr>
+              <w:t>σ=1521</w:t>
             </w:r>
           </w:p>
         </w:tc>
@@ -3323,7 +3511,7 @@
                 <w:b/>
                 <w:sz w:val="18"/>
               </w:rPr>
-              <w:t>crescendo_to_decrescendo</w:t>
+              <w:t>chromatic_scale</w:t>
             </w:r>
           </w:p>
         </w:tc>
@@ -3341,115 +3529,115 @@
                 <w:b w:val="0"/>
                 <w:sz w:val="18"/>
               </w:rPr>
-              <w:t>37</w:t>
-            </w:r>
-          </w:p>
-        </w:tc>
-        <w:tc>
-          <w:tcPr>
-            <w:tcW w:type="dxa" w:w="737"/>
-          </w:tcPr>
-          <w:p>
-            <w:pPr>
-              <w:jc w:val="center"/>
-            </w:pPr>
-            <w:r/>
-            <w:r>
-              <w:rPr>
-                <w:b w:val="0"/>
-                <w:sz w:val="18"/>
-              </w:rPr>
-              <w:t>657</w:t>
-            </w:r>
-          </w:p>
-        </w:tc>
-        <w:tc>
-          <w:tcPr>
-            <w:tcW w:type="dxa" w:w="737"/>
-          </w:tcPr>
-          <w:p>
-            <w:pPr>
-              <w:jc w:val="center"/>
-            </w:pPr>
-            <w:r/>
-            <w:r>
-              <w:rPr>
-                <w:b w:val="0"/>
-                <w:sz w:val="18"/>
-              </w:rPr>
-              <w:t>1 120</w:t>
-            </w:r>
-          </w:p>
-        </w:tc>
-        <w:tc>
-          <w:tcPr>
-            <w:tcW w:type="dxa" w:w="737"/>
-          </w:tcPr>
-          <w:p>
-            <w:pPr>
-              <w:jc w:val="center"/>
-            </w:pPr>
-            <w:r/>
-            <w:r>
-              <w:rPr>
-                <w:b w:val="0"/>
-                <w:sz w:val="18"/>
-              </w:rPr>
-              <w:t>1 540</w:t>
-            </w:r>
-          </w:p>
-        </w:tc>
-        <w:tc>
-          <w:tcPr>
-            <w:tcW w:type="dxa" w:w="737"/>
-          </w:tcPr>
-          <w:p>
-            <w:pPr>
-              <w:jc w:val="center"/>
-            </w:pPr>
-            <w:r/>
-            <w:r>
-              <w:rPr>
-                <w:b w:val="0"/>
-                <w:sz w:val="18"/>
-              </w:rPr>
-              <w:t>2 046</w:t>
-            </w:r>
-          </w:p>
-        </w:tc>
-        <w:tc>
-          <w:tcPr>
-            <w:tcW w:type="dxa" w:w="737"/>
-          </w:tcPr>
-          <w:p>
-            <w:pPr>
-              <w:jc w:val="center"/>
-            </w:pPr>
-            <w:r/>
-            <w:r>
-              <w:rPr>
-                <w:b w:val="0"/>
-                <w:sz w:val="18"/>
-              </w:rPr>
-              <w:t>2 476</w:t>
-            </w:r>
-          </w:p>
-        </w:tc>
-        <w:tc>
-          <w:tcPr>
-            <w:tcW w:type="dxa" w:w="737"/>
-          </w:tcPr>
-          <w:p>
-            <w:pPr>
-              <w:jc w:val="center"/>
-            </w:pPr>
-            <w:r/>
-            <w:r>
-              <w:rPr>
-                <w:b w:val="0"/>
-                <w:sz w:val="18"/>
-              </w:rPr>
-              <w:t>3 155</w:t>
+              <w:t>2</w:t>
+            </w:r>
+          </w:p>
+        </w:tc>
+        <w:tc>
+          <w:tcPr>
+            <w:tcW w:type="dxa" w:w="737"/>
+          </w:tcPr>
+          <w:p>
+            <w:pPr>
+              <w:jc w:val="center"/>
+            </w:pPr>
+            <w:r/>
+            <w:r>
+              <w:rPr>
+                <w:b w:val="0"/>
+                <w:sz w:val="18"/>
+              </w:rPr>
+              <w:t>937</w:t>
+            </w:r>
+          </w:p>
+        </w:tc>
+        <w:tc>
+          <w:tcPr>
+            <w:tcW w:type="dxa" w:w="737"/>
+          </w:tcPr>
+          <w:p>
+            <w:pPr>
+              <w:jc w:val="center"/>
+            </w:pPr>
+            <w:r/>
+            <w:r>
+              <w:rPr>
+                <w:b w:val="0"/>
+                <w:sz w:val="18"/>
+              </w:rPr>
+              <w:t>1 454</w:t>
+            </w:r>
+          </w:p>
+        </w:tc>
+        <w:tc>
+          <w:tcPr>
+            <w:tcW w:type="dxa" w:w="737"/>
+          </w:tcPr>
+          <w:p>
+            <w:pPr>
+              <w:jc w:val="center"/>
+            </w:pPr>
+            <w:r/>
+            <w:r>
+              <w:rPr>
+                <w:b w:val="0"/>
+                <w:sz w:val="18"/>
+              </w:rPr>
+              <w:t>1 970</w:t>
+            </w:r>
+          </w:p>
+        </w:tc>
+        <w:tc>
+          <w:tcPr>
+            <w:tcW w:type="dxa" w:w="737"/>
+          </w:tcPr>
+          <w:p>
+            <w:pPr>
+              <w:jc w:val="center"/>
+            </w:pPr>
+            <w:r/>
+            <w:r>
+              <w:rPr>
+                <w:b w:val="0"/>
+                <w:sz w:val="18"/>
+              </w:rPr>
+              <w:t>2 552</w:t>
+            </w:r>
+          </w:p>
+        </w:tc>
+        <w:tc>
+          <w:tcPr>
+            <w:tcW w:type="dxa" w:w="737"/>
+          </w:tcPr>
+          <w:p>
+            <w:pPr>
+              <w:jc w:val="center"/>
+            </w:pPr>
+            <w:r/>
+            <w:r>
+              <w:rPr>
+                <w:b w:val="0"/>
+                <w:sz w:val="18"/>
+              </w:rPr>
+              <w:t>—</w:t>
+            </w:r>
+          </w:p>
+        </w:tc>
+        <w:tc>
+          <w:tcPr>
+            <w:tcW w:type="dxa" w:w="737"/>
+          </w:tcPr>
+          <w:p>
+            <w:pPr>
+              <w:jc w:val="center"/>
+            </w:pPr>
+            <w:r/>
+            <w:r>
+              <w:rPr>
+                <w:b w:val="0"/>
+                <w:sz w:val="18"/>
+              </w:rPr>
+              <w:t>—</w:t>
             </w:r>
           </w:p>
         </w:tc>
@@ -3469,7 +3657,7 @@
                 <w:b/>
                 <w:sz w:val="18"/>
               </w:rPr>
-              <w:t>decrescendo</w:t>
+              <w:t>crescendo</w:t>
             </w:r>
           </w:p>
         </w:tc>
@@ -3505,97 +3693,97 @@
                 <w:b w:val="0"/>
                 <w:sz w:val="18"/>
               </w:rPr>
-              <w:t>754</w:t>
-            </w:r>
-          </w:p>
-        </w:tc>
-        <w:tc>
-          <w:tcPr>
-            <w:tcW w:type="dxa" w:w="737"/>
-          </w:tcPr>
-          <w:p>
-            <w:pPr>
-              <w:jc w:val="center"/>
-            </w:pPr>
-            <w:r/>
-            <w:r>
-              <w:rPr>
-                <w:b w:val="0"/>
-                <w:sz w:val="18"/>
-              </w:rPr>
-              <w:t>1 195</w:t>
-            </w:r>
-          </w:p>
-        </w:tc>
-        <w:tc>
-          <w:tcPr>
-            <w:tcW w:type="dxa" w:w="737"/>
-          </w:tcPr>
-          <w:p>
-            <w:pPr>
-              <w:jc w:val="center"/>
-            </w:pPr>
-            <w:r/>
-            <w:r>
-              <w:rPr>
-                <w:b w:val="0"/>
-                <w:sz w:val="18"/>
-              </w:rPr>
-              <w:t>1 604</w:t>
-            </w:r>
-          </w:p>
-        </w:tc>
-        <w:tc>
-          <w:tcPr>
-            <w:tcW w:type="dxa" w:w="737"/>
-          </w:tcPr>
-          <w:p>
-            <w:pPr>
-              <w:jc w:val="center"/>
-            </w:pPr>
-            <w:r/>
-            <w:r>
-              <w:rPr>
-                <w:b w:val="0"/>
-                <w:sz w:val="18"/>
-              </w:rPr>
-              <w:t>1 981</w:t>
-            </w:r>
-          </w:p>
-        </w:tc>
-        <w:tc>
-          <w:tcPr>
-            <w:tcW w:type="dxa" w:w="737"/>
-          </w:tcPr>
-          <w:p>
-            <w:pPr>
-              <w:jc w:val="center"/>
-            </w:pPr>
-            <w:r/>
-            <w:r>
-              <w:rPr>
-                <w:b w:val="0"/>
-                <w:sz w:val="18"/>
-              </w:rPr>
-              <w:t>2 390</w:t>
-            </w:r>
-          </w:p>
-        </w:tc>
-        <w:tc>
-          <w:tcPr>
-            <w:tcW w:type="dxa" w:w="737"/>
-          </w:tcPr>
-          <w:p>
-            <w:pPr>
-              <w:jc w:val="center"/>
-            </w:pPr>
-            <w:r/>
-            <w:r>
-              <w:rPr>
-                <w:b w:val="0"/>
-                <w:sz w:val="18"/>
-              </w:rPr>
-              <w:t>3 004</w:t>
+              <w:t>624</w:t>
+            </w:r>
+          </w:p>
+        </w:tc>
+        <w:tc>
+          <w:tcPr>
+            <w:tcW w:type="dxa" w:w="737"/>
+          </w:tcPr>
+          <w:p>
+            <w:pPr>
+              <w:jc w:val="center"/>
+            </w:pPr>
+            <w:r/>
+            <w:r>
+              <w:rPr>
+                <w:b w:val="0"/>
+                <w:sz w:val="18"/>
+              </w:rPr>
+              <w:t>1 120</w:t>
+            </w:r>
+          </w:p>
+        </w:tc>
+        <w:tc>
+          <w:tcPr>
+            <w:tcW w:type="dxa" w:w="737"/>
+          </w:tcPr>
+          <w:p>
+            <w:pPr>
+              <w:jc w:val="center"/>
+            </w:pPr>
+            <w:r/>
+            <w:r>
+              <w:rPr>
+                <w:b w:val="0"/>
+                <w:sz w:val="18"/>
+              </w:rPr>
+              <w:t>1 540</w:t>
+            </w:r>
+          </w:p>
+        </w:tc>
+        <w:tc>
+          <w:tcPr>
+            <w:tcW w:type="dxa" w:w="737"/>
+          </w:tcPr>
+          <w:p>
+            <w:pPr>
+              <w:jc w:val="center"/>
+            </w:pPr>
+            <w:r/>
+            <w:r>
+              <w:rPr>
+                <w:b w:val="0"/>
+                <w:sz w:val="18"/>
+              </w:rPr>
+              <w:t>1 970</w:t>
+            </w:r>
+          </w:p>
+        </w:tc>
+        <w:tc>
+          <w:tcPr>
+            <w:tcW w:type="dxa" w:w="737"/>
+          </w:tcPr>
+          <w:p>
+            <w:pPr>
+              <w:jc w:val="center"/>
+            </w:pPr>
+            <w:r/>
+            <w:r>
+              <w:rPr>
+                <w:b w:val="0"/>
+                <w:sz w:val="18"/>
+              </w:rPr>
+              <w:t>2 530</w:t>
+            </w:r>
+          </w:p>
+        </w:tc>
+        <w:tc>
+          <w:tcPr>
+            <w:tcW w:type="dxa" w:w="737"/>
+          </w:tcPr>
+          <w:p>
+            <w:pPr>
+              <w:jc w:val="center"/>
+            </w:pPr>
+            <w:r/>
+            <w:r>
+              <w:rPr>
+                <w:b w:val="0"/>
+                <w:sz w:val="18"/>
+              </w:rPr>
+              <w:t>3 348</w:t>
             </w:r>
           </w:p>
         </w:tc>
@@ -3615,7 +3803,7 @@
                 <w:b/>
                 <w:sz w:val="18"/>
               </w:rPr>
-              <w:t>discolored_fingering</w:t>
+              <w:t>crescendo_to_decrescendo</w:t>
             </w:r>
           </w:p>
         </w:tc>
@@ -3633,115 +3821,115 @@
                 <w:b w:val="0"/>
                 <w:sz w:val="18"/>
               </w:rPr>
-              <w:t>34</w:t>
-            </w:r>
-          </w:p>
-        </w:tc>
-        <w:tc>
-          <w:tcPr>
-            <w:tcW w:type="dxa" w:w="737"/>
-          </w:tcPr>
-          <w:p>
-            <w:pPr>
-              <w:jc w:val="center"/>
-            </w:pPr>
-            <w:r/>
-            <w:r>
-              <w:rPr>
-                <w:b w:val="0"/>
-                <w:sz w:val="18"/>
-              </w:rPr>
-              <w:t>711</w:t>
-            </w:r>
-          </w:p>
-        </w:tc>
-        <w:tc>
-          <w:tcPr>
-            <w:tcW w:type="dxa" w:w="737"/>
-          </w:tcPr>
-          <w:p>
-            <w:pPr>
-              <w:jc w:val="center"/>
-            </w:pPr>
-            <w:r/>
-            <w:r>
-              <w:rPr>
-                <w:b w:val="0"/>
-                <w:sz w:val="18"/>
-              </w:rPr>
-              <w:t>1 141</w:t>
-            </w:r>
-          </w:p>
-        </w:tc>
-        <w:tc>
-          <w:tcPr>
-            <w:tcW w:type="dxa" w:w="737"/>
-          </w:tcPr>
-          <w:p>
-            <w:pPr>
-              <w:jc w:val="center"/>
-            </w:pPr>
-            <w:r/>
-            <w:r>
-              <w:rPr>
-                <w:b w:val="0"/>
-                <w:sz w:val="18"/>
-              </w:rPr>
-              <w:t>1 550</w:t>
-            </w:r>
-          </w:p>
-        </w:tc>
-        <w:tc>
-          <w:tcPr>
-            <w:tcW w:type="dxa" w:w="737"/>
-          </w:tcPr>
-          <w:p>
-            <w:pPr>
-              <w:jc w:val="center"/>
-            </w:pPr>
-            <w:r/>
-            <w:r>
-              <w:rPr>
-                <w:b w:val="0"/>
-                <w:sz w:val="18"/>
-              </w:rPr>
-              <w:t>2 056</w:t>
-            </w:r>
-          </w:p>
-        </w:tc>
-        <w:tc>
-          <w:tcPr>
-            <w:tcW w:type="dxa" w:w="737"/>
-          </w:tcPr>
-          <w:p>
-            <w:pPr>
-              <w:jc w:val="center"/>
-            </w:pPr>
-            <w:r/>
-            <w:r>
-              <w:rPr>
-                <w:b w:val="0"/>
-                <w:sz w:val="18"/>
-              </w:rPr>
-              <w:t>2 638</w:t>
-            </w:r>
-          </w:p>
-        </w:tc>
-        <w:tc>
-          <w:tcPr>
-            <w:tcW w:type="dxa" w:w="737"/>
-          </w:tcPr>
-          <w:p>
-            <w:pPr>
-              <w:jc w:val="center"/>
-            </w:pPr>
-            <w:r/>
-            <w:r>
-              <w:rPr>
-                <w:b w:val="0"/>
-                <w:sz w:val="18"/>
-              </w:rPr>
-              <w:t>3 747</w:t>
+              <w:t>37</w:t>
+            </w:r>
+          </w:p>
+        </w:tc>
+        <w:tc>
+          <w:tcPr>
+            <w:tcW w:type="dxa" w:w="737"/>
+          </w:tcPr>
+          <w:p>
+            <w:pPr>
+              <w:jc w:val="center"/>
+            </w:pPr>
+            <w:r/>
+            <w:r>
+              <w:rPr>
+                <w:b w:val="0"/>
+                <w:sz w:val="18"/>
+              </w:rPr>
+              <w:t>657</w:t>
+            </w:r>
+          </w:p>
+        </w:tc>
+        <w:tc>
+          <w:tcPr>
+            <w:tcW w:type="dxa" w:w="737"/>
+          </w:tcPr>
+          <w:p>
+            <w:pPr>
+              <w:jc w:val="center"/>
+            </w:pPr>
+            <w:r/>
+            <w:r>
+              <w:rPr>
+                <w:b w:val="0"/>
+                <w:sz w:val="18"/>
+              </w:rPr>
+              <w:t>1 120</w:t>
+            </w:r>
+          </w:p>
+        </w:tc>
+        <w:tc>
+          <w:tcPr>
+            <w:tcW w:type="dxa" w:w="737"/>
+          </w:tcPr>
+          <w:p>
+            <w:pPr>
+              <w:jc w:val="center"/>
+            </w:pPr>
+            <w:r/>
+            <w:r>
+              <w:rPr>
+                <w:b w:val="0"/>
+                <w:sz w:val="18"/>
+              </w:rPr>
+              <w:t>1 540</w:t>
+            </w:r>
+          </w:p>
+        </w:tc>
+        <w:tc>
+          <w:tcPr>
+            <w:tcW w:type="dxa" w:w="737"/>
+          </w:tcPr>
+          <w:p>
+            <w:pPr>
+              <w:jc w:val="center"/>
+            </w:pPr>
+            <w:r/>
+            <w:r>
+              <w:rPr>
+                <w:b w:val="0"/>
+                <w:sz w:val="18"/>
+              </w:rPr>
+              <w:t>2 046</w:t>
+            </w:r>
+          </w:p>
+        </w:tc>
+        <w:tc>
+          <w:tcPr>
+            <w:tcW w:type="dxa" w:w="737"/>
+          </w:tcPr>
+          <w:p>
+            <w:pPr>
+              <w:jc w:val="center"/>
+            </w:pPr>
+            <w:r/>
+            <w:r>
+              <w:rPr>
+                <w:b w:val="0"/>
+                <w:sz w:val="18"/>
+              </w:rPr>
+              <w:t>2 476</w:t>
+            </w:r>
+          </w:p>
+        </w:tc>
+        <w:tc>
+          <w:tcPr>
+            <w:tcW w:type="dxa" w:w="737"/>
+          </w:tcPr>
+          <w:p>
+            <w:pPr>
+              <w:jc w:val="center"/>
+            </w:pPr>
+            <w:r/>
+            <w:r>
+              <w:rPr>
+                <w:b w:val="0"/>
+                <w:sz w:val="18"/>
+              </w:rPr>
+              <w:t>3 155</w:t>
             </w:r>
           </w:p>
         </w:tc>
@@ -3761,7 +3949,7 @@
                 <w:b/>
                 <w:sz w:val="18"/>
               </w:rPr>
-              <w:t>flatterzunge</w:t>
+              <w:t>decrescendo</w:t>
             </w:r>
           </w:p>
         </w:tc>
@@ -3779,115 +3967,115 @@
                 <w:b w:val="0"/>
                 <w:sz w:val="18"/>
               </w:rPr>
-              <w:t>116</w:t>
-            </w:r>
-          </w:p>
-        </w:tc>
-        <w:tc>
-          <w:tcPr>
-            <w:tcW w:type="dxa" w:w="737"/>
-          </w:tcPr>
-          <w:p>
-            <w:pPr>
-              <w:jc w:val="center"/>
-            </w:pPr>
-            <w:r/>
-            <w:r>
-              <w:rPr>
-                <w:b w:val="0"/>
-                <w:sz w:val="18"/>
-              </w:rPr>
-              <w:t>571</w:t>
-            </w:r>
-          </w:p>
-        </w:tc>
-        <w:tc>
-          <w:tcPr>
-            <w:tcW w:type="dxa" w:w="737"/>
-          </w:tcPr>
-          <w:p>
-            <w:pPr>
-              <w:jc w:val="center"/>
-            </w:pPr>
-            <w:r/>
-            <w:r>
-              <w:rPr>
-                <w:b w:val="0"/>
-                <w:sz w:val="18"/>
-              </w:rPr>
-              <w:t>1 066</w:t>
-            </w:r>
-          </w:p>
-        </w:tc>
-        <w:tc>
-          <w:tcPr>
-            <w:tcW w:type="dxa" w:w="737"/>
-          </w:tcPr>
-          <w:p>
-            <w:pPr>
-              <w:jc w:val="center"/>
-            </w:pPr>
-            <w:r/>
-            <w:r>
-              <w:rPr>
-                <w:b w:val="0"/>
-                <w:sz w:val="18"/>
-              </w:rPr>
-              <w:t>1 518</w:t>
-            </w:r>
-          </w:p>
-        </w:tc>
-        <w:tc>
-          <w:tcPr>
-            <w:tcW w:type="dxa" w:w="737"/>
-          </w:tcPr>
-          <w:p>
-            <w:pPr>
-              <w:jc w:val="center"/>
-            </w:pPr>
-            <w:r/>
-            <w:r>
-              <w:rPr>
-                <w:b w:val="0"/>
-                <w:sz w:val="18"/>
-              </w:rPr>
-              <w:t>1 916</w:t>
-            </w:r>
-          </w:p>
-        </w:tc>
-        <w:tc>
-          <w:tcPr>
-            <w:tcW w:type="dxa" w:w="737"/>
-          </w:tcPr>
-          <w:p>
-            <w:pPr>
-              <w:jc w:val="center"/>
-            </w:pPr>
-            <w:r/>
-            <w:r>
-              <w:rPr>
-                <w:b w:val="0"/>
-                <w:sz w:val="18"/>
-              </w:rPr>
-              <w:t>2 315</w:t>
-            </w:r>
-          </w:p>
-        </w:tc>
-        <w:tc>
-          <w:tcPr>
-            <w:tcW w:type="dxa" w:w="737"/>
-          </w:tcPr>
-          <w:p>
-            <w:pPr>
-              <w:jc w:val="center"/>
-            </w:pPr>
-            <w:r/>
-            <w:r>
-              <w:rPr>
-                <w:b w:val="0"/>
-                <w:sz w:val="18"/>
-              </w:rPr>
-              <w:t>2 627</w:t>
+              <w:t>33</w:t>
+            </w:r>
+          </w:p>
+        </w:tc>
+        <w:tc>
+          <w:tcPr>
+            <w:tcW w:type="dxa" w:w="737"/>
+          </w:tcPr>
+          <w:p>
+            <w:pPr>
+              <w:jc w:val="center"/>
+            </w:pPr>
+            <w:r/>
+            <w:r>
+              <w:rPr>
+                <w:b w:val="0"/>
+                <w:sz w:val="18"/>
+              </w:rPr>
+              <w:t>754</w:t>
+            </w:r>
+          </w:p>
+        </w:tc>
+        <w:tc>
+          <w:tcPr>
+            <w:tcW w:type="dxa" w:w="737"/>
+          </w:tcPr>
+          <w:p>
+            <w:pPr>
+              <w:jc w:val="center"/>
+            </w:pPr>
+            <w:r/>
+            <w:r>
+              <w:rPr>
+                <w:b w:val="0"/>
+                <w:sz w:val="18"/>
+              </w:rPr>
+              <w:t>1 195</w:t>
+            </w:r>
+          </w:p>
+        </w:tc>
+        <w:tc>
+          <w:tcPr>
+            <w:tcW w:type="dxa" w:w="737"/>
+          </w:tcPr>
+          <w:p>
+            <w:pPr>
+              <w:jc w:val="center"/>
+            </w:pPr>
+            <w:r/>
+            <w:r>
+              <w:rPr>
+                <w:b w:val="0"/>
+                <w:sz w:val="18"/>
+              </w:rPr>
+              <w:t>1 604</w:t>
+            </w:r>
+          </w:p>
+        </w:tc>
+        <w:tc>
+          <w:tcPr>
+            <w:tcW w:type="dxa" w:w="737"/>
+          </w:tcPr>
+          <w:p>
+            <w:pPr>
+              <w:jc w:val="center"/>
+            </w:pPr>
+            <w:r/>
+            <w:r>
+              <w:rPr>
+                <w:b w:val="0"/>
+                <w:sz w:val="18"/>
+              </w:rPr>
+              <w:t>1 981</w:t>
+            </w:r>
+          </w:p>
+        </w:tc>
+        <w:tc>
+          <w:tcPr>
+            <w:tcW w:type="dxa" w:w="737"/>
+          </w:tcPr>
+          <w:p>
+            <w:pPr>
+              <w:jc w:val="center"/>
+            </w:pPr>
+            <w:r/>
+            <w:r>
+              <w:rPr>
+                <w:b w:val="0"/>
+                <w:sz w:val="18"/>
+              </w:rPr>
+              <w:t>2 390</w:t>
+            </w:r>
+          </w:p>
+        </w:tc>
+        <w:tc>
+          <w:tcPr>
+            <w:tcW w:type="dxa" w:w="737"/>
+          </w:tcPr>
+          <w:p>
+            <w:pPr>
+              <w:jc w:val="center"/>
+            </w:pPr>
+            <w:r/>
+            <w:r>
+              <w:rPr>
+                <w:b w:val="0"/>
+                <w:sz w:val="18"/>
+              </w:rPr>
+              <w:t>3 004</w:t>
             </w:r>
           </w:p>
         </w:tc>
@@ -3896,6 +4084,298 @@
         <w:tc>
           <w:tcPr>
             <w:tcW w:type="dxa" w:w="2721"/>
+          </w:tcPr>
+          <w:p>
+            <w:pPr>
+              <w:jc w:val="center"/>
+            </w:pPr>
+            <w:r/>
+            <w:r>
+              <w:rPr>
+                <w:b/>
+                <w:sz w:val="18"/>
+              </w:rPr>
+              <w:t>discolored_fingering</w:t>
+            </w:r>
+          </w:p>
+        </w:tc>
+        <w:tc>
+          <w:tcPr>
+            <w:tcW w:type="dxa" w:w="624"/>
+          </w:tcPr>
+          <w:p>
+            <w:pPr>
+              <w:jc w:val="center"/>
+            </w:pPr>
+            <w:r/>
+            <w:r>
+              <w:rPr>
+                <w:b w:val="0"/>
+                <w:sz w:val="18"/>
+              </w:rPr>
+              <w:t>34</w:t>
+            </w:r>
+          </w:p>
+        </w:tc>
+        <w:tc>
+          <w:tcPr>
+            <w:tcW w:type="dxa" w:w="737"/>
+          </w:tcPr>
+          <w:p>
+            <w:pPr>
+              <w:jc w:val="center"/>
+            </w:pPr>
+            <w:r/>
+            <w:r>
+              <w:rPr>
+                <w:b w:val="0"/>
+                <w:sz w:val="18"/>
+              </w:rPr>
+              <w:t>711</w:t>
+            </w:r>
+          </w:p>
+        </w:tc>
+        <w:tc>
+          <w:tcPr>
+            <w:tcW w:type="dxa" w:w="737"/>
+          </w:tcPr>
+          <w:p>
+            <w:pPr>
+              <w:jc w:val="center"/>
+            </w:pPr>
+            <w:r/>
+            <w:r>
+              <w:rPr>
+                <w:b w:val="0"/>
+                <w:sz w:val="18"/>
+              </w:rPr>
+              <w:t>1 141</w:t>
+            </w:r>
+          </w:p>
+        </w:tc>
+        <w:tc>
+          <w:tcPr>
+            <w:tcW w:type="dxa" w:w="737"/>
+          </w:tcPr>
+          <w:p>
+            <w:pPr>
+              <w:jc w:val="center"/>
+            </w:pPr>
+            <w:r/>
+            <w:r>
+              <w:rPr>
+                <w:b w:val="0"/>
+                <w:sz w:val="18"/>
+              </w:rPr>
+              <w:t>1 550</w:t>
+            </w:r>
+          </w:p>
+        </w:tc>
+        <w:tc>
+          <w:tcPr>
+            <w:tcW w:type="dxa" w:w="737"/>
+          </w:tcPr>
+          <w:p>
+            <w:pPr>
+              <w:jc w:val="center"/>
+            </w:pPr>
+            <w:r/>
+            <w:r>
+              <w:rPr>
+                <w:b w:val="0"/>
+                <w:sz w:val="18"/>
+              </w:rPr>
+              <w:t>2 056</w:t>
+            </w:r>
+          </w:p>
+        </w:tc>
+        <w:tc>
+          <w:tcPr>
+            <w:tcW w:type="dxa" w:w="737"/>
+          </w:tcPr>
+          <w:p>
+            <w:pPr>
+              <w:jc w:val="center"/>
+            </w:pPr>
+            <w:r/>
+            <w:r>
+              <w:rPr>
+                <w:b w:val="0"/>
+                <w:sz w:val="18"/>
+              </w:rPr>
+              <w:t>2 638</w:t>
+            </w:r>
+          </w:p>
+        </w:tc>
+        <w:tc>
+          <w:tcPr>
+            <w:tcW w:type="dxa" w:w="737"/>
+          </w:tcPr>
+          <w:p>
+            <w:pPr>
+              <w:jc w:val="center"/>
+            </w:pPr>
+            <w:r/>
+            <w:r>
+              <w:rPr>
+                <w:b w:val="0"/>
+                <w:sz w:val="18"/>
+              </w:rPr>
+              <w:t>3 747</w:t>
+            </w:r>
+          </w:p>
+        </w:tc>
+      </w:tr>
+      <w:tr>
+        <w:tc>
+          <w:tcPr>
+            <w:tcW w:type="dxa" w:w="2721"/>
+          </w:tcPr>
+          <w:p>
+            <w:pPr>
+              <w:jc w:val="center"/>
+            </w:pPr>
+            <w:r/>
+            <w:r>
+              <w:rPr>
+                <w:b/>
+                <w:sz w:val="18"/>
+              </w:rPr>
+              <w:t>flatterzunge</w:t>
+            </w:r>
+          </w:p>
+        </w:tc>
+        <w:tc>
+          <w:tcPr>
+            <w:tcW w:type="dxa" w:w="624"/>
+          </w:tcPr>
+          <w:p>
+            <w:pPr>
+              <w:jc w:val="center"/>
+            </w:pPr>
+            <w:r/>
+            <w:r>
+              <w:rPr>
+                <w:b w:val="0"/>
+                <w:sz w:val="18"/>
+              </w:rPr>
+              <w:t>116</w:t>
+            </w:r>
+          </w:p>
+        </w:tc>
+        <w:tc>
+          <w:tcPr>
+            <w:tcW w:type="dxa" w:w="737"/>
+          </w:tcPr>
+          <w:p>
+            <w:pPr>
+              <w:jc w:val="center"/>
+            </w:pPr>
+            <w:r/>
+            <w:r>
+              <w:rPr>
+                <w:b w:val="0"/>
+                <w:sz w:val="18"/>
+              </w:rPr>
+              <w:t>571</w:t>
+            </w:r>
+          </w:p>
+        </w:tc>
+        <w:tc>
+          <w:tcPr>
+            <w:tcW w:type="dxa" w:w="737"/>
+          </w:tcPr>
+          <w:p>
+            <w:pPr>
+              <w:jc w:val="center"/>
+            </w:pPr>
+            <w:r/>
+            <w:r>
+              <w:rPr>
+                <w:b w:val="0"/>
+                <w:sz w:val="18"/>
+              </w:rPr>
+              <w:t>1 066</w:t>
+            </w:r>
+          </w:p>
+        </w:tc>
+        <w:tc>
+          <w:tcPr>
+            <w:tcW w:type="dxa" w:w="737"/>
+          </w:tcPr>
+          <w:p>
+            <w:pPr>
+              <w:jc w:val="center"/>
+            </w:pPr>
+            <w:r/>
+            <w:r>
+              <w:rPr>
+                <w:b w:val="0"/>
+                <w:sz w:val="18"/>
+              </w:rPr>
+              <w:t>1 518</w:t>
+            </w:r>
+          </w:p>
+        </w:tc>
+        <w:tc>
+          <w:tcPr>
+            <w:tcW w:type="dxa" w:w="737"/>
+          </w:tcPr>
+          <w:p>
+            <w:pPr>
+              <w:jc w:val="center"/>
+            </w:pPr>
+            <w:r/>
+            <w:r>
+              <w:rPr>
+                <w:b w:val="0"/>
+                <w:sz w:val="18"/>
+              </w:rPr>
+              <w:t>1 916</w:t>
+            </w:r>
+          </w:p>
+        </w:tc>
+        <w:tc>
+          <w:tcPr>
+            <w:tcW w:type="dxa" w:w="737"/>
+          </w:tcPr>
+          <w:p>
+            <w:pPr>
+              <w:jc w:val="center"/>
+            </w:pPr>
+            <w:r/>
+            <w:r>
+              <w:rPr>
+                <w:b w:val="0"/>
+                <w:sz w:val="18"/>
+              </w:rPr>
+              <w:t>2 315</w:t>
+            </w:r>
+          </w:p>
+        </w:tc>
+        <w:tc>
+          <w:tcPr>
+            <w:tcW w:type="dxa" w:w="737"/>
+          </w:tcPr>
+          <w:p>
+            <w:pPr>
+              <w:jc w:val="center"/>
+            </w:pPr>
+            <w:r/>
+            <w:r>
+              <w:rPr>
+                <w:b w:val="0"/>
+                <w:sz w:val="18"/>
+              </w:rPr>
+              <w:t>2 627</w:t>
+            </w:r>
+          </w:p>
+        </w:tc>
+      </w:tr>
+      <w:tr>
+        <w:tc>
+          <w:tcPr>
+            <w:tcW w:type="dxa" w:w="2721"/>
             <w:shd w:fill="DFF0D8"/>
           </w:tcPr>
           <w:p>
@@ -4050,144 +4530,158 @@
         <w:tc>
           <w:tcPr>
             <w:tcW w:type="dxa" w:w="2721"/>
-          </w:tcPr>
-          <w:p>
-            <w:pPr>
-              <w:jc w:val="center"/>
-            </w:pPr>
-            <w:r/>
-            <w:r>
-              <w:rPr>
-                <w:b/>
-                <w:sz w:val="18"/>
-              </w:rPr>
-              <w:t>harmonic_fingering</w:t>
+            <w:shd w:fill="DFF0D8"/>
+          </w:tcPr>
+          <w:p>
+            <w:pPr>
+              <w:jc w:val="center"/>
+            </w:pPr>
+            <w:r/>
+            <w:r>
+              <w:rPr>
+                <w:b w:val="0"/>
+                <w:color w:val="787878"/>
+                <w:sz w:val="14"/>
+              </w:rPr>
+              <w:t>↳ σ / [Q25–Q75]</w:t>
             </w:r>
           </w:p>
         </w:tc>
         <w:tc>
           <w:tcPr>
             <w:tcW w:type="dxa" w:w="624"/>
-          </w:tcPr>
-          <w:p>
-            <w:pPr>
-              <w:jc w:val="center"/>
-            </w:pPr>
-            <w:r/>
-            <w:r>
-              <w:rPr>
-                <w:b w:val="0"/>
-                <w:sz w:val="18"/>
-              </w:rPr>
-              <w:t>38</w:t>
-            </w:r>
-          </w:p>
-        </w:tc>
-        <w:tc>
-          <w:tcPr>
-            <w:tcW w:type="dxa" w:w="737"/>
-          </w:tcPr>
-          <w:p>
-            <w:pPr>
-              <w:jc w:val="center"/>
-            </w:pPr>
-            <w:r/>
-            <w:r>
-              <w:rPr>
-                <w:b w:val="0"/>
-                <w:sz w:val="18"/>
-              </w:rPr>
-              <w:t>861</w:t>
-            </w:r>
-          </w:p>
-        </w:tc>
-        <w:tc>
-          <w:tcPr>
-            <w:tcW w:type="dxa" w:w="737"/>
-          </w:tcPr>
-          <w:p>
-            <w:pPr>
-              <w:jc w:val="center"/>
-            </w:pPr>
-            <w:r/>
-            <w:r>
-              <w:rPr>
-                <w:b w:val="0"/>
-                <w:sz w:val="18"/>
-              </w:rPr>
-              <w:t>1 410</w:t>
-            </w:r>
-          </w:p>
-        </w:tc>
-        <w:tc>
-          <w:tcPr>
-            <w:tcW w:type="dxa" w:w="737"/>
-          </w:tcPr>
-          <w:p>
-            <w:pPr>
-              <w:jc w:val="center"/>
-            </w:pPr>
-            <w:r/>
-            <w:r>
-              <w:rPr>
-                <w:b w:val="0"/>
-                <w:sz w:val="18"/>
-              </w:rPr>
-              <w:t>1 755</w:t>
-            </w:r>
-          </w:p>
-        </w:tc>
-        <w:tc>
-          <w:tcPr>
-            <w:tcW w:type="dxa" w:w="737"/>
-          </w:tcPr>
-          <w:p>
-            <w:pPr>
-              <w:jc w:val="center"/>
-            </w:pPr>
-            <w:r/>
-            <w:r>
-              <w:rPr>
-                <w:b w:val="0"/>
-                <w:sz w:val="18"/>
-              </w:rPr>
-              <w:t>2 272</w:t>
-            </w:r>
-          </w:p>
-        </w:tc>
-        <w:tc>
-          <w:tcPr>
-            <w:tcW w:type="dxa" w:w="737"/>
-          </w:tcPr>
-          <w:p>
-            <w:pPr>
-              <w:jc w:val="center"/>
-            </w:pPr>
-            <w:r/>
-            <w:r>
-              <w:rPr>
-                <w:b w:val="0"/>
-                <w:sz w:val="18"/>
-              </w:rPr>
-              <w:t>2 832</w:t>
-            </w:r>
-          </w:p>
-        </w:tc>
-        <w:tc>
-          <w:tcPr>
-            <w:tcW w:type="dxa" w:w="737"/>
-          </w:tcPr>
-          <w:p>
-            <w:pPr>
-              <w:jc w:val="center"/>
-            </w:pPr>
-            <w:r/>
-            <w:r>
-              <w:rPr>
-                <w:b w:val="0"/>
-                <w:sz w:val="18"/>
-              </w:rPr>
-              <w:t>4 016</w:t>
+            <w:shd w:fill="DFF0D8"/>
+          </w:tcPr>
+          <w:p>
+            <w:pPr>
+              <w:jc w:val="center"/>
+            </w:pPr>
+            <w:r/>
+            <w:r>
+              <w:rPr>
+                <w:b w:val="0"/>
+                <w:sz w:val="14"/>
+              </w:rPr>
+            </w:r>
+          </w:p>
+        </w:tc>
+        <w:tc>
+          <w:tcPr>
+            <w:tcW w:type="dxa" w:w="737"/>
+            <w:shd w:fill="DFF0D8"/>
+          </w:tcPr>
+          <w:p>
+            <w:pPr>
+              <w:jc w:val="center"/>
+            </w:pPr>
+            <w:r/>
+            <w:r>
+              <w:rPr>
+                <w:b w:val="0"/>
+                <w:color w:val="787878"/>
+                <w:sz w:val="14"/>
+              </w:rPr>
+              <w:t>σ=291 [441–948]</w:t>
+            </w:r>
+          </w:p>
+        </w:tc>
+        <w:tc>
+          <w:tcPr>
+            <w:tcW w:type="dxa" w:w="737"/>
+            <w:shd w:fill="DFF0D8"/>
+          </w:tcPr>
+          <w:p>
+            <w:pPr>
+              <w:jc w:val="center"/>
+            </w:pPr>
+            <w:r/>
+            <w:r>
+              <w:rPr>
+                <w:b w:val="0"/>
+                <w:color w:val="787878"/>
+                <w:sz w:val="14"/>
+              </w:rPr>
+              <w:t>σ=499 [883–1421]</w:t>
+            </w:r>
+          </w:p>
+        </w:tc>
+        <w:tc>
+          <w:tcPr>
+            <w:tcW w:type="dxa" w:w="737"/>
+            <w:shd w:fill="DFF0D8"/>
+          </w:tcPr>
+          <w:p>
+            <w:pPr>
+              <w:jc w:val="center"/>
+            </w:pPr>
+            <w:r/>
+            <w:r>
+              <w:rPr>
+                <w:b w:val="0"/>
+                <w:color w:val="787878"/>
+                <w:sz w:val="14"/>
+              </w:rPr>
+              <w:t>σ=709 [1324–1776]</w:t>
+            </w:r>
+          </w:p>
+        </w:tc>
+        <w:tc>
+          <w:tcPr>
+            <w:tcW w:type="dxa" w:w="737"/>
+            <w:shd w:fill="DFF0D8"/>
+          </w:tcPr>
+          <w:p>
+            <w:pPr>
+              <w:jc w:val="center"/>
+            </w:pPr>
+            <w:r/>
+            <w:r>
+              <w:rPr>
+                <w:b w:val="0"/>
+                <w:color w:val="787878"/>
+                <w:sz w:val="14"/>
+              </w:rPr>
+              <w:t>σ=760</w:t>
+            </w:r>
+          </w:p>
+        </w:tc>
+        <w:tc>
+          <w:tcPr>
+            <w:tcW w:type="dxa" w:w="737"/>
+            <w:shd w:fill="DFF0D8"/>
+          </w:tcPr>
+          <w:p>
+            <w:pPr>
+              <w:jc w:val="center"/>
+            </w:pPr>
+            <w:r/>
+            <w:r>
+              <w:rPr>
+                <w:b w:val="0"/>
+                <w:color w:val="787878"/>
+                <w:sz w:val="14"/>
+              </w:rPr>
+              <w:t>σ=1008</w:t>
+            </w:r>
+          </w:p>
+        </w:tc>
+        <w:tc>
+          <w:tcPr>
+            <w:tcW w:type="dxa" w:w="737"/>
+            <w:shd w:fill="DFF0D8"/>
+          </w:tcPr>
+          <w:p>
+            <w:pPr>
+              <w:jc w:val="center"/>
+            </w:pPr>
+            <w:r/>
+            <w:r>
+              <w:rPr>
+                <w:b w:val="0"/>
+                <w:color w:val="787878"/>
+                <w:sz w:val="14"/>
+              </w:rPr>
+              <w:t>σ=812</w:t>
             </w:r>
           </w:p>
         </w:tc>
@@ -4207,7 +4701,7 @@
                 <w:b/>
                 <w:sz w:val="18"/>
               </w:rPr>
-              <w:t>jet_whistle</w:t>
+              <w:t>harmonic_fingering</w:t>
             </w:r>
           </w:p>
         </w:tc>
@@ -4225,115 +4719,115 @@
                 <w:b w:val="0"/>
                 <w:sz w:val="18"/>
               </w:rPr>
-              <w:t>1</w:t>
-            </w:r>
-          </w:p>
-        </w:tc>
-        <w:tc>
-          <w:tcPr>
-            <w:tcW w:type="dxa" w:w="737"/>
-          </w:tcPr>
-          <w:p>
-            <w:pPr>
-              <w:jc w:val="center"/>
-            </w:pPr>
-            <w:r/>
-            <w:r>
-              <w:rPr>
-                <w:b w:val="0"/>
-                <w:sz w:val="18"/>
-              </w:rPr>
-              <w:t>2 035</w:t>
-            </w:r>
-          </w:p>
-        </w:tc>
-        <w:tc>
-          <w:tcPr>
-            <w:tcW w:type="dxa" w:w="737"/>
-          </w:tcPr>
-          <w:p>
-            <w:pPr>
-              <w:jc w:val="center"/>
-            </w:pPr>
-            <w:r/>
-            <w:r>
-              <w:rPr>
-                <w:b w:val="0"/>
-                <w:sz w:val="18"/>
-              </w:rPr>
-              <w:t>2 379</w:t>
-            </w:r>
-          </w:p>
-        </w:tc>
-        <w:tc>
-          <w:tcPr>
-            <w:tcW w:type="dxa" w:w="737"/>
-          </w:tcPr>
-          <w:p>
-            <w:pPr>
-              <w:jc w:val="center"/>
-            </w:pPr>
-            <w:r/>
-            <w:r>
-              <w:rPr>
-                <w:b w:val="0"/>
-                <w:sz w:val="18"/>
-              </w:rPr>
-              <w:t>2 584</w:t>
-            </w:r>
-          </w:p>
-        </w:tc>
-        <w:tc>
-          <w:tcPr>
-            <w:tcW w:type="dxa" w:w="737"/>
-          </w:tcPr>
-          <w:p>
-            <w:pPr>
-              <w:jc w:val="center"/>
-            </w:pPr>
-            <w:r/>
-            <w:r>
-              <w:rPr>
-                <w:b w:val="0"/>
-                <w:sz w:val="18"/>
-              </w:rPr>
-              <w:t>2 950</w:t>
-            </w:r>
-          </w:p>
-        </w:tc>
-        <w:tc>
-          <w:tcPr>
-            <w:tcW w:type="dxa" w:w="737"/>
-          </w:tcPr>
-          <w:p>
-            <w:pPr>
-              <w:jc w:val="center"/>
-            </w:pPr>
-            <w:r/>
-            <w:r>
-              <w:rPr>
-                <w:b w:val="0"/>
-                <w:sz w:val="18"/>
-              </w:rPr>
-              <w:t>3 273</w:t>
-            </w:r>
-          </w:p>
-        </w:tc>
-        <w:tc>
-          <w:tcPr>
-            <w:tcW w:type="dxa" w:w="737"/>
-          </w:tcPr>
-          <w:p>
-            <w:pPr>
-              <w:jc w:val="center"/>
-            </w:pPr>
-            <w:r/>
-            <w:r>
-              <w:rPr>
-                <w:b w:val="0"/>
-                <w:sz w:val="18"/>
-              </w:rPr>
-              <w:t>3 768</w:t>
+              <w:t>38</w:t>
+            </w:r>
+          </w:p>
+        </w:tc>
+        <w:tc>
+          <w:tcPr>
+            <w:tcW w:type="dxa" w:w="737"/>
+          </w:tcPr>
+          <w:p>
+            <w:pPr>
+              <w:jc w:val="center"/>
+            </w:pPr>
+            <w:r/>
+            <w:r>
+              <w:rPr>
+                <w:b w:val="0"/>
+                <w:sz w:val="18"/>
+              </w:rPr>
+              <w:t>861</w:t>
+            </w:r>
+          </w:p>
+        </w:tc>
+        <w:tc>
+          <w:tcPr>
+            <w:tcW w:type="dxa" w:w="737"/>
+          </w:tcPr>
+          <w:p>
+            <w:pPr>
+              <w:jc w:val="center"/>
+            </w:pPr>
+            <w:r/>
+            <w:r>
+              <w:rPr>
+                <w:b w:val="0"/>
+                <w:sz w:val="18"/>
+              </w:rPr>
+              <w:t>1 410</w:t>
+            </w:r>
+          </w:p>
+        </w:tc>
+        <w:tc>
+          <w:tcPr>
+            <w:tcW w:type="dxa" w:w="737"/>
+          </w:tcPr>
+          <w:p>
+            <w:pPr>
+              <w:jc w:val="center"/>
+            </w:pPr>
+            <w:r/>
+            <w:r>
+              <w:rPr>
+                <w:b w:val="0"/>
+                <w:sz w:val="18"/>
+              </w:rPr>
+              <w:t>1 755</w:t>
+            </w:r>
+          </w:p>
+        </w:tc>
+        <w:tc>
+          <w:tcPr>
+            <w:tcW w:type="dxa" w:w="737"/>
+          </w:tcPr>
+          <w:p>
+            <w:pPr>
+              <w:jc w:val="center"/>
+            </w:pPr>
+            <w:r/>
+            <w:r>
+              <w:rPr>
+                <w:b w:val="0"/>
+                <w:sz w:val="18"/>
+              </w:rPr>
+              <w:t>2 272</w:t>
+            </w:r>
+          </w:p>
+        </w:tc>
+        <w:tc>
+          <w:tcPr>
+            <w:tcW w:type="dxa" w:w="737"/>
+          </w:tcPr>
+          <w:p>
+            <w:pPr>
+              <w:jc w:val="center"/>
+            </w:pPr>
+            <w:r/>
+            <w:r>
+              <w:rPr>
+                <w:b w:val="0"/>
+                <w:sz w:val="18"/>
+              </w:rPr>
+              <w:t>2 832</w:t>
+            </w:r>
+          </w:p>
+        </w:tc>
+        <w:tc>
+          <w:tcPr>
+            <w:tcW w:type="dxa" w:w="737"/>
+          </w:tcPr>
+          <w:p>
+            <w:pPr>
+              <w:jc w:val="center"/>
+            </w:pPr>
+            <w:r/>
+            <w:r>
+              <w:rPr>
+                <w:b w:val="0"/>
+                <w:sz w:val="18"/>
+              </w:rPr>
+              <w:t>4 016</w:t>
             </w:r>
           </w:p>
         </w:tc>
@@ -4353,7 +4847,7 @@
                 <w:b/>
                 <w:sz w:val="18"/>
               </w:rPr>
-              <w:t>key_click</w:t>
+              <w:t>jet_whistle</w:t>
             </w:r>
           </w:p>
         </w:tc>
@@ -4371,115 +4865,115 @@
                 <w:b w:val="0"/>
                 <w:sz w:val="18"/>
               </w:rPr>
-              <w:t>15</w:t>
-            </w:r>
-          </w:p>
-        </w:tc>
-        <w:tc>
-          <w:tcPr>
-            <w:tcW w:type="dxa" w:w="737"/>
-          </w:tcPr>
-          <w:p>
-            <w:pPr>
-              <w:jc w:val="center"/>
-            </w:pPr>
-            <w:r/>
-            <w:r>
-              <w:rPr>
-                <w:b w:val="0"/>
-                <w:sz w:val="18"/>
-              </w:rPr>
-              <w:t>398</w:t>
-            </w:r>
-          </w:p>
-        </w:tc>
-        <w:tc>
-          <w:tcPr>
-            <w:tcW w:type="dxa" w:w="737"/>
-          </w:tcPr>
-          <w:p>
-            <w:pPr>
-              <w:jc w:val="center"/>
-            </w:pPr>
-            <w:r/>
-            <w:r>
-              <w:rPr>
-                <w:b w:val="0"/>
-                <w:sz w:val="18"/>
-              </w:rPr>
-              <w:t>786</w:t>
-            </w:r>
-          </w:p>
-        </w:tc>
-        <w:tc>
-          <w:tcPr>
-            <w:tcW w:type="dxa" w:w="737"/>
-          </w:tcPr>
-          <w:p>
-            <w:pPr>
-              <w:jc w:val="center"/>
-            </w:pPr>
-            <w:r/>
-            <w:r>
-              <w:rPr>
-                <w:b w:val="0"/>
-                <w:sz w:val="18"/>
-              </w:rPr>
-              <w:t>1 120</w:t>
-            </w:r>
-          </w:p>
-        </w:tc>
-        <w:tc>
-          <w:tcPr>
-            <w:tcW w:type="dxa" w:w="737"/>
-          </w:tcPr>
-          <w:p>
-            <w:pPr>
-              <w:jc w:val="center"/>
-            </w:pPr>
-            <w:r/>
-            <w:r>
-              <w:rPr>
-                <w:b w:val="0"/>
-                <w:sz w:val="18"/>
-              </w:rPr>
-              <w:t>1 421</w:t>
-            </w:r>
-          </w:p>
-        </w:tc>
-        <w:tc>
-          <w:tcPr>
-            <w:tcW w:type="dxa" w:w="737"/>
-          </w:tcPr>
-          <w:p>
-            <w:pPr>
-              <w:jc w:val="center"/>
-            </w:pPr>
-            <w:r/>
-            <w:r>
-              <w:rPr>
-                <w:b w:val="0"/>
-                <w:sz w:val="18"/>
-              </w:rPr>
-              <w:t>1 830</w:t>
-            </w:r>
-          </w:p>
-        </w:tc>
-        <w:tc>
-          <w:tcPr>
-            <w:tcW w:type="dxa" w:w="737"/>
-          </w:tcPr>
-          <w:p>
-            <w:pPr>
-              <w:jc w:val="center"/>
-            </w:pPr>
-            <w:r/>
-            <w:r>
-              <w:rPr>
-                <w:b w:val="0"/>
-                <w:sz w:val="18"/>
-              </w:rPr>
-              <w:t>2 186</w:t>
+              <w:t>1</w:t>
+            </w:r>
+          </w:p>
+        </w:tc>
+        <w:tc>
+          <w:tcPr>
+            <w:tcW w:type="dxa" w:w="737"/>
+          </w:tcPr>
+          <w:p>
+            <w:pPr>
+              <w:jc w:val="center"/>
+            </w:pPr>
+            <w:r/>
+            <w:r>
+              <w:rPr>
+                <w:b w:val="0"/>
+                <w:sz w:val="18"/>
+              </w:rPr>
+              <w:t>2 035</w:t>
+            </w:r>
+          </w:p>
+        </w:tc>
+        <w:tc>
+          <w:tcPr>
+            <w:tcW w:type="dxa" w:w="737"/>
+          </w:tcPr>
+          <w:p>
+            <w:pPr>
+              <w:jc w:val="center"/>
+            </w:pPr>
+            <w:r/>
+            <w:r>
+              <w:rPr>
+                <w:b w:val="0"/>
+                <w:sz w:val="18"/>
+              </w:rPr>
+              <w:t>2 379</w:t>
+            </w:r>
+          </w:p>
+        </w:tc>
+        <w:tc>
+          <w:tcPr>
+            <w:tcW w:type="dxa" w:w="737"/>
+          </w:tcPr>
+          <w:p>
+            <w:pPr>
+              <w:jc w:val="center"/>
+            </w:pPr>
+            <w:r/>
+            <w:r>
+              <w:rPr>
+                <w:b w:val="0"/>
+                <w:sz w:val="18"/>
+              </w:rPr>
+              <w:t>2 584</w:t>
+            </w:r>
+          </w:p>
+        </w:tc>
+        <w:tc>
+          <w:tcPr>
+            <w:tcW w:type="dxa" w:w="737"/>
+          </w:tcPr>
+          <w:p>
+            <w:pPr>
+              <w:jc w:val="center"/>
+            </w:pPr>
+            <w:r/>
+            <w:r>
+              <w:rPr>
+                <w:b w:val="0"/>
+                <w:sz w:val="18"/>
+              </w:rPr>
+              <w:t>2 950</w:t>
+            </w:r>
+          </w:p>
+        </w:tc>
+        <w:tc>
+          <w:tcPr>
+            <w:tcW w:type="dxa" w:w="737"/>
+          </w:tcPr>
+          <w:p>
+            <w:pPr>
+              <w:jc w:val="center"/>
+            </w:pPr>
+            <w:r/>
+            <w:r>
+              <w:rPr>
+                <w:b w:val="0"/>
+                <w:sz w:val="18"/>
+              </w:rPr>
+              <w:t>3 273</w:t>
+            </w:r>
+          </w:p>
+        </w:tc>
+        <w:tc>
+          <w:tcPr>
+            <w:tcW w:type="dxa" w:w="737"/>
+          </w:tcPr>
+          <w:p>
+            <w:pPr>
+              <w:jc w:val="center"/>
+            </w:pPr>
+            <w:r/>
+            <w:r>
+              <w:rPr>
+                <w:b w:val="0"/>
+                <w:sz w:val="18"/>
+              </w:rPr>
+              <w:t>3 768</w:t>
             </w:r>
           </w:p>
         </w:tc>
@@ -4499,7 +4993,7 @@
                 <w:b/>
                 <w:sz w:val="18"/>
               </w:rPr>
-              <w:t>multiphonics</w:t>
+              <w:t>key_click</w:t>
             </w:r>
           </w:p>
         </w:tc>
@@ -4517,115 +5011,115 @@
                 <w:b w:val="0"/>
                 <w:sz w:val="18"/>
               </w:rPr>
-              <w:t>32</w:t>
-            </w:r>
-          </w:p>
-        </w:tc>
-        <w:tc>
-          <w:tcPr>
-            <w:tcW w:type="dxa" w:w="737"/>
-          </w:tcPr>
-          <w:p>
-            <w:pPr>
-              <w:jc w:val="center"/>
-            </w:pPr>
-            <w:r/>
-            <w:r>
-              <w:rPr>
-                <w:b w:val="0"/>
-                <w:sz w:val="18"/>
-              </w:rPr>
-              <w:t>431</w:t>
-            </w:r>
-          </w:p>
-        </w:tc>
-        <w:tc>
-          <w:tcPr>
-            <w:tcW w:type="dxa" w:w="737"/>
-          </w:tcPr>
-          <w:p>
-            <w:pPr>
-              <w:jc w:val="center"/>
-            </w:pPr>
-            <w:r/>
-            <w:r>
-              <w:rPr>
-                <w:b w:val="0"/>
-                <w:sz w:val="18"/>
-              </w:rPr>
-              <w:t>872</w:t>
-            </w:r>
-          </w:p>
-        </w:tc>
-        <w:tc>
-          <w:tcPr>
-            <w:tcW w:type="dxa" w:w="737"/>
-          </w:tcPr>
-          <w:p>
-            <w:pPr>
-              <w:jc w:val="center"/>
-            </w:pPr>
-            <w:r/>
-            <w:r>
-              <w:rPr>
-                <w:b w:val="0"/>
-                <w:sz w:val="18"/>
-              </w:rPr>
-              <w:t>1 270</w:t>
-            </w:r>
-          </w:p>
-        </w:tc>
-        <w:tc>
-          <w:tcPr>
-            <w:tcW w:type="dxa" w:w="737"/>
-          </w:tcPr>
-          <w:p>
-            <w:pPr>
-              <w:jc w:val="center"/>
-            </w:pPr>
-            <w:r/>
-            <w:r>
-              <w:rPr>
-                <w:b w:val="0"/>
-                <w:sz w:val="18"/>
-              </w:rPr>
-              <w:t>1 604</w:t>
-            </w:r>
-          </w:p>
-        </w:tc>
-        <w:tc>
-          <w:tcPr>
-            <w:tcW w:type="dxa" w:w="737"/>
-          </w:tcPr>
-          <w:p>
-            <w:pPr>
-              <w:jc w:val="center"/>
-            </w:pPr>
-            <w:r/>
-            <w:r>
-              <w:rPr>
-                <w:b w:val="0"/>
-                <w:sz w:val="18"/>
-              </w:rPr>
-              <w:t>1 938</w:t>
-            </w:r>
-          </w:p>
-        </w:tc>
-        <w:tc>
-          <w:tcPr>
-            <w:tcW w:type="dxa" w:w="737"/>
-          </w:tcPr>
-          <w:p>
-            <w:pPr>
-              <w:jc w:val="center"/>
-            </w:pPr>
-            <w:r/>
-            <w:r>
-              <w:rPr>
-                <w:b w:val="0"/>
-                <w:sz w:val="18"/>
-              </w:rPr>
-              <w:t>2 476</w:t>
+              <w:t>15</w:t>
+            </w:r>
+          </w:p>
+        </w:tc>
+        <w:tc>
+          <w:tcPr>
+            <w:tcW w:type="dxa" w:w="737"/>
+          </w:tcPr>
+          <w:p>
+            <w:pPr>
+              <w:jc w:val="center"/>
+            </w:pPr>
+            <w:r/>
+            <w:r>
+              <w:rPr>
+                <w:b w:val="0"/>
+                <w:sz w:val="18"/>
+              </w:rPr>
+              <w:t>398</w:t>
+            </w:r>
+          </w:p>
+        </w:tc>
+        <w:tc>
+          <w:tcPr>
+            <w:tcW w:type="dxa" w:w="737"/>
+          </w:tcPr>
+          <w:p>
+            <w:pPr>
+              <w:jc w:val="center"/>
+            </w:pPr>
+            <w:r/>
+            <w:r>
+              <w:rPr>
+                <w:b w:val="0"/>
+                <w:sz w:val="18"/>
+              </w:rPr>
+              <w:t>786</w:t>
+            </w:r>
+          </w:p>
+        </w:tc>
+        <w:tc>
+          <w:tcPr>
+            <w:tcW w:type="dxa" w:w="737"/>
+          </w:tcPr>
+          <w:p>
+            <w:pPr>
+              <w:jc w:val="center"/>
+            </w:pPr>
+            <w:r/>
+            <w:r>
+              <w:rPr>
+                <w:b w:val="0"/>
+                <w:sz w:val="18"/>
+              </w:rPr>
+              <w:t>1 120</w:t>
+            </w:r>
+          </w:p>
+        </w:tc>
+        <w:tc>
+          <w:tcPr>
+            <w:tcW w:type="dxa" w:w="737"/>
+          </w:tcPr>
+          <w:p>
+            <w:pPr>
+              <w:jc w:val="center"/>
+            </w:pPr>
+            <w:r/>
+            <w:r>
+              <w:rPr>
+                <w:b w:val="0"/>
+                <w:sz w:val="18"/>
+              </w:rPr>
+              <w:t>1 421</w:t>
+            </w:r>
+          </w:p>
+        </w:tc>
+        <w:tc>
+          <w:tcPr>
+            <w:tcW w:type="dxa" w:w="737"/>
+          </w:tcPr>
+          <w:p>
+            <w:pPr>
+              <w:jc w:val="center"/>
+            </w:pPr>
+            <w:r/>
+            <w:r>
+              <w:rPr>
+                <w:b w:val="0"/>
+                <w:sz w:val="18"/>
+              </w:rPr>
+              <w:t>1 830</w:t>
+            </w:r>
+          </w:p>
+        </w:tc>
+        <w:tc>
+          <w:tcPr>
+            <w:tcW w:type="dxa" w:w="737"/>
+          </w:tcPr>
+          <w:p>
+            <w:pPr>
+              <w:jc w:val="center"/>
+            </w:pPr>
+            <w:r/>
+            <w:r>
+              <w:rPr>
+                <w:b w:val="0"/>
+                <w:sz w:val="18"/>
+              </w:rPr>
+              <w:t>2 186</w:t>
             </w:r>
           </w:p>
         </w:tc>
@@ -4645,7 +5139,7 @@
                 <w:b/>
                 <w:sz w:val="18"/>
               </w:rPr>
-              <w:t>note_lasting</w:t>
+              <w:t>multiphonics</w:t>
             </w:r>
           </w:p>
         </w:tc>
@@ -4663,115 +5157,115 @@
                 <w:b w:val="0"/>
                 <w:sz w:val="18"/>
               </w:rPr>
-              <w:t>37</w:t>
-            </w:r>
-          </w:p>
-        </w:tc>
-        <w:tc>
-          <w:tcPr>
-            <w:tcW w:type="dxa" w:w="737"/>
-          </w:tcPr>
-          <w:p>
-            <w:pPr>
-              <w:jc w:val="center"/>
-            </w:pPr>
-            <w:r/>
-            <w:r>
-              <w:rPr>
-                <w:b w:val="0"/>
-                <w:sz w:val="18"/>
-              </w:rPr>
-              <w:t>624</w:t>
-            </w:r>
-          </w:p>
-        </w:tc>
-        <w:tc>
-          <w:tcPr>
-            <w:tcW w:type="dxa" w:w="737"/>
-          </w:tcPr>
-          <w:p>
-            <w:pPr>
-              <w:jc w:val="center"/>
-            </w:pPr>
-            <w:r/>
-            <w:r>
-              <w:rPr>
-                <w:b w:val="0"/>
-                <w:sz w:val="18"/>
-              </w:rPr>
-              <w:t>1 066</w:t>
-            </w:r>
-          </w:p>
-        </w:tc>
-        <w:tc>
-          <w:tcPr>
-            <w:tcW w:type="dxa" w:w="737"/>
-          </w:tcPr>
-          <w:p>
-            <w:pPr>
-              <w:jc w:val="center"/>
-            </w:pPr>
-            <w:r/>
-            <w:r>
-              <w:rPr>
-                <w:b w:val="0"/>
-                <w:sz w:val="18"/>
-              </w:rPr>
-              <w:t>1 561</w:t>
-            </w:r>
-          </w:p>
-        </w:tc>
-        <w:tc>
-          <w:tcPr>
-            <w:tcW w:type="dxa" w:w="737"/>
-          </w:tcPr>
-          <w:p>
-            <w:pPr>
-              <w:jc w:val="center"/>
-            </w:pPr>
-            <w:r/>
-            <w:r>
-              <w:rPr>
-                <w:b w:val="0"/>
-                <w:sz w:val="18"/>
-              </w:rPr>
-              <w:t>2 003</w:t>
-            </w:r>
-          </w:p>
-        </w:tc>
-        <w:tc>
-          <w:tcPr>
-            <w:tcW w:type="dxa" w:w="737"/>
-          </w:tcPr>
-          <w:p>
-            <w:pPr>
-              <w:jc w:val="center"/>
-            </w:pPr>
-            <w:r/>
-            <w:r>
-              <w:rPr>
-                <w:b w:val="0"/>
-                <w:sz w:val="18"/>
-              </w:rPr>
-              <w:t>2 509</w:t>
-            </w:r>
-          </w:p>
-        </w:tc>
-        <w:tc>
-          <w:tcPr>
-            <w:tcW w:type="dxa" w:w="737"/>
-          </w:tcPr>
-          <w:p>
-            <w:pPr>
-              <w:jc w:val="center"/>
-            </w:pPr>
-            <w:r/>
-            <w:r>
-              <w:rPr>
-                <w:b w:val="0"/>
-                <w:sz w:val="18"/>
-              </w:rPr>
-              <w:t>3 327</w:t>
+              <w:t>32</w:t>
+            </w:r>
+          </w:p>
+        </w:tc>
+        <w:tc>
+          <w:tcPr>
+            <w:tcW w:type="dxa" w:w="737"/>
+          </w:tcPr>
+          <w:p>
+            <w:pPr>
+              <w:jc w:val="center"/>
+            </w:pPr>
+            <w:r/>
+            <w:r>
+              <w:rPr>
+                <w:b w:val="0"/>
+                <w:sz w:val="18"/>
+              </w:rPr>
+              <w:t>431</w:t>
+            </w:r>
+          </w:p>
+        </w:tc>
+        <w:tc>
+          <w:tcPr>
+            <w:tcW w:type="dxa" w:w="737"/>
+          </w:tcPr>
+          <w:p>
+            <w:pPr>
+              <w:jc w:val="center"/>
+            </w:pPr>
+            <w:r/>
+            <w:r>
+              <w:rPr>
+                <w:b w:val="0"/>
+                <w:sz w:val="18"/>
+              </w:rPr>
+              <w:t>872</w:t>
+            </w:r>
+          </w:p>
+        </w:tc>
+        <w:tc>
+          <w:tcPr>
+            <w:tcW w:type="dxa" w:w="737"/>
+          </w:tcPr>
+          <w:p>
+            <w:pPr>
+              <w:jc w:val="center"/>
+            </w:pPr>
+            <w:r/>
+            <w:r>
+              <w:rPr>
+                <w:b w:val="0"/>
+                <w:sz w:val="18"/>
+              </w:rPr>
+              <w:t>1 270</w:t>
+            </w:r>
+          </w:p>
+        </w:tc>
+        <w:tc>
+          <w:tcPr>
+            <w:tcW w:type="dxa" w:w="737"/>
+          </w:tcPr>
+          <w:p>
+            <w:pPr>
+              <w:jc w:val="center"/>
+            </w:pPr>
+            <w:r/>
+            <w:r>
+              <w:rPr>
+                <w:b w:val="0"/>
+                <w:sz w:val="18"/>
+              </w:rPr>
+              <w:t>1 604</w:t>
+            </w:r>
+          </w:p>
+        </w:tc>
+        <w:tc>
+          <w:tcPr>
+            <w:tcW w:type="dxa" w:w="737"/>
+          </w:tcPr>
+          <w:p>
+            <w:pPr>
+              <w:jc w:val="center"/>
+            </w:pPr>
+            <w:r/>
+            <w:r>
+              <w:rPr>
+                <w:b w:val="0"/>
+                <w:sz w:val="18"/>
+              </w:rPr>
+              <w:t>1 938</w:t>
+            </w:r>
+          </w:p>
+        </w:tc>
+        <w:tc>
+          <w:tcPr>
+            <w:tcW w:type="dxa" w:w="737"/>
+          </w:tcPr>
+          <w:p>
+            <w:pPr>
+              <w:jc w:val="center"/>
+            </w:pPr>
+            <w:r/>
+            <w:r>
+              <w:rPr>
+                <w:b w:val="0"/>
+                <w:sz w:val="18"/>
+              </w:rPr>
+              <w:t>2 476</w:t>
             </w:r>
           </w:p>
         </w:tc>
@@ -4780,6 +5274,152 @@
         <w:tc>
           <w:tcPr>
             <w:tcW w:type="dxa" w:w="2721"/>
+          </w:tcPr>
+          <w:p>
+            <w:pPr>
+              <w:jc w:val="center"/>
+            </w:pPr>
+            <w:r/>
+            <w:r>
+              <w:rPr>
+                <w:b/>
+                <w:sz w:val="18"/>
+              </w:rPr>
+              <w:t>note_lasting</w:t>
+            </w:r>
+          </w:p>
+        </w:tc>
+        <w:tc>
+          <w:tcPr>
+            <w:tcW w:type="dxa" w:w="624"/>
+          </w:tcPr>
+          <w:p>
+            <w:pPr>
+              <w:jc w:val="center"/>
+            </w:pPr>
+            <w:r/>
+            <w:r>
+              <w:rPr>
+                <w:b w:val="0"/>
+                <w:sz w:val="18"/>
+              </w:rPr>
+              <w:t>37</w:t>
+            </w:r>
+          </w:p>
+        </w:tc>
+        <w:tc>
+          <w:tcPr>
+            <w:tcW w:type="dxa" w:w="737"/>
+          </w:tcPr>
+          <w:p>
+            <w:pPr>
+              <w:jc w:val="center"/>
+            </w:pPr>
+            <w:r/>
+            <w:r>
+              <w:rPr>
+                <w:b w:val="0"/>
+                <w:sz w:val="18"/>
+              </w:rPr>
+              <w:t>624</w:t>
+            </w:r>
+          </w:p>
+        </w:tc>
+        <w:tc>
+          <w:tcPr>
+            <w:tcW w:type="dxa" w:w="737"/>
+          </w:tcPr>
+          <w:p>
+            <w:pPr>
+              <w:jc w:val="center"/>
+            </w:pPr>
+            <w:r/>
+            <w:r>
+              <w:rPr>
+                <w:b w:val="0"/>
+                <w:sz w:val="18"/>
+              </w:rPr>
+              <w:t>1 066</w:t>
+            </w:r>
+          </w:p>
+        </w:tc>
+        <w:tc>
+          <w:tcPr>
+            <w:tcW w:type="dxa" w:w="737"/>
+          </w:tcPr>
+          <w:p>
+            <w:pPr>
+              <w:jc w:val="center"/>
+            </w:pPr>
+            <w:r/>
+            <w:r>
+              <w:rPr>
+                <w:b w:val="0"/>
+                <w:sz w:val="18"/>
+              </w:rPr>
+              <w:t>1 561</w:t>
+            </w:r>
+          </w:p>
+        </w:tc>
+        <w:tc>
+          <w:tcPr>
+            <w:tcW w:type="dxa" w:w="737"/>
+          </w:tcPr>
+          <w:p>
+            <w:pPr>
+              <w:jc w:val="center"/>
+            </w:pPr>
+            <w:r/>
+            <w:r>
+              <w:rPr>
+                <w:b w:val="0"/>
+                <w:sz w:val="18"/>
+              </w:rPr>
+              <w:t>2 003</w:t>
+            </w:r>
+          </w:p>
+        </w:tc>
+        <w:tc>
+          <w:tcPr>
+            <w:tcW w:type="dxa" w:w="737"/>
+          </w:tcPr>
+          <w:p>
+            <w:pPr>
+              <w:jc w:val="center"/>
+            </w:pPr>
+            <w:r/>
+            <w:r>
+              <w:rPr>
+                <w:b w:val="0"/>
+                <w:sz w:val="18"/>
+              </w:rPr>
+              <w:t>2 509</w:t>
+            </w:r>
+          </w:p>
+        </w:tc>
+        <w:tc>
+          <w:tcPr>
+            <w:tcW w:type="dxa" w:w="737"/>
+          </w:tcPr>
+          <w:p>
+            <w:pPr>
+              <w:jc w:val="center"/>
+            </w:pPr>
+            <w:r/>
+            <w:r>
+              <w:rPr>
+                <w:b w:val="0"/>
+                <w:sz w:val="18"/>
+              </w:rPr>
+              <w:t>3 327</w:t>
+            </w:r>
+          </w:p>
+        </w:tc>
+      </w:tr>
+      <w:tr>
+        <w:tc>
+          <w:tcPr>
+            <w:tcW w:type="dxa" w:w="2721"/>
             <w:shd w:fill="DFF0D8"/>
           </w:tcPr>
           <w:p>
@@ -4943,10 +5583,11 @@
             <w:r/>
             <w:r>
               <w:rPr>
-                <w:b/>
-                <w:sz w:val="18"/>
-              </w:rPr>
-              <w:t>ordinario_quartertones</w:t>
+                <w:b w:val="0"/>
+                <w:color w:val="787878"/>
+                <w:sz w:val="14"/>
+              </w:rPr>
+              <w:t>↳ σ / [Q25–Q75]</w:t>
             </w:r>
           </w:p>
         </w:tc>
@@ -4963,9 +5604,8 @@
             <w:r>
               <w:rPr>
                 <w:b w:val="0"/>
-                <w:sz w:val="18"/>
-              </w:rPr>
-              <w:t>111</w:t>
+                <w:sz w:val="14"/>
+              </w:rPr>
             </w:r>
           </w:p>
         </w:tc>
@@ -4982,9 +5622,10 @@
             <w:r>
               <w:rPr>
                 <w:b w:val="0"/>
-                <w:sz w:val="18"/>
-              </w:rPr>
-              <w:t>689</w:t>
+                <w:color w:val="787878"/>
+                <w:sz w:val="14"/>
+              </w:rPr>
+              <w:t>σ=324 [463–969]</w:t>
             </w:r>
           </w:p>
         </w:tc>
@@ -5001,9 +5642,10 @@
             <w:r>
               <w:rPr>
                 <w:b w:val="0"/>
-                <w:sz w:val="18"/>
-              </w:rPr>
-              <w:t>1 141</w:t>
+                <w:color w:val="787878"/>
+                <w:sz w:val="14"/>
+              </w:rPr>
+              <w:t>σ=375 [883–1454]</w:t>
             </w:r>
           </w:p>
         </w:tc>
@@ -5020,9 +5662,10 @@
             <w:r>
               <w:rPr>
                 <w:b w:val="0"/>
-                <w:sz w:val="18"/>
-              </w:rPr>
-              <w:t>1 626</w:t>
+                <w:color w:val="787878"/>
+                <w:sz w:val="14"/>
+              </w:rPr>
+              <w:t>σ=465 [1324–1863]</w:t>
             </w:r>
           </w:p>
         </w:tc>
@@ -5039,9 +5682,10 @@
             <w:r>
               <w:rPr>
                 <w:b w:val="0"/>
-                <w:sz w:val="18"/>
-              </w:rPr>
-              <w:t>1 970</w:t>
+                <w:color w:val="787878"/>
+                <w:sz w:val="14"/>
+              </w:rPr>
+              <w:t>σ=627</w:t>
             </w:r>
           </w:p>
         </w:tc>
@@ -5058,9 +5702,10 @@
             <w:r>
               <w:rPr>
                 <w:b w:val="0"/>
-                <w:sz w:val="18"/>
-              </w:rPr>
-              <w:t>2 293</w:t>
+                <w:color w:val="787878"/>
+                <w:sz w:val="14"/>
+              </w:rPr>
+              <w:t>σ=771</w:t>
             </w:r>
           </w:p>
         </w:tc>
@@ -5077,9 +5722,10 @@
             <w:r>
               <w:rPr>
                 <w:b w:val="0"/>
-                <w:sz w:val="18"/>
-              </w:rPr>
-              <w:t>2 896</w:t>
+                <w:color w:val="787878"/>
+                <w:sz w:val="14"/>
+              </w:rPr>
+              <w:t>σ=1201</w:t>
             </w:r>
           </w:p>
         </w:tc>
@@ -5100,7 +5746,7 @@
                 <w:b/>
                 <w:sz w:val="18"/>
               </w:rPr>
-              <w:t>ordinario_to_aeolian</w:t>
+              <w:t>ordinario_quartertones</w:t>
             </w:r>
           </w:p>
         </w:tc>
@@ -5119,7 +5765,7 @@
                 <w:b w:val="0"/>
                 <w:sz w:val="18"/>
               </w:rPr>
-              <w:t>37</w:t>
+              <w:t>111</w:t>
             </w:r>
           </w:p>
         </w:tc>
@@ -5138,7 +5784,7 @@
                 <w:b w:val="0"/>
                 <w:sz w:val="18"/>
               </w:rPr>
-              <w:t>549</w:t>
+              <w:t>689</w:t>
             </w:r>
           </w:p>
         </w:tc>
@@ -5157,7 +5803,7 @@
                 <w:b w:val="0"/>
                 <w:sz w:val="18"/>
               </w:rPr>
-              <w:t>1 087</w:t>
+              <w:t>1 141</w:t>
             </w:r>
           </w:p>
         </w:tc>
@@ -5176,7 +5822,7 @@
                 <w:b w:val="0"/>
                 <w:sz w:val="18"/>
               </w:rPr>
-              <w:t>1 454</w:t>
+              <w:t>1 626</w:t>
             </w:r>
           </w:p>
         </w:tc>
@@ -5214,7 +5860,7 @@
                 <w:b w:val="0"/>
                 <w:sz w:val="18"/>
               </w:rPr>
-              <w:t>2 541</w:t>
+              <w:t>2 293</w:t>
             </w:r>
           </w:p>
         </w:tc>
@@ -5233,7 +5879,7 @@
                 <w:b w:val="0"/>
                 <w:sz w:val="18"/>
               </w:rPr>
-              <w:t>3 165</w:t>
+              <w:t>2 896</w:t>
             </w:r>
           </w:p>
         </w:tc>
@@ -5251,10 +5897,11 @@
             <w:r/>
             <w:r>
               <w:rPr>
-                <w:b/>
-                <w:sz w:val="18"/>
-              </w:rPr>
-              <w:t>ordinario_to_flatterzunge</w:t>
+                <w:b w:val="0"/>
+                <w:color w:val="787878"/>
+                <w:sz w:val="14"/>
+              </w:rPr>
+              <w:t>↳ σ / [Q25–Q75]</w:t>
             </w:r>
           </w:p>
         </w:tc>
@@ -5271,6 +5918,479 @@
             <w:r>
               <w:rPr>
                 <w:b w:val="0"/>
+                <w:sz w:val="14"/>
+              </w:rPr>
+            </w:r>
+          </w:p>
+        </w:tc>
+        <w:tc>
+          <w:tcPr>
+            <w:tcW w:type="dxa" w:w="737"/>
+            <w:shd w:fill="DFF0D8"/>
+          </w:tcPr>
+          <w:p>
+            <w:pPr>
+              <w:jc w:val="center"/>
+            </w:pPr>
+            <w:r/>
+            <w:r>
+              <w:rPr>
+                <w:b w:val="0"/>
+                <w:color w:val="787878"/>
+                <w:sz w:val="14"/>
+              </w:rPr>
+              <w:t>σ=336 [431–980]</w:t>
+            </w:r>
+          </w:p>
+        </w:tc>
+        <w:tc>
+          <w:tcPr>
+            <w:tcW w:type="dxa" w:w="737"/>
+            <w:shd w:fill="DFF0D8"/>
+          </w:tcPr>
+          <w:p>
+            <w:pPr>
+              <w:jc w:val="center"/>
+            </w:pPr>
+            <w:r/>
+            <w:r>
+              <w:rPr>
+                <w:b w:val="0"/>
+                <w:color w:val="787878"/>
+                <w:sz w:val="14"/>
+              </w:rPr>
+              <w:t>σ=379 [851–1486]</w:t>
+            </w:r>
+          </w:p>
+        </w:tc>
+        <w:tc>
+          <w:tcPr>
+            <w:tcW w:type="dxa" w:w="737"/>
+            <w:shd w:fill="DFF0D8"/>
+          </w:tcPr>
+          <w:p>
+            <w:pPr>
+              <w:jc w:val="center"/>
+            </w:pPr>
+            <w:r/>
+            <w:r>
+              <w:rPr>
+                <w:b w:val="0"/>
+                <w:color w:val="787878"/>
+                <w:sz w:val="14"/>
+              </w:rPr>
+              <w:t>σ=486 [1281–1830]</w:t>
+            </w:r>
+          </w:p>
+        </w:tc>
+        <w:tc>
+          <w:tcPr>
+            <w:tcW w:type="dxa" w:w="737"/>
+            <w:shd w:fill="DFF0D8"/>
+          </w:tcPr>
+          <w:p>
+            <w:pPr>
+              <w:jc w:val="center"/>
+            </w:pPr>
+            <w:r/>
+            <w:r>
+              <w:rPr>
+                <w:b w:val="0"/>
+                <w:color w:val="787878"/>
+                <w:sz w:val="14"/>
+              </w:rPr>
+              <w:t>σ=504</w:t>
+            </w:r>
+          </w:p>
+        </w:tc>
+        <w:tc>
+          <w:tcPr>
+            <w:tcW w:type="dxa" w:w="737"/>
+            <w:shd w:fill="DFF0D8"/>
+          </w:tcPr>
+          <w:p>
+            <w:pPr>
+              <w:jc w:val="center"/>
+            </w:pPr>
+            <w:r/>
+            <w:r>
+              <w:rPr>
+                <w:b w:val="0"/>
+                <w:color w:val="787878"/>
+                <w:sz w:val="14"/>
+              </w:rPr>
+              <w:t>σ=758</w:t>
+            </w:r>
+          </w:p>
+        </w:tc>
+        <w:tc>
+          <w:tcPr>
+            <w:tcW w:type="dxa" w:w="737"/>
+            <w:shd w:fill="DFF0D8"/>
+          </w:tcPr>
+          <w:p>
+            <w:pPr>
+              <w:jc w:val="center"/>
+            </w:pPr>
+            <w:r/>
+            <w:r>
+              <w:rPr>
+                <w:b w:val="0"/>
+                <w:color w:val="787878"/>
+                <w:sz w:val="14"/>
+              </w:rPr>
+              <w:t>σ=1139</w:t>
+            </w:r>
+          </w:p>
+        </w:tc>
+      </w:tr>
+      <w:tr>
+        <w:tc>
+          <w:tcPr>
+            <w:tcW w:type="dxa" w:w="2721"/>
+            <w:shd w:fill="DFF0D8"/>
+          </w:tcPr>
+          <w:p>
+            <w:pPr>
+              <w:jc w:val="center"/>
+            </w:pPr>
+            <w:r/>
+            <w:r>
+              <w:rPr>
+                <w:b/>
+                <w:sz w:val="18"/>
+              </w:rPr>
+              <w:t>ordinario_to_aeolian</w:t>
+            </w:r>
+          </w:p>
+        </w:tc>
+        <w:tc>
+          <w:tcPr>
+            <w:tcW w:type="dxa" w:w="624"/>
+            <w:shd w:fill="DFF0D8"/>
+          </w:tcPr>
+          <w:p>
+            <w:pPr>
+              <w:jc w:val="center"/>
+            </w:pPr>
+            <w:r/>
+            <w:r>
+              <w:rPr>
+                <w:b w:val="0"/>
+                <w:sz w:val="18"/>
+              </w:rPr>
+              <w:t>37</w:t>
+            </w:r>
+          </w:p>
+        </w:tc>
+        <w:tc>
+          <w:tcPr>
+            <w:tcW w:type="dxa" w:w="737"/>
+            <w:shd w:fill="DFF0D8"/>
+          </w:tcPr>
+          <w:p>
+            <w:pPr>
+              <w:jc w:val="center"/>
+            </w:pPr>
+            <w:r/>
+            <w:r>
+              <w:rPr>
+                <w:b w:val="0"/>
+                <w:sz w:val="18"/>
+              </w:rPr>
+              <w:t>549</w:t>
+            </w:r>
+          </w:p>
+        </w:tc>
+        <w:tc>
+          <w:tcPr>
+            <w:tcW w:type="dxa" w:w="737"/>
+            <w:shd w:fill="DFF0D8"/>
+          </w:tcPr>
+          <w:p>
+            <w:pPr>
+              <w:jc w:val="center"/>
+            </w:pPr>
+            <w:r/>
+            <w:r>
+              <w:rPr>
+                <w:b w:val="0"/>
+                <w:sz w:val="18"/>
+              </w:rPr>
+              <w:t>1 087</w:t>
+            </w:r>
+          </w:p>
+        </w:tc>
+        <w:tc>
+          <w:tcPr>
+            <w:tcW w:type="dxa" w:w="737"/>
+            <w:shd w:fill="DFF0D8"/>
+          </w:tcPr>
+          <w:p>
+            <w:pPr>
+              <w:jc w:val="center"/>
+            </w:pPr>
+            <w:r/>
+            <w:r>
+              <w:rPr>
+                <w:b w:val="0"/>
+                <w:sz w:val="18"/>
+              </w:rPr>
+              <w:t>1 454</w:t>
+            </w:r>
+          </w:p>
+        </w:tc>
+        <w:tc>
+          <w:tcPr>
+            <w:tcW w:type="dxa" w:w="737"/>
+            <w:shd w:fill="DFF0D8"/>
+          </w:tcPr>
+          <w:p>
+            <w:pPr>
+              <w:jc w:val="center"/>
+            </w:pPr>
+            <w:r/>
+            <w:r>
+              <w:rPr>
+                <w:b w:val="0"/>
+                <w:sz w:val="18"/>
+              </w:rPr>
+              <w:t>1 970</w:t>
+            </w:r>
+          </w:p>
+        </w:tc>
+        <w:tc>
+          <w:tcPr>
+            <w:tcW w:type="dxa" w:w="737"/>
+            <w:shd w:fill="DFF0D8"/>
+          </w:tcPr>
+          <w:p>
+            <w:pPr>
+              <w:jc w:val="center"/>
+            </w:pPr>
+            <w:r/>
+            <w:r>
+              <w:rPr>
+                <w:b w:val="0"/>
+                <w:sz w:val="18"/>
+              </w:rPr>
+              <w:t>2 541</w:t>
+            </w:r>
+          </w:p>
+        </w:tc>
+        <w:tc>
+          <w:tcPr>
+            <w:tcW w:type="dxa" w:w="737"/>
+            <w:shd w:fill="DFF0D8"/>
+          </w:tcPr>
+          <w:p>
+            <w:pPr>
+              <w:jc w:val="center"/>
+            </w:pPr>
+            <w:r/>
+            <w:r>
+              <w:rPr>
+                <w:b w:val="0"/>
+                <w:sz w:val="18"/>
+              </w:rPr>
+              <w:t>3 165</w:t>
+            </w:r>
+          </w:p>
+        </w:tc>
+      </w:tr>
+      <w:tr>
+        <w:tc>
+          <w:tcPr>
+            <w:tcW w:type="dxa" w:w="2721"/>
+            <w:shd w:fill="DFF0D8"/>
+          </w:tcPr>
+          <w:p>
+            <w:pPr>
+              <w:jc w:val="center"/>
+            </w:pPr>
+            <w:r/>
+            <w:r>
+              <w:rPr>
+                <w:b w:val="0"/>
+                <w:color w:val="787878"/>
+                <w:sz w:val="14"/>
+              </w:rPr>
+              <w:t>↳ σ / [Q25–Q75]</w:t>
+            </w:r>
+          </w:p>
+        </w:tc>
+        <w:tc>
+          <w:tcPr>
+            <w:tcW w:type="dxa" w:w="624"/>
+            <w:shd w:fill="DFF0D8"/>
+          </w:tcPr>
+          <w:p>
+            <w:pPr>
+              <w:jc w:val="center"/>
+            </w:pPr>
+            <w:r/>
+            <w:r>
+              <w:rPr>
+                <w:b w:val="0"/>
+                <w:sz w:val="14"/>
+              </w:rPr>
+            </w:r>
+          </w:p>
+        </w:tc>
+        <w:tc>
+          <w:tcPr>
+            <w:tcW w:type="dxa" w:w="737"/>
+            <w:shd w:fill="DFF0D8"/>
+          </w:tcPr>
+          <w:p>
+            <w:pPr>
+              <w:jc w:val="center"/>
+            </w:pPr>
+            <w:r/>
+            <w:r>
+              <w:rPr>
+                <w:b w:val="0"/>
+                <w:color w:val="787878"/>
+                <w:sz w:val="14"/>
+              </w:rPr>
+              <w:t>σ=249 [452–829]</w:t>
+            </w:r>
+          </w:p>
+        </w:tc>
+        <w:tc>
+          <w:tcPr>
+            <w:tcW w:type="dxa" w:w="737"/>
+            <w:shd w:fill="DFF0D8"/>
+          </w:tcPr>
+          <w:p>
+            <w:pPr>
+              <w:jc w:val="center"/>
+            </w:pPr>
+            <w:r/>
+            <w:r>
+              <w:rPr>
+                <w:b w:val="0"/>
+                <w:color w:val="787878"/>
+                <w:sz w:val="14"/>
+              </w:rPr>
+              <w:t>σ=326 [915–1238]</w:t>
+            </w:r>
+          </w:p>
+        </w:tc>
+        <w:tc>
+          <w:tcPr>
+            <w:tcW w:type="dxa" w:w="737"/>
+            <w:shd w:fill="DFF0D8"/>
+          </w:tcPr>
+          <w:p>
+            <w:pPr>
+              <w:jc w:val="center"/>
+            </w:pPr>
+            <w:r/>
+            <w:r>
+              <w:rPr>
+                <w:b w:val="0"/>
+                <w:color w:val="787878"/>
+                <w:sz w:val="14"/>
+              </w:rPr>
+              <w:t>σ=451 [1249–1906]</w:t>
+            </w:r>
+          </w:p>
+        </w:tc>
+        <w:tc>
+          <w:tcPr>
+            <w:tcW w:type="dxa" w:w="737"/>
+            <w:shd w:fill="DFF0D8"/>
+          </w:tcPr>
+          <w:p>
+            <w:pPr>
+              <w:jc w:val="center"/>
+            </w:pPr>
+            <w:r/>
+            <w:r>
+              <w:rPr>
+                <w:b w:val="0"/>
+                <w:color w:val="787878"/>
+                <w:sz w:val="14"/>
+              </w:rPr>
+              <w:t>σ=594</w:t>
+            </w:r>
+          </w:p>
+        </w:tc>
+        <w:tc>
+          <w:tcPr>
+            <w:tcW w:type="dxa" w:w="737"/>
+            <w:shd w:fill="DFF0D8"/>
+          </w:tcPr>
+          <w:p>
+            <w:pPr>
+              <w:jc w:val="center"/>
+            </w:pPr>
+            <w:r/>
+            <w:r>
+              <w:rPr>
+                <w:b w:val="0"/>
+                <w:color w:val="787878"/>
+                <w:sz w:val="14"/>
+              </w:rPr>
+              <w:t>σ=872</w:t>
+            </w:r>
+          </w:p>
+        </w:tc>
+        <w:tc>
+          <w:tcPr>
+            <w:tcW w:type="dxa" w:w="737"/>
+            <w:shd w:fill="DFF0D8"/>
+          </w:tcPr>
+          <w:p>
+            <w:pPr>
+              <w:jc w:val="center"/>
+            </w:pPr>
+            <w:r/>
+            <w:r>
+              <w:rPr>
+                <w:b w:val="0"/>
+                <w:color w:val="787878"/>
+                <w:sz w:val="14"/>
+              </w:rPr>
+              <w:t>σ=1187</w:t>
+            </w:r>
+          </w:p>
+        </w:tc>
+      </w:tr>
+      <w:tr>
+        <w:tc>
+          <w:tcPr>
+            <w:tcW w:type="dxa" w:w="2721"/>
+            <w:shd w:fill="DFF0D8"/>
+          </w:tcPr>
+          <w:p>
+            <w:pPr>
+              <w:jc w:val="center"/>
+            </w:pPr>
+            <w:r/>
+            <w:r>
+              <w:rPr>
+                <w:b/>
+                <w:sz w:val="18"/>
+              </w:rPr>
+              <w:t>ordinario_to_flatterzunge</w:t>
+            </w:r>
+          </w:p>
+        </w:tc>
+        <w:tc>
+          <w:tcPr>
+            <w:tcW w:type="dxa" w:w="624"/>
+            <w:shd w:fill="DFF0D8"/>
+          </w:tcPr>
+          <w:p>
+            <w:pPr>
+              <w:jc w:val="center"/>
+            </w:pPr>
+            <w:r/>
+            <w:r>
+              <w:rPr>
+                <w:b w:val="0"/>
                 <w:sz w:val="18"/>
               </w:rPr>
               <w:t>33</w:t>
@@ -5388,6 +6508,166 @@
                 <w:sz w:val="18"/>
               </w:rPr>
               <w:t>2 638</w:t>
+            </w:r>
+          </w:p>
+        </w:tc>
+      </w:tr>
+      <w:tr>
+        <w:tc>
+          <w:tcPr>
+            <w:tcW w:type="dxa" w:w="2721"/>
+            <w:shd w:fill="DFF0D8"/>
+          </w:tcPr>
+          <w:p>
+            <w:pPr>
+              <w:jc w:val="center"/>
+            </w:pPr>
+            <w:r/>
+            <w:r>
+              <w:rPr>
+                <w:b w:val="0"/>
+                <w:color w:val="787878"/>
+                <w:sz w:val="14"/>
+              </w:rPr>
+              <w:t>↳ σ / [Q25–Q75]</w:t>
+            </w:r>
+          </w:p>
+        </w:tc>
+        <w:tc>
+          <w:tcPr>
+            <w:tcW w:type="dxa" w:w="624"/>
+            <w:shd w:fill="DFF0D8"/>
+          </w:tcPr>
+          <w:p>
+            <w:pPr>
+              <w:jc w:val="center"/>
+            </w:pPr>
+            <w:r/>
+            <w:r>
+              <w:rPr>
+                <w:b w:val="0"/>
+                <w:sz w:val="14"/>
+              </w:rPr>
+            </w:r>
+          </w:p>
+        </w:tc>
+        <w:tc>
+          <w:tcPr>
+            <w:tcW w:type="dxa" w:w="737"/>
+            <w:shd w:fill="DFF0D8"/>
+          </w:tcPr>
+          <w:p>
+            <w:pPr>
+              <w:jc w:val="center"/>
+            </w:pPr>
+            <w:r/>
+            <w:r>
+              <w:rPr>
+                <w:b w:val="0"/>
+                <w:color w:val="787878"/>
+                <w:sz w:val="14"/>
+              </w:rPr>
+              <w:t>σ=274 [474–969]</w:t>
+            </w:r>
+          </w:p>
+        </w:tc>
+        <w:tc>
+          <w:tcPr>
+            <w:tcW w:type="dxa" w:w="737"/>
+            <w:shd w:fill="DFF0D8"/>
+          </w:tcPr>
+          <w:p>
+            <w:pPr>
+              <w:jc w:val="center"/>
+            </w:pPr>
+            <w:r/>
+            <w:r>
+              <w:rPr>
+                <w:b w:val="0"/>
+                <w:color w:val="787878"/>
+                <w:sz w:val="14"/>
+              </w:rPr>
+              <w:t>σ=297 [948–1378]</w:t>
+            </w:r>
+          </w:p>
+        </w:tc>
+        <w:tc>
+          <w:tcPr>
+            <w:tcW w:type="dxa" w:w="737"/>
+            <w:shd w:fill="DFF0D8"/>
+          </w:tcPr>
+          <w:p>
+            <w:pPr>
+              <w:jc w:val="center"/>
+            </w:pPr>
+            <w:r/>
+            <w:r>
+              <w:rPr>
+                <w:b w:val="0"/>
+                <w:color w:val="787878"/>
+                <w:sz w:val="14"/>
+              </w:rPr>
+              <w:t>σ=315 [1400–1776]</w:t>
+            </w:r>
+          </w:p>
+        </w:tc>
+        <w:tc>
+          <w:tcPr>
+            <w:tcW w:type="dxa" w:w="737"/>
+            <w:shd w:fill="DFF0D8"/>
+          </w:tcPr>
+          <w:p>
+            <w:pPr>
+              <w:jc w:val="center"/>
+            </w:pPr>
+            <w:r/>
+            <w:r>
+              <w:rPr>
+                <w:b w:val="0"/>
+                <w:color w:val="787878"/>
+                <w:sz w:val="14"/>
+              </w:rPr>
+              <w:t>σ=615</w:t>
+            </w:r>
+          </w:p>
+        </w:tc>
+        <w:tc>
+          <w:tcPr>
+            <w:tcW w:type="dxa" w:w="737"/>
+            <w:shd w:fill="DFF0D8"/>
+          </w:tcPr>
+          <w:p>
+            <w:pPr>
+              <w:jc w:val="center"/>
+            </w:pPr>
+            <w:r/>
+            <w:r>
+              <w:rPr>
+                <w:b w:val="0"/>
+                <w:color w:val="787878"/>
+                <w:sz w:val="14"/>
+              </w:rPr>
+              <w:t>σ=1058</w:t>
+            </w:r>
+          </w:p>
+        </w:tc>
+        <w:tc>
+          <w:tcPr>
+            <w:tcW w:type="dxa" w:w="737"/>
+            <w:shd w:fill="DFF0D8"/>
+          </w:tcPr>
+          <w:p>
+            <w:pPr>
+              <w:jc w:val="center"/>
+            </w:pPr>
+            <w:r/>
+            <w:r>
+              <w:rPr>
+                <w:b w:val="0"/>
+                <w:color w:val="787878"/>
+                <w:sz w:val="14"/>
+              </w:rPr>
+              <w:t>σ=1311</w:t>
             </w:r>
           </w:p>
         </w:tc>
@@ -8278,7 +9558,7 @@
                 <w:b w:val="0"/>
                 <w:sz w:val="18"/>
               </w:rPr>
-              <w:t>301</w:t>
+              <w:t>302</w:t>
             </w:r>
           </w:p>
         </w:tc>
@@ -8374,6 +9654,166 @@
                 <w:sz w:val="18"/>
               </w:rPr>
               <w:t>2 713</w:t>
+            </w:r>
+          </w:p>
+        </w:tc>
+      </w:tr>
+      <w:tr>
+        <w:tc>
+          <w:tcPr>
+            <w:tcW w:type="dxa" w:w="2721"/>
+            <w:shd w:fill="DFF0D8"/>
+          </w:tcPr>
+          <w:p>
+            <w:pPr>
+              <w:jc w:val="center"/>
+            </w:pPr>
+            <w:r/>
+            <w:r>
+              <w:rPr>
+                <w:b w:val="0"/>
+                <w:color w:val="787878"/>
+                <w:sz w:val="14"/>
+              </w:rPr>
+              <w:t>↳ σ / [Q25–Q75]</w:t>
+            </w:r>
+          </w:p>
+        </w:tc>
+        <w:tc>
+          <w:tcPr>
+            <w:tcW w:type="dxa" w:w="624"/>
+            <w:shd w:fill="DFF0D8"/>
+          </w:tcPr>
+          <w:p>
+            <w:pPr>
+              <w:jc w:val="center"/>
+            </w:pPr>
+            <w:r/>
+            <w:r>
+              <w:rPr>
+                <w:b w:val="0"/>
+                <w:sz w:val="14"/>
+              </w:rPr>
+            </w:r>
+          </w:p>
+        </w:tc>
+        <w:tc>
+          <w:tcPr>
+            <w:tcW w:type="dxa" w:w="737"/>
+            <w:shd w:fill="DFF0D8"/>
+          </w:tcPr>
+          <w:p>
+            <w:pPr>
+              <w:jc w:val="center"/>
+            </w:pPr>
+            <w:r/>
+            <w:r>
+              <w:rPr>
+                <w:b w:val="0"/>
+                <w:color w:val="787878"/>
+                <w:sz w:val="14"/>
+              </w:rPr>
+              <w:t>σ=150 [248–420]</w:t>
+            </w:r>
+          </w:p>
+        </w:tc>
+        <w:tc>
+          <w:tcPr>
+            <w:tcW w:type="dxa" w:w="737"/>
+            <w:shd w:fill="DFF0D8"/>
+          </w:tcPr>
+          <w:p>
+            <w:pPr>
+              <w:jc w:val="center"/>
+            </w:pPr>
+            <w:r/>
+            <w:r>
+              <w:rPr>
+                <w:b w:val="0"/>
+                <w:color w:val="787878"/>
+                <w:sz w:val="14"/>
+              </w:rPr>
+              <w:t>σ=172 [581–818]</w:t>
+            </w:r>
+          </w:p>
+        </w:tc>
+        <w:tc>
+          <w:tcPr>
+            <w:tcW w:type="dxa" w:w="737"/>
+            <w:shd w:fill="DFF0D8"/>
+          </w:tcPr>
+          <w:p>
+            <w:pPr>
+              <w:jc w:val="center"/>
+            </w:pPr>
+            <w:r/>
+            <w:r>
+              <w:rPr>
+                <w:b w:val="0"/>
+                <w:color w:val="787878"/>
+                <w:sz w:val="14"/>
+              </w:rPr>
+              <w:t>σ=617 [894–1238]</w:t>
+            </w:r>
+          </w:p>
+        </w:tc>
+        <w:tc>
+          <w:tcPr>
+            <w:tcW w:type="dxa" w:w="737"/>
+            <w:shd w:fill="DFF0D8"/>
+          </w:tcPr>
+          <w:p>
+            <w:pPr>
+              <w:jc w:val="center"/>
+            </w:pPr>
+            <w:r/>
+            <w:r>
+              <w:rPr>
+                <w:b w:val="0"/>
+                <w:color w:val="787878"/>
+                <w:sz w:val="14"/>
+              </w:rPr>
+              <w:t>σ=694</w:t>
+            </w:r>
+          </w:p>
+        </w:tc>
+        <w:tc>
+          <w:tcPr>
+            <w:tcW w:type="dxa" w:w="737"/>
+            <w:shd w:fill="DFF0D8"/>
+          </w:tcPr>
+          <w:p>
+            <w:pPr>
+              <w:jc w:val="center"/>
+            </w:pPr>
+            <w:r/>
+            <w:r>
+              <w:rPr>
+                <w:b w:val="0"/>
+                <w:color w:val="787878"/>
+                <w:sz w:val="14"/>
+              </w:rPr>
+              <w:t>σ=875</w:t>
+            </w:r>
+          </w:p>
+        </w:tc>
+        <w:tc>
+          <w:tcPr>
+            <w:tcW w:type="dxa" w:w="737"/>
+            <w:shd w:fill="DFF0D8"/>
+          </w:tcPr>
+          <w:p>
+            <w:pPr>
+              <w:jc w:val="center"/>
+            </w:pPr>
+            <w:r/>
+            <w:r>
+              <w:rPr>
+                <w:b w:val="0"/>
+                <w:color w:val="787878"/>
+                <w:sz w:val="14"/>
+              </w:rPr>
+              <w:t>σ=1009</w:t>
             </w:r>
           </w:p>
         </w:tc>
@@ -9471,7 +10911,7 @@
                 <w:b w:val="0"/>
                 <w:sz w:val="18"/>
               </w:rPr>
-              <w:t>1 593</w:t>
+              <w:t>1 594</w:t>
             </w:r>
           </w:p>
         </w:tc>
@@ -9675,7 +11115,7 @@
                 <w:b w:val="0"/>
                 <w:sz w:val="18"/>
               </w:rPr>
-              <w:t>37</w:t>
+              <w:t>38</w:t>
             </w:r>
           </w:p>
         </w:tc>
@@ -9790,6 +11230,166 @@
                 <w:sz w:val="18"/>
               </w:rPr>
               <w:t>2 412</w:t>
+            </w:r>
+          </w:p>
+        </w:tc>
+      </w:tr>
+      <w:tr>
+        <w:tc>
+          <w:tcPr>
+            <w:tcW w:type="dxa" w:w="2721"/>
+            <w:shd w:fill="DFF0D8"/>
+          </w:tcPr>
+          <w:p>
+            <w:pPr>
+              <w:jc w:val="center"/>
+            </w:pPr>
+            <w:r/>
+            <w:r>
+              <w:rPr>
+                <w:b w:val="0"/>
+                <w:color w:val="787878"/>
+                <w:sz w:val="14"/>
+              </w:rPr>
+              <w:t>↳ σ / [Q25–Q75]</w:t>
+            </w:r>
+          </w:p>
+        </w:tc>
+        <w:tc>
+          <w:tcPr>
+            <w:tcW w:type="dxa" w:w="624"/>
+            <w:shd w:fill="DFF0D8"/>
+          </w:tcPr>
+          <w:p>
+            <w:pPr>
+              <w:jc w:val="center"/>
+            </w:pPr>
+            <w:r/>
+            <w:r>
+              <w:rPr>
+                <w:b w:val="0"/>
+                <w:sz w:val="14"/>
+              </w:rPr>
+            </w:r>
+          </w:p>
+        </w:tc>
+        <w:tc>
+          <w:tcPr>
+            <w:tcW w:type="dxa" w:w="737"/>
+            <w:shd w:fill="DFF0D8"/>
+          </w:tcPr>
+          <w:p>
+            <w:pPr>
+              <w:jc w:val="center"/>
+            </w:pPr>
+            <w:r/>
+            <w:r>
+              <w:rPr>
+                <w:b w:val="0"/>
+                <w:color w:val="787878"/>
+                <w:sz w:val="14"/>
+              </w:rPr>
+              <w:t>σ=174 [194–474]</w:t>
+            </w:r>
+          </w:p>
+        </w:tc>
+        <w:tc>
+          <w:tcPr>
+            <w:tcW w:type="dxa" w:w="737"/>
+            <w:shd w:fill="DFF0D8"/>
+          </w:tcPr>
+          <w:p>
+            <w:pPr>
+              <w:jc w:val="center"/>
+            </w:pPr>
+            <w:r/>
+            <w:r>
+              <w:rPr>
+                <w:b w:val="0"/>
+                <w:color w:val="787878"/>
+                <w:sz w:val="14"/>
+              </w:rPr>
+              <w:t>σ=176 [571–829]</w:t>
+            </w:r>
+          </w:p>
+        </w:tc>
+        <w:tc>
+          <w:tcPr>
+            <w:tcW w:type="dxa" w:w="737"/>
+            <w:shd w:fill="DFF0D8"/>
+          </w:tcPr>
+          <w:p>
+            <w:pPr>
+              <w:jc w:val="center"/>
+            </w:pPr>
+            <w:r/>
+            <w:r>
+              <w:rPr>
+                <w:b w:val="0"/>
+                <w:color w:val="787878"/>
+                <w:sz w:val="14"/>
+              </w:rPr>
+              <w:t>σ=214 [948–1152]</w:t>
+            </w:r>
+          </w:p>
+        </w:tc>
+        <w:tc>
+          <w:tcPr>
+            <w:tcW w:type="dxa" w:w="737"/>
+            <w:shd w:fill="DFF0D8"/>
+          </w:tcPr>
+          <w:p>
+            <w:pPr>
+              <w:jc w:val="center"/>
+            </w:pPr>
+            <w:r/>
+            <w:r>
+              <w:rPr>
+                <w:b w:val="0"/>
+                <w:color w:val="787878"/>
+                <w:sz w:val="14"/>
+              </w:rPr>
+              <w:t>σ=381</w:t>
+            </w:r>
+          </w:p>
+        </w:tc>
+        <w:tc>
+          <w:tcPr>
+            <w:tcW w:type="dxa" w:w="737"/>
+            <w:shd w:fill="DFF0D8"/>
+          </w:tcPr>
+          <w:p>
+            <w:pPr>
+              <w:jc w:val="center"/>
+            </w:pPr>
+            <w:r/>
+            <w:r>
+              <w:rPr>
+                <w:b w:val="0"/>
+                <w:color w:val="787878"/>
+                <w:sz w:val="14"/>
+              </w:rPr>
+              <w:t>σ=639</w:t>
+            </w:r>
+          </w:p>
+        </w:tc>
+        <w:tc>
+          <w:tcPr>
+            <w:tcW w:type="dxa" w:w="737"/>
+            <w:shd w:fill="DFF0D8"/>
+          </w:tcPr>
+          <w:p>
+            <w:pPr>
+              <w:jc w:val="center"/>
+            </w:pPr>
+            <w:r/>
+            <w:r>
+              <w:rPr>
+                <w:b w:val="0"/>
+                <w:color w:val="787878"/>
+                <w:sz w:val="14"/>
+              </w:rPr>
+              <w:t>σ=873</w:t>
             </w:r>
           </w:p>
         </w:tc>
@@ -13580,10 +15180,11 @@
             <w:r/>
             <w:r>
               <w:rPr>
-                <w:b/>
-                <w:sz w:val="18"/>
-              </w:rPr>
-              <w:t>ordinario_quartertones</w:t>
+                <w:b w:val="0"/>
+                <w:color w:val="787878"/>
+                <w:sz w:val="14"/>
+              </w:rPr>
+              <w:t>↳ σ / [Q25–Q75]</w:t>
             </w:r>
           </w:p>
         </w:tc>
@@ -13600,6 +15201,165 @@
             <w:r>
               <w:rPr>
                 <w:b w:val="0"/>
+                <w:sz w:val="14"/>
+              </w:rPr>
+            </w:r>
+          </w:p>
+        </w:tc>
+        <w:tc>
+          <w:tcPr>
+            <w:tcW w:type="dxa" w:w="737"/>
+            <w:shd w:fill="DFF0D8"/>
+          </w:tcPr>
+          <w:p>
+            <w:pPr>
+              <w:jc w:val="center"/>
+            </w:pPr>
+            <w:r/>
+            <w:r>
+              <w:rPr>
+                <w:b w:val="0"/>
+                <w:color w:val="787878"/>
+                <w:sz w:val="14"/>
+              </w:rPr>
+              <w:t>σ=346 [495–990]</w:t>
+            </w:r>
+          </w:p>
+        </w:tc>
+        <w:tc>
+          <w:tcPr>
+            <w:tcW w:type="dxa" w:w="737"/>
+            <w:shd w:fill="DFF0D8"/>
+          </w:tcPr>
+          <w:p>
+            <w:pPr>
+              <w:jc w:val="center"/>
+            </w:pPr>
+            <w:r/>
+            <w:r>
+              <w:rPr>
+                <w:b w:val="0"/>
+                <w:color w:val="787878"/>
+                <w:sz w:val="14"/>
+              </w:rPr>
+              <w:t>σ=400 [1001–1518]</w:t>
+            </w:r>
+          </w:p>
+        </w:tc>
+        <w:tc>
+          <w:tcPr>
+            <w:tcW w:type="dxa" w:w="737"/>
+            <w:shd w:fill="DFF0D8"/>
+          </w:tcPr>
+          <w:p>
+            <w:pPr>
+              <w:jc w:val="center"/>
+            </w:pPr>
+            <w:r/>
+            <w:r>
+              <w:rPr>
+                <w:b w:val="0"/>
+                <w:color w:val="787878"/>
+                <w:sz w:val="14"/>
+              </w:rPr>
+              <w:t>σ=602 [1389–2132]</w:t>
+            </w:r>
+          </w:p>
+        </w:tc>
+        <w:tc>
+          <w:tcPr>
+            <w:tcW w:type="dxa" w:w="737"/>
+            <w:shd w:fill="DFF0D8"/>
+          </w:tcPr>
+          <w:p>
+            <w:pPr>
+              <w:jc w:val="center"/>
+            </w:pPr>
+            <w:r/>
+            <w:r>
+              <w:rPr>
+                <w:b w:val="0"/>
+                <w:color w:val="787878"/>
+                <w:sz w:val="14"/>
+              </w:rPr>
+              <w:t>σ=847</w:t>
+            </w:r>
+          </w:p>
+        </w:tc>
+        <w:tc>
+          <w:tcPr>
+            <w:tcW w:type="dxa" w:w="737"/>
+            <w:shd w:fill="DFF0D8"/>
+          </w:tcPr>
+          <w:p>
+            <w:pPr>
+              <w:jc w:val="center"/>
+            </w:pPr>
+            <w:r/>
+            <w:r>
+              <w:rPr>
+                <w:b w:val="0"/>
+                <w:color w:val="787878"/>
+                <w:sz w:val="14"/>
+              </w:rPr>
+              <w:t>σ=937</w:t>
+            </w:r>
+          </w:p>
+        </w:tc>
+        <w:tc>
+          <w:tcPr>
+            <w:tcW w:type="dxa" w:w="737"/>
+            <w:shd w:fill="DFF0D8"/>
+          </w:tcPr>
+          <w:p>
+            <w:pPr>
+              <w:jc w:val="center"/>
+            </w:pPr>
+            <w:r/>
+            <w:r>
+              <w:rPr>
+                <w:b w:val="0"/>
+                <w:color w:val="787878"/>
+                <w:sz w:val="14"/>
+              </w:rPr>
+              <w:t>σ=1164</w:t>
+            </w:r>
+          </w:p>
+        </w:tc>
+      </w:tr>
+      <w:tr>
+        <w:tc>
+          <w:tcPr>
+            <w:tcW w:type="dxa" w:w="2721"/>
+            <w:shd w:fill="DFF0D8"/>
+          </w:tcPr>
+          <w:p>
+            <w:pPr>
+              <w:jc w:val="center"/>
+            </w:pPr>
+            <w:r/>
+            <w:r>
+              <w:rPr>
+                <w:b/>
+                <w:sz w:val="18"/>
+              </w:rPr>
+              <w:t>ordinario_quartertones</w:t>
+            </w:r>
+          </w:p>
+        </w:tc>
+        <w:tc>
+          <w:tcPr>
+            <w:tcW w:type="dxa" w:w="624"/>
+            <w:shd w:fill="DFF0D8"/>
+          </w:tcPr>
+          <w:p>
+            <w:pPr>
+              <w:jc w:val="center"/>
+            </w:pPr>
+            <w:r/>
+            <w:r>
+              <w:rPr>
+                <w:b w:val="0"/>
                 <w:sz w:val="18"/>
               </w:rPr>
               <w:t>102</w:t>
@@ -13717,6 +15477,166 @@
                 <w:sz w:val="18"/>
               </w:rPr>
               <w:t>3 984</w:t>
+            </w:r>
+          </w:p>
+        </w:tc>
+      </w:tr>
+      <w:tr>
+        <w:tc>
+          <w:tcPr>
+            <w:tcW w:type="dxa" w:w="2721"/>
+            <w:shd w:fill="DFF0D8"/>
+          </w:tcPr>
+          <w:p>
+            <w:pPr>
+              <w:jc w:val="center"/>
+            </w:pPr>
+            <w:r/>
+            <w:r>
+              <w:rPr>
+                <w:b w:val="0"/>
+                <w:color w:val="787878"/>
+                <w:sz w:val="14"/>
+              </w:rPr>
+              <w:t>↳ σ / [Q25–Q75]</w:t>
+            </w:r>
+          </w:p>
+        </w:tc>
+        <w:tc>
+          <w:tcPr>
+            <w:tcW w:type="dxa" w:w="624"/>
+            <w:shd w:fill="DFF0D8"/>
+          </w:tcPr>
+          <w:p>
+            <w:pPr>
+              <w:jc w:val="center"/>
+            </w:pPr>
+            <w:r/>
+            <w:r>
+              <w:rPr>
+                <w:b w:val="0"/>
+                <w:sz w:val="14"/>
+              </w:rPr>
+            </w:r>
+          </w:p>
+        </w:tc>
+        <w:tc>
+          <w:tcPr>
+            <w:tcW w:type="dxa" w:w="737"/>
+            <w:shd w:fill="DFF0D8"/>
+          </w:tcPr>
+          <w:p>
+            <w:pPr>
+              <w:jc w:val="center"/>
+            </w:pPr>
+            <w:r/>
+            <w:r>
+              <w:rPr>
+                <w:b w:val="0"/>
+                <w:color w:val="787878"/>
+                <w:sz w:val="14"/>
+              </w:rPr>
+              <w:t>σ=349 [463–990]</w:t>
+            </w:r>
+          </w:p>
+        </w:tc>
+        <w:tc>
+          <w:tcPr>
+            <w:tcW w:type="dxa" w:w="737"/>
+            <w:shd w:fill="DFF0D8"/>
+          </w:tcPr>
+          <w:p>
+            <w:pPr>
+              <w:jc w:val="center"/>
+            </w:pPr>
+            <w:r/>
+            <w:r>
+              <w:rPr>
+                <w:b w:val="0"/>
+                <w:color w:val="787878"/>
+                <w:sz w:val="14"/>
+              </w:rPr>
+              <w:t>σ=452 [990–1583]</w:t>
+            </w:r>
+          </w:p>
+        </w:tc>
+        <w:tc>
+          <w:tcPr>
+            <w:tcW w:type="dxa" w:w="737"/>
+            <w:shd w:fill="DFF0D8"/>
+          </w:tcPr>
+          <w:p>
+            <w:pPr>
+              <w:jc w:val="center"/>
+            </w:pPr>
+            <w:r/>
+            <w:r>
+              <w:rPr>
+                <w:b w:val="0"/>
+                <w:color w:val="787878"/>
+                <w:sz w:val="14"/>
+              </w:rPr>
+              <w:t>σ=622 [1443–2186]</w:t>
+            </w:r>
+          </w:p>
+        </w:tc>
+        <w:tc>
+          <w:tcPr>
+            <w:tcW w:type="dxa" w:w="737"/>
+            <w:shd w:fill="DFF0D8"/>
+          </w:tcPr>
+          <w:p>
+            <w:pPr>
+              <w:jc w:val="center"/>
+            </w:pPr>
+            <w:r/>
+            <w:r>
+              <w:rPr>
+                <w:b w:val="0"/>
+                <w:color w:val="787878"/>
+                <w:sz w:val="14"/>
+              </w:rPr>
+              <w:t>σ=852</w:t>
+            </w:r>
+          </w:p>
+        </w:tc>
+        <w:tc>
+          <w:tcPr>
+            <w:tcW w:type="dxa" w:w="737"/>
+            <w:shd w:fill="DFF0D8"/>
+          </w:tcPr>
+          <w:p>
+            <w:pPr>
+              <w:jc w:val="center"/>
+            </w:pPr>
+            <w:r/>
+            <w:r>
+              <w:rPr>
+                <w:b w:val="0"/>
+                <w:color w:val="787878"/>
+                <w:sz w:val="14"/>
+              </w:rPr>
+              <w:t>σ=1016</w:t>
+            </w:r>
+          </w:p>
+        </w:tc>
+        <w:tc>
+          <w:tcPr>
+            <w:tcW w:type="dxa" w:w="737"/>
+            <w:shd w:fill="DFF0D8"/>
+          </w:tcPr>
+          <w:p>
+            <w:pPr>
+              <w:jc w:val="center"/>
+            </w:pPr>
+            <w:r/>
+            <w:r>
+              <w:rPr>
+                <w:b w:val="0"/>
+                <w:color w:val="787878"/>
+                <w:sz w:val="14"/>
+              </w:rPr>
+              <w:t>σ=1146</w:t>
             </w:r>
           </w:p>
         </w:tc>
@@ -15892,7 +17812,7 @@
                 <w:b w:val="0"/>
                 <w:sz w:val="18"/>
               </w:rPr>
-              <w:t>991</w:t>
+              <w:t>990</w:t>
             </w:r>
           </w:p>
         </w:tc>
@@ -16119,6 +18039,166 @@
                 <w:sz w:val="18"/>
               </w:rPr>
               <w:t>3 747</w:t>
+            </w:r>
+          </w:p>
+        </w:tc>
+      </w:tr>
+      <w:tr>
+        <w:tc>
+          <w:tcPr>
+            <w:tcW w:type="dxa" w:w="2721"/>
+            <w:shd w:fill="DFF0D8"/>
+          </w:tcPr>
+          <w:p>
+            <w:pPr>
+              <w:jc w:val="center"/>
+            </w:pPr>
+            <w:r/>
+            <w:r>
+              <w:rPr>
+                <w:b w:val="0"/>
+                <w:color w:val="787878"/>
+                <w:sz w:val="14"/>
+              </w:rPr>
+              <w:t>↳ σ / [Q25–Q75]</w:t>
+            </w:r>
+          </w:p>
+        </w:tc>
+        <w:tc>
+          <w:tcPr>
+            <w:tcW w:type="dxa" w:w="624"/>
+            <w:shd w:fill="DFF0D8"/>
+          </w:tcPr>
+          <w:p>
+            <w:pPr>
+              <w:jc w:val="center"/>
+            </w:pPr>
+            <w:r/>
+            <w:r>
+              <w:rPr>
+                <w:b w:val="0"/>
+                <w:sz w:val="14"/>
+              </w:rPr>
+            </w:r>
+          </w:p>
+        </w:tc>
+        <w:tc>
+          <w:tcPr>
+            <w:tcW w:type="dxa" w:w="737"/>
+            <w:shd w:fill="DFF0D8"/>
+          </w:tcPr>
+          <w:p>
+            <w:pPr>
+              <w:jc w:val="center"/>
+            </w:pPr>
+            <w:r/>
+            <w:r>
+              <w:rPr>
+                <w:b w:val="0"/>
+                <w:color w:val="787878"/>
+                <w:sz w:val="14"/>
+              </w:rPr>
+              <w:t>σ=242 [226–668]</w:t>
+            </w:r>
+          </w:p>
+        </w:tc>
+        <w:tc>
+          <w:tcPr>
+            <w:tcW w:type="dxa" w:w="737"/>
+            <w:shd w:fill="DFF0D8"/>
+          </w:tcPr>
+          <w:p>
+            <w:pPr>
+              <w:jc w:val="center"/>
+            </w:pPr>
+            <w:r/>
+            <w:r>
+              <w:rPr>
+                <w:b w:val="0"/>
+                <w:color w:val="787878"/>
+                <w:sz w:val="14"/>
+              </w:rPr>
+              <w:t>σ=273 [624–1098]</w:t>
+            </w:r>
+          </w:p>
+        </w:tc>
+        <w:tc>
+          <w:tcPr>
+            <w:tcW w:type="dxa" w:w="737"/>
+            <w:shd w:fill="DFF0D8"/>
+          </w:tcPr>
+          <w:p>
+            <w:pPr>
+              <w:jc w:val="center"/>
+            </w:pPr>
+            <w:r/>
+            <w:r>
+              <w:rPr>
+                <w:b w:val="0"/>
+                <w:color w:val="787878"/>
+                <w:sz w:val="14"/>
+              </w:rPr>
+              <w:t>σ=328 [1023–1475]</w:t>
+            </w:r>
+          </w:p>
+        </w:tc>
+        <w:tc>
+          <w:tcPr>
+            <w:tcW w:type="dxa" w:w="737"/>
+            <w:shd w:fill="DFF0D8"/>
+          </w:tcPr>
+          <w:p>
+            <w:pPr>
+              <w:jc w:val="center"/>
+            </w:pPr>
+            <w:r/>
+            <w:r>
+              <w:rPr>
+                <w:b w:val="0"/>
+                <w:color w:val="787878"/>
+                <w:sz w:val="14"/>
+              </w:rPr>
+              <w:t>σ=559</w:t>
+            </w:r>
+          </w:p>
+        </w:tc>
+        <w:tc>
+          <w:tcPr>
+            <w:tcW w:type="dxa" w:w="737"/>
+            <w:shd w:fill="DFF0D8"/>
+          </w:tcPr>
+          <w:p>
+            <w:pPr>
+              <w:jc w:val="center"/>
+            </w:pPr>
+            <w:r/>
+            <w:r>
+              <w:rPr>
+                <w:b w:val="0"/>
+                <w:color w:val="787878"/>
+                <w:sz w:val="14"/>
+              </w:rPr>
+              <w:t>σ=995</w:t>
+            </w:r>
+          </w:p>
+        </w:tc>
+        <w:tc>
+          <w:tcPr>
+            <w:tcW w:type="dxa" w:w="737"/>
+            <w:shd w:fill="DFF0D8"/>
+          </w:tcPr>
+          <w:p>
+            <w:pPr>
+              <w:jc w:val="center"/>
+            </w:pPr>
+            <w:r/>
+            <w:r>
+              <w:rPr>
+                <w:b w:val="0"/>
+                <w:color w:val="787878"/>
+                <w:sz w:val="14"/>
+              </w:rPr>
+              <w:t>σ=1339</w:t>
             </w:r>
           </w:p>
         </w:tc>
@@ -19670,10 +21750,11 @@
             <w:r/>
             <w:r>
               <w:rPr>
-                <w:b/>
-                <w:sz w:val="18"/>
-              </w:rPr>
-              <w:t>ordinario_quartertones</w:t>
+                <w:b w:val="0"/>
+                <w:color w:val="787878"/>
+                <w:sz w:val="14"/>
+              </w:rPr>
+              <w:t>↳ σ / [Q25–Q75]</w:t>
             </w:r>
           </w:p>
         </w:tc>
@@ -19690,6 +21771,165 @@
             <w:r>
               <w:rPr>
                 <w:b w:val="0"/>
+                <w:sz w:val="14"/>
+              </w:rPr>
+            </w:r>
+          </w:p>
+        </w:tc>
+        <w:tc>
+          <w:tcPr>
+            <w:tcW w:type="dxa" w:w="737"/>
+            <w:shd w:fill="DFF0D8"/>
+          </w:tcPr>
+          <w:p>
+            <w:pPr>
+              <w:jc w:val="center"/>
+            </w:pPr>
+            <w:r/>
+            <w:r>
+              <w:rPr>
+                <w:b w:val="0"/>
+                <w:color w:val="787878"/>
+                <w:sz w:val="14"/>
+              </w:rPr>
+              <w:t>σ=134 [312–528]</w:t>
+            </w:r>
+          </w:p>
+        </w:tc>
+        <w:tc>
+          <w:tcPr>
+            <w:tcW w:type="dxa" w:w="737"/>
+            <w:shd w:fill="DFF0D8"/>
+          </w:tcPr>
+          <w:p>
+            <w:pPr>
+              <w:jc w:val="center"/>
+            </w:pPr>
+            <w:r/>
+            <w:r>
+              <w:rPr>
+                <w:b w:val="0"/>
+                <w:color w:val="787878"/>
+                <w:sz w:val="14"/>
+              </w:rPr>
+              <w:t>σ=215 [657–969]</w:t>
+            </w:r>
+          </w:p>
+        </w:tc>
+        <w:tc>
+          <w:tcPr>
+            <w:tcW w:type="dxa" w:w="737"/>
+            <w:shd w:fill="DFF0D8"/>
+          </w:tcPr>
+          <w:p>
+            <w:pPr>
+              <w:jc w:val="center"/>
+            </w:pPr>
+            <w:r/>
+            <w:r>
+              <w:rPr>
+                <w:b w:val="0"/>
+                <w:color w:val="787878"/>
+                <w:sz w:val="14"/>
+              </w:rPr>
+              <w:t>σ=254 [1120–1303]</w:t>
+            </w:r>
+          </w:p>
+        </w:tc>
+        <w:tc>
+          <w:tcPr>
+            <w:tcW w:type="dxa" w:w="737"/>
+            <w:shd w:fill="DFF0D8"/>
+          </w:tcPr>
+          <w:p>
+            <w:pPr>
+              <w:jc w:val="center"/>
+            </w:pPr>
+            <w:r/>
+            <w:r>
+              <w:rPr>
+                <w:b w:val="0"/>
+                <w:color w:val="787878"/>
+                <w:sz w:val="14"/>
+              </w:rPr>
+              <w:t>σ=300</w:t>
+            </w:r>
+          </w:p>
+        </w:tc>
+        <w:tc>
+          <w:tcPr>
+            <w:tcW w:type="dxa" w:w="737"/>
+            <w:shd w:fill="DFF0D8"/>
+          </w:tcPr>
+          <w:p>
+            <w:pPr>
+              <w:jc w:val="center"/>
+            </w:pPr>
+            <w:r/>
+            <w:r>
+              <w:rPr>
+                <w:b w:val="0"/>
+                <w:color w:val="787878"/>
+                <w:sz w:val="14"/>
+              </w:rPr>
+              <w:t>σ=482</w:t>
+            </w:r>
+          </w:p>
+        </w:tc>
+        <w:tc>
+          <w:tcPr>
+            <w:tcW w:type="dxa" w:w="737"/>
+            <w:shd w:fill="DFF0D8"/>
+          </w:tcPr>
+          <w:p>
+            <w:pPr>
+              <w:jc w:val="center"/>
+            </w:pPr>
+            <w:r/>
+            <w:r>
+              <w:rPr>
+                <w:b w:val="0"/>
+                <w:color w:val="787878"/>
+                <w:sz w:val="14"/>
+              </w:rPr>
+              <w:t>σ=1058</w:t>
+            </w:r>
+          </w:p>
+        </w:tc>
+      </w:tr>
+      <w:tr>
+        <w:tc>
+          <w:tcPr>
+            <w:tcW w:type="dxa" w:w="2721"/>
+            <w:shd w:fill="DFF0D8"/>
+          </w:tcPr>
+          <w:p>
+            <w:pPr>
+              <w:jc w:val="center"/>
+            </w:pPr>
+            <w:r/>
+            <w:r>
+              <w:rPr>
+                <w:b/>
+                <w:sz w:val="18"/>
+              </w:rPr>
+              <w:t>ordinario_quartertones</w:t>
+            </w:r>
+          </w:p>
+        </w:tc>
+        <w:tc>
+          <w:tcPr>
+            <w:tcW w:type="dxa" w:w="624"/>
+            <w:shd w:fill="DFF0D8"/>
+          </w:tcPr>
+          <w:p>
+            <w:pPr>
+              <w:jc w:val="center"/>
+            </w:pPr>
+            <w:r/>
+            <w:r>
+              <w:rPr>
+                <w:b w:val="0"/>
                 <w:sz w:val="18"/>
               </w:rPr>
               <w:t>119</w:t>
@@ -19807,6 +22047,166 @@
                 <w:sz w:val="18"/>
               </w:rPr>
               <w:t>2 692</w:t>
+            </w:r>
+          </w:p>
+        </w:tc>
+      </w:tr>
+      <w:tr>
+        <w:tc>
+          <w:tcPr>
+            <w:tcW w:type="dxa" w:w="2721"/>
+            <w:shd w:fill="DFF0D8"/>
+          </w:tcPr>
+          <w:p>
+            <w:pPr>
+              <w:jc w:val="center"/>
+            </w:pPr>
+            <w:r/>
+            <w:r>
+              <w:rPr>
+                <w:b w:val="0"/>
+                <w:color w:val="787878"/>
+                <w:sz w:val="14"/>
+              </w:rPr>
+              <w:t>↳ σ / [Q25–Q75]</w:t>
+            </w:r>
+          </w:p>
+        </w:tc>
+        <w:tc>
+          <w:tcPr>
+            <w:tcW w:type="dxa" w:w="624"/>
+            <w:shd w:fill="DFF0D8"/>
+          </w:tcPr>
+          <w:p>
+            <w:pPr>
+              <w:jc w:val="center"/>
+            </w:pPr>
+            <w:r/>
+            <w:r>
+              <w:rPr>
+                <w:b w:val="0"/>
+                <w:sz w:val="14"/>
+              </w:rPr>
+            </w:r>
+          </w:p>
+        </w:tc>
+        <w:tc>
+          <w:tcPr>
+            <w:tcW w:type="dxa" w:w="737"/>
+            <w:shd w:fill="DFF0D8"/>
+          </w:tcPr>
+          <w:p>
+            <w:pPr>
+              <w:jc w:val="center"/>
+            </w:pPr>
+            <w:r/>
+            <w:r>
+              <w:rPr>
+                <w:b w:val="0"/>
+                <w:color w:val="787878"/>
+                <w:sz w:val="14"/>
+              </w:rPr>
+              <w:t>σ=137 [248–517]</w:t>
+            </w:r>
+          </w:p>
+        </w:tc>
+        <w:tc>
+          <w:tcPr>
+            <w:tcW w:type="dxa" w:w="737"/>
+            <w:shd w:fill="DFF0D8"/>
+          </w:tcPr>
+          <w:p>
+            <w:pPr>
+              <w:jc w:val="center"/>
+            </w:pPr>
+            <w:r/>
+            <w:r>
+              <w:rPr>
+                <w:b w:val="0"/>
+                <w:color w:val="787878"/>
+                <w:sz w:val="14"/>
+              </w:rPr>
+              <w:t>σ=233 [581–980]</w:t>
+            </w:r>
+          </w:p>
+        </w:tc>
+        <w:tc>
+          <w:tcPr>
+            <w:tcW w:type="dxa" w:w="737"/>
+            <w:shd w:fill="DFF0D8"/>
+          </w:tcPr>
+          <w:p>
+            <w:pPr>
+              <w:jc w:val="center"/>
+            </w:pPr>
+            <w:r/>
+            <w:r>
+              <w:rPr>
+                <w:b w:val="0"/>
+                <w:color w:val="787878"/>
+                <w:sz w:val="14"/>
+              </w:rPr>
+              <w:t>σ=275 [1087–1324]</w:t>
+            </w:r>
+          </w:p>
+        </w:tc>
+        <w:tc>
+          <w:tcPr>
+            <w:tcW w:type="dxa" w:w="737"/>
+            <w:shd w:fill="DFF0D8"/>
+          </w:tcPr>
+          <w:p>
+            <w:pPr>
+              <w:jc w:val="center"/>
+            </w:pPr>
+            <w:r/>
+            <w:r>
+              <w:rPr>
+                <w:b w:val="0"/>
+                <w:color w:val="787878"/>
+                <w:sz w:val="14"/>
+              </w:rPr>
+              <w:t>σ=331</w:t>
+            </w:r>
+          </w:p>
+        </w:tc>
+        <w:tc>
+          <w:tcPr>
+            <w:tcW w:type="dxa" w:w="737"/>
+            <w:shd w:fill="DFF0D8"/>
+          </w:tcPr>
+          <w:p>
+            <w:pPr>
+              <w:jc w:val="center"/>
+            </w:pPr>
+            <w:r/>
+            <w:r>
+              <w:rPr>
+                <w:b w:val="0"/>
+                <w:color w:val="787878"/>
+                <w:sz w:val="14"/>
+              </w:rPr>
+              <w:t>σ=685</w:t>
+            </w:r>
+          </w:p>
+        </w:tc>
+        <w:tc>
+          <w:tcPr>
+            <w:tcW w:type="dxa" w:w="737"/>
+            <w:shd w:fill="DFF0D8"/>
+          </w:tcPr>
+          <w:p>
+            <w:pPr>
+              <w:jc w:val="center"/>
+            </w:pPr>
+            <w:r/>
+            <w:r>
+              <w:rPr>
+                <w:b w:val="0"/>
+                <w:color w:val="787878"/>
+                <w:sz w:val="14"/>
+              </w:rPr>
+              <w:t>σ=1176</w:t>
             </w:r>
           </w:p>
         </w:tc>
@@ -21776,7 +24176,7 @@
                 <w:b w:val="0"/>
                 <w:sz w:val="18"/>
               </w:rPr>
-              <w:t>106</w:t>
+              <w:t>110</w:t>
             </w:r>
           </w:p>
         </w:tc>
@@ -21891,6 +24291,166 @@
                 <w:sz w:val="18"/>
               </w:rPr>
               <w:t>1 820</w:t>
+            </w:r>
+          </w:p>
+        </w:tc>
+      </w:tr>
+      <w:tr>
+        <w:tc>
+          <w:tcPr>
+            <w:tcW w:type="dxa" w:w="2721"/>
+            <w:shd w:fill="DFF0D8"/>
+          </w:tcPr>
+          <w:p>
+            <w:pPr>
+              <w:jc w:val="center"/>
+            </w:pPr>
+            <w:r/>
+            <w:r>
+              <w:rPr>
+                <w:b w:val="0"/>
+                <w:color w:val="787878"/>
+                <w:sz w:val="14"/>
+              </w:rPr>
+              <w:t>↳ σ / [Q25–Q75]</w:t>
+            </w:r>
+          </w:p>
+        </w:tc>
+        <w:tc>
+          <w:tcPr>
+            <w:tcW w:type="dxa" w:w="624"/>
+            <w:shd w:fill="DFF0D8"/>
+          </w:tcPr>
+          <w:p>
+            <w:pPr>
+              <w:jc w:val="center"/>
+            </w:pPr>
+            <w:r/>
+            <w:r>
+              <w:rPr>
+                <w:b w:val="0"/>
+                <w:sz w:val="14"/>
+              </w:rPr>
+            </w:r>
+          </w:p>
+        </w:tc>
+        <w:tc>
+          <w:tcPr>
+            <w:tcW w:type="dxa" w:w="737"/>
+            <w:shd w:fill="DFF0D8"/>
+          </w:tcPr>
+          <w:p>
+            <w:pPr>
+              <w:jc w:val="center"/>
+            </w:pPr>
+            <w:r/>
+            <w:r>
+              <w:rPr>
+                <w:b w:val="0"/>
+                <w:color w:val="787878"/>
+                <w:sz w:val="14"/>
+              </w:rPr>
+              <w:t>σ=48 [215–258]</w:t>
+            </w:r>
+          </w:p>
+        </w:tc>
+        <w:tc>
+          <w:tcPr>
+            <w:tcW w:type="dxa" w:w="737"/>
+            <w:shd w:fill="DFF0D8"/>
+          </w:tcPr>
+          <w:p>
+            <w:pPr>
+              <w:jc w:val="center"/>
+            </w:pPr>
+            <w:r/>
+            <w:r>
+              <w:rPr>
+                <w:b w:val="0"/>
+                <w:color w:val="787878"/>
+                <w:sz w:val="14"/>
+              </w:rPr>
+              <w:t>σ=156 [463–711]</w:t>
+            </w:r>
+          </w:p>
+        </w:tc>
+        <w:tc>
+          <w:tcPr>
+            <w:tcW w:type="dxa" w:w="737"/>
+            <w:shd w:fill="DFF0D8"/>
+          </w:tcPr>
+          <w:p>
+            <w:pPr>
+              <w:jc w:val="center"/>
+            </w:pPr>
+            <w:r/>
+            <w:r>
+              <w:rPr>
+                <w:b w:val="0"/>
+                <w:color w:val="787878"/>
+                <w:sz w:val="14"/>
+              </w:rPr>
+              <w:t>σ=213 [732–1174]</w:t>
+            </w:r>
+          </w:p>
+        </w:tc>
+        <w:tc>
+          <w:tcPr>
+            <w:tcW w:type="dxa" w:w="737"/>
+            <w:shd w:fill="DFF0D8"/>
+          </w:tcPr>
+          <w:p>
+            <w:pPr>
+              <w:jc w:val="center"/>
+            </w:pPr>
+            <w:r/>
+            <w:r>
+              <w:rPr>
+                <w:b w:val="0"/>
+                <w:color w:val="787878"/>
+                <w:sz w:val="14"/>
+              </w:rPr>
+              <w:t>σ=242</w:t>
+            </w:r>
+          </w:p>
+        </w:tc>
+        <w:tc>
+          <w:tcPr>
+            <w:tcW w:type="dxa" w:w="737"/>
+            <w:shd w:fill="DFF0D8"/>
+          </w:tcPr>
+          <w:p>
+            <w:pPr>
+              <w:jc w:val="center"/>
+            </w:pPr>
+            <w:r/>
+            <w:r>
+              <w:rPr>
+                <w:b w:val="0"/>
+                <w:color w:val="787878"/>
+                <w:sz w:val="14"/>
+              </w:rPr>
+              <w:t>σ=242</w:t>
+            </w:r>
+          </w:p>
+        </w:tc>
+        <w:tc>
+          <w:tcPr>
+            <w:tcW w:type="dxa" w:w="737"/>
+            <w:shd w:fill="DFF0D8"/>
+          </w:tcPr>
+          <w:p>
+            <w:pPr>
+              <w:jc w:val="center"/>
+            </w:pPr>
+            <w:r/>
+            <w:r>
+              <w:rPr>
+                <w:b w:val="0"/>
+                <w:color w:val="787878"/>
+                <w:sz w:val="14"/>
+              </w:rPr>
+              <w:t>σ=277</w:t>
             </w:r>
           </w:p>
         </w:tc>
@@ -23137,7 +25697,7 @@
                 <w:b w:val="0"/>
                 <w:sz w:val="18"/>
               </w:rPr>
-              <w:t>2 929</w:t>
+              <w:t>2 928</w:t>
             </w:r>
           </w:p>
         </w:tc>
@@ -23438,6 +25998,166 @@
                 <w:sz w:val="18"/>
               </w:rPr>
               <w:t>3 531</w:t>
+            </w:r>
+          </w:p>
+        </w:tc>
+      </w:tr>
+      <w:tr>
+        <w:tc>
+          <w:tcPr>
+            <w:tcW w:type="dxa" w:w="2721"/>
+            <w:shd w:fill="DFF0D8"/>
+          </w:tcPr>
+          <w:p>
+            <w:pPr>
+              <w:jc w:val="center"/>
+            </w:pPr>
+            <w:r/>
+            <w:r>
+              <w:rPr>
+                <w:b w:val="0"/>
+                <w:color w:val="787878"/>
+                <w:sz w:val="14"/>
+              </w:rPr>
+              <w:t>↳ σ / [Q25–Q75]</w:t>
+            </w:r>
+          </w:p>
+        </w:tc>
+        <w:tc>
+          <w:tcPr>
+            <w:tcW w:type="dxa" w:w="624"/>
+            <w:shd w:fill="DFF0D8"/>
+          </w:tcPr>
+          <w:p>
+            <w:pPr>
+              <w:jc w:val="center"/>
+            </w:pPr>
+            <w:r/>
+            <w:r>
+              <w:rPr>
+                <w:b w:val="0"/>
+                <w:sz w:val="14"/>
+              </w:rPr>
+            </w:r>
+          </w:p>
+        </w:tc>
+        <w:tc>
+          <w:tcPr>
+            <w:tcW w:type="dxa" w:w="737"/>
+            <w:shd w:fill="DFF0D8"/>
+          </w:tcPr>
+          <w:p>
+            <w:pPr>
+              <w:jc w:val="center"/>
+            </w:pPr>
+            <w:r/>
+            <w:r>
+              <w:rPr>
+                <w:b w:val="0"/>
+                <w:color w:val="787878"/>
+                <w:sz w:val="14"/>
+              </w:rPr>
+              <w:t>σ=612 [334–1314]</w:t>
+            </w:r>
+          </w:p>
+        </w:tc>
+        <w:tc>
+          <w:tcPr>
+            <w:tcW w:type="dxa" w:w="737"/>
+            <w:shd w:fill="DFF0D8"/>
+          </w:tcPr>
+          <w:p>
+            <w:pPr>
+              <w:jc w:val="center"/>
+            </w:pPr>
+            <w:r/>
+            <w:r>
+              <w:rPr>
+                <w:b w:val="0"/>
+                <w:color w:val="787878"/>
+                <w:sz w:val="14"/>
+              </w:rPr>
+              <w:t>σ=1140 [958–2240]</w:t>
+            </w:r>
+          </w:p>
+        </w:tc>
+        <w:tc>
+          <w:tcPr>
+            <w:tcW w:type="dxa" w:w="737"/>
+            <w:shd w:fill="DFF0D8"/>
+          </w:tcPr>
+          <w:p>
+            <w:pPr>
+              <w:jc w:val="center"/>
+            </w:pPr>
+            <w:r/>
+            <w:r>
+              <w:rPr>
+                <w:b w:val="0"/>
+                <w:color w:val="787878"/>
+                <w:sz w:val="14"/>
+              </w:rPr>
+              <w:t>σ=1369 [1400–3348]</w:t>
+            </w:r>
+          </w:p>
+        </w:tc>
+        <w:tc>
+          <w:tcPr>
+            <w:tcW w:type="dxa" w:w="737"/>
+            <w:shd w:fill="DFF0D8"/>
+          </w:tcPr>
+          <w:p>
+            <w:pPr>
+              <w:jc w:val="center"/>
+            </w:pPr>
+            <w:r/>
+            <w:r>
+              <w:rPr>
+                <w:b w:val="0"/>
+                <w:color w:val="787878"/>
+                <w:sz w:val="14"/>
+              </w:rPr>
+              <w:t>σ=1151</w:t>
+            </w:r>
+          </w:p>
+        </w:tc>
+        <w:tc>
+          <w:tcPr>
+            <w:tcW w:type="dxa" w:w="737"/>
+            <w:shd w:fill="DFF0D8"/>
+          </w:tcPr>
+          <w:p>
+            <w:pPr>
+              <w:jc w:val="center"/>
+            </w:pPr>
+            <w:r/>
+            <w:r>
+              <w:rPr>
+                <w:b w:val="0"/>
+                <w:color w:val="787878"/>
+                <w:sz w:val="14"/>
+              </w:rPr>
+              <w:t>σ=1010</w:t>
+            </w:r>
+          </w:p>
+        </w:tc>
+        <w:tc>
+          <w:tcPr>
+            <w:tcW w:type="dxa" w:w="737"/>
+            <w:shd w:fill="DFF0D8"/>
+          </w:tcPr>
+          <w:p>
+            <w:pPr>
+              <w:jc w:val="center"/>
+            </w:pPr>
+            <w:r/>
+            <w:r>
+              <w:rPr>
+                <w:b w:val="0"/>
+                <w:color w:val="787878"/>
+                <w:sz w:val="14"/>
+              </w:rPr>
+              <w:t>σ=917</w:t>
             </w:r>
           </w:p>
         </w:tc>
@@ -25008,144 +27728,158 @@
         <w:tc>
           <w:tcPr>
             <w:tcW w:type="dxa" w:w="2721"/>
-          </w:tcPr>
-          <w:p>
-            <w:pPr>
-              <w:jc w:val="center"/>
-            </w:pPr>
-            <w:r/>
-            <w:r>
-              <w:rPr>
-                <w:b/>
-                <w:sz w:val="18"/>
-              </w:rPr>
-              <w:t>crescendo</w:t>
+            <w:shd w:fill="DFF0D8"/>
+          </w:tcPr>
+          <w:p>
+            <w:pPr>
+              <w:jc w:val="center"/>
+            </w:pPr>
+            <w:r/>
+            <w:r>
+              <w:rPr>
+                <w:b w:val="0"/>
+                <w:color w:val="787878"/>
+                <w:sz w:val="14"/>
+              </w:rPr>
+              <w:t>↳ σ / [Q25–Q75]</w:t>
             </w:r>
           </w:p>
         </w:tc>
         <w:tc>
           <w:tcPr>
             <w:tcW w:type="dxa" w:w="624"/>
-          </w:tcPr>
-          <w:p>
-            <w:pPr>
-              <w:jc w:val="center"/>
-            </w:pPr>
-            <w:r/>
-            <w:r>
-              <w:rPr>
-                <w:b w:val="0"/>
-                <w:sz w:val="18"/>
-              </w:rPr>
-              <w:t>41</w:t>
-            </w:r>
-          </w:p>
-        </w:tc>
-        <w:tc>
-          <w:tcPr>
-            <w:tcW w:type="dxa" w:w="737"/>
-          </w:tcPr>
-          <w:p>
-            <w:pPr>
-              <w:jc w:val="center"/>
-            </w:pPr>
-            <w:r/>
-            <w:r>
-              <w:rPr>
-                <w:b w:val="0"/>
-                <w:sz w:val="18"/>
-              </w:rPr>
-              <w:t>528</w:t>
-            </w:r>
-          </w:p>
-        </w:tc>
-        <w:tc>
-          <w:tcPr>
-            <w:tcW w:type="dxa" w:w="737"/>
-          </w:tcPr>
-          <w:p>
-            <w:pPr>
-              <w:jc w:val="center"/>
-            </w:pPr>
-            <w:r/>
-            <w:r>
-              <w:rPr>
-                <w:b w:val="0"/>
-                <w:sz w:val="18"/>
-              </w:rPr>
-              <w:t>1 238</w:t>
-            </w:r>
-          </w:p>
-        </w:tc>
-        <w:tc>
-          <w:tcPr>
-            <w:tcW w:type="dxa" w:w="737"/>
-          </w:tcPr>
-          <w:p>
-            <w:pPr>
-              <w:jc w:val="center"/>
-            </w:pPr>
-            <w:r/>
-            <w:r>
-              <w:rPr>
-                <w:b w:val="0"/>
-                <w:sz w:val="18"/>
-              </w:rPr>
-              <w:t>1 755</w:t>
-            </w:r>
-          </w:p>
-        </w:tc>
-        <w:tc>
-          <w:tcPr>
-            <w:tcW w:type="dxa" w:w="737"/>
-          </w:tcPr>
-          <w:p>
-            <w:pPr>
-              <w:jc w:val="center"/>
-            </w:pPr>
-            <w:r/>
-            <w:r>
-              <w:rPr>
-                <w:b w:val="0"/>
-                <w:sz w:val="18"/>
-              </w:rPr>
-              <w:t>2 326</w:t>
-            </w:r>
-          </w:p>
-        </w:tc>
-        <w:tc>
-          <w:tcPr>
-            <w:tcW w:type="dxa" w:w="737"/>
-          </w:tcPr>
-          <w:p>
-            <w:pPr>
-              <w:jc w:val="center"/>
-            </w:pPr>
-            <w:r/>
-            <w:r>
-              <w:rPr>
-                <w:b w:val="0"/>
-                <w:sz w:val="18"/>
-              </w:rPr>
-              <w:t>3 101</w:t>
-            </w:r>
-          </w:p>
-        </w:tc>
-        <w:tc>
-          <w:tcPr>
-            <w:tcW w:type="dxa" w:w="737"/>
-          </w:tcPr>
-          <w:p>
-            <w:pPr>
-              <w:jc w:val="center"/>
-            </w:pPr>
-            <w:r/>
-            <w:r>
-              <w:rPr>
-                <w:b w:val="0"/>
-                <w:sz w:val="18"/>
-              </w:rPr>
-              <w:t>3 801</w:t>
+            <w:shd w:fill="DFF0D8"/>
+          </w:tcPr>
+          <w:p>
+            <w:pPr>
+              <w:jc w:val="center"/>
+            </w:pPr>
+            <w:r/>
+            <w:r>
+              <w:rPr>
+                <w:b w:val="0"/>
+                <w:sz w:val="14"/>
+              </w:rPr>
+            </w:r>
+          </w:p>
+        </w:tc>
+        <w:tc>
+          <w:tcPr>
+            <w:tcW w:type="dxa" w:w="737"/>
+            <w:shd w:fill="DFF0D8"/>
+          </w:tcPr>
+          <w:p>
+            <w:pPr>
+              <w:jc w:val="center"/>
+            </w:pPr>
+            <w:r/>
+            <w:r>
+              <w:rPr>
+                <w:b w:val="0"/>
+                <w:color w:val="787878"/>
+                <w:sz w:val="14"/>
+              </w:rPr>
+              <w:t>σ=159 [194–420]</w:t>
+            </w:r>
+          </w:p>
+        </w:tc>
+        <w:tc>
+          <w:tcPr>
+            <w:tcW w:type="dxa" w:w="737"/>
+            <w:shd w:fill="DFF0D8"/>
+          </w:tcPr>
+          <w:p>
+            <w:pPr>
+              <w:jc w:val="center"/>
+            </w:pPr>
+            <w:r/>
+            <w:r>
+              <w:rPr>
+                <w:b w:val="0"/>
+                <w:color w:val="787878"/>
+                <w:sz w:val="14"/>
+              </w:rPr>
+              <w:t>σ=417 [614–1206]</w:t>
+            </w:r>
+          </w:p>
+        </w:tc>
+        <w:tc>
+          <w:tcPr>
+            <w:tcW w:type="dxa" w:w="737"/>
+            <w:shd w:fill="DFF0D8"/>
+          </w:tcPr>
+          <w:p>
+            <w:pPr>
+              <w:jc w:val="center"/>
+            </w:pPr>
+            <w:r/>
+            <w:r>
+              <w:rPr>
+                <w:b w:val="0"/>
+                <w:color w:val="787878"/>
+                <w:sz w:val="14"/>
+              </w:rPr>
+              <w:t>σ=598 [1066–1992]</w:t>
+            </w:r>
+          </w:p>
+        </w:tc>
+        <w:tc>
+          <w:tcPr>
+            <w:tcW w:type="dxa" w:w="737"/>
+            <w:shd w:fill="DFF0D8"/>
+          </w:tcPr>
+          <w:p>
+            <w:pPr>
+              <w:jc w:val="center"/>
+            </w:pPr>
+            <w:r/>
+            <w:r>
+              <w:rPr>
+                <w:b w:val="0"/>
+                <w:color w:val="787878"/>
+                <w:sz w:val="14"/>
+              </w:rPr>
+              <w:t>σ=667</w:t>
+            </w:r>
+          </w:p>
+        </w:tc>
+        <w:tc>
+          <w:tcPr>
+            <w:tcW w:type="dxa" w:w="737"/>
+            <w:shd w:fill="DFF0D8"/>
+          </w:tcPr>
+          <w:p>
+            <w:pPr>
+              <w:jc w:val="center"/>
+            </w:pPr>
+            <w:r/>
+            <w:r>
+              <w:rPr>
+                <w:b w:val="0"/>
+                <w:color w:val="787878"/>
+                <w:sz w:val="14"/>
+              </w:rPr>
+              <w:t>σ=693</w:t>
+            </w:r>
+          </w:p>
+        </w:tc>
+        <w:tc>
+          <w:tcPr>
+            <w:tcW w:type="dxa" w:w="737"/>
+            <w:shd w:fill="DFF0D8"/>
+          </w:tcPr>
+          <w:p>
+            <w:pPr>
+              <w:jc w:val="center"/>
+            </w:pPr>
+            <w:r/>
+            <w:r>
+              <w:rPr>
+                <w:b w:val="0"/>
+                <w:color w:val="787878"/>
+                <w:sz w:val="14"/>
+              </w:rPr>
+              <w:t>σ=782</w:t>
             </w:r>
           </w:p>
         </w:tc>
@@ -25165,7 +27899,7 @@
                 <w:b/>
                 <w:sz w:val="18"/>
               </w:rPr>
-              <w:t>crescendo_to_decrescendo</w:t>
+              <w:t>crescendo</w:t>
             </w:r>
           </w:p>
         </w:tc>
@@ -25183,115 +27917,115 @@
                 <w:b w:val="0"/>
                 <w:sz w:val="18"/>
               </w:rPr>
-              <w:t>45</w:t>
-            </w:r>
-          </w:p>
-        </w:tc>
-        <w:tc>
-          <w:tcPr>
-            <w:tcW w:type="dxa" w:w="737"/>
-          </w:tcPr>
-          <w:p>
-            <w:pPr>
-              <w:jc w:val="center"/>
-            </w:pPr>
-            <w:r/>
-            <w:r>
-              <w:rPr>
-                <w:b w:val="0"/>
-                <w:sz w:val="18"/>
-              </w:rPr>
-              <w:t>517</w:t>
-            </w:r>
-          </w:p>
-        </w:tc>
-        <w:tc>
-          <w:tcPr>
-            <w:tcW w:type="dxa" w:w="737"/>
-          </w:tcPr>
-          <w:p>
-            <w:pPr>
-              <w:jc w:val="center"/>
-            </w:pPr>
-            <w:r/>
-            <w:r>
-              <w:rPr>
-                <w:b w:val="0"/>
-                <w:sz w:val="18"/>
-              </w:rPr>
-              <w:t>1 120</w:t>
-            </w:r>
-          </w:p>
-        </w:tc>
-        <w:tc>
-          <w:tcPr>
-            <w:tcW w:type="dxa" w:w="737"/>
-          </w:tcPr>
-          <w:p>
-            <w:pPr>
-              <w:jc w:val="center"/>
-            </w:pPr>
-            <w:r/>
-            <w:r>
-              <w:rPr>
-                <w:b w:val="0"/>
-                <w:sz w:val="18"/>
-              </w:rPr>
-              <w:t>1 497</w:t>
-            </w:r>
-          </w:p>
-        </w:tc>
-        <w:tc>
-          <w:tcPr>
-            <w:tcW w:type="dxa" w:w="737"/>
-          </w:tcPr>
-          <w:p>
-            <w:pPr>
-              <w:jc w:val="center"/>
-            </w:pPr>
-            <w:r/>
-            <w:r>
-              <w:rPr>
-                <w:b w:val="0"/>
-                <w:sz w:val="18"/>
-              </w:rPr>
-              <w:t>1 927</w:t>
-            </w:r>
-          </w:p>
-        </w:tc>
-        <w:tc>
-          <w:tcPr>
-            <w:tcW w:type="dxa" w:w="737"/>
-          </w:tcPr>
-          <w:p>
-            <w:pPr>
-              <w:jc w:val="center"/>
-            </w:pPr>
-            <w:r/>
-            <w:r>
-              <w:rPr>
-                <w:b w:val="0"/>
-                <w:sz w:val="18"/>
-              </w:rPr>
-              <w:t>2 196</w:t>
-            </w:r>
-          </w:p>
-        </w:tc>
-        <w:tc>
-          <w:tcPr>
-            <w:tcW w:type="dxa" w:w="737"/>
-          </w:tcPr>
-          <w:p>
-            <w:pPr>
-              <w:jc w:val="center"/>
-            </w:pPr>
-            <w:r/>
-            <w:r>
-              <w:rPr>
-                <w:b w:val="0"/>
-                <w:sz w:val="18"/>
-              </w:rPr>
-              <w:t>2 562</w:t>
+              <w:t>41</w:t>
+            </w:r>
+          </w:p>
+        </w:tc>
+        <w:tc>
+          <w:tcPr>
+            <w:tcW w:type="dxa" w:w="737"/>
+          </w:tcPr>
+          <w:p>
+            <w:pPr>
+              <w:jc w:val="center"/>
+            </w:pPr>
+            <w:r/>
+            <w:r>
+              <w:rPr>
+                <w:b w:val="0"/>
+                <w:sz w:val="18"/>
+              </w:rPr>
+              <w:t>528</w:t>
+            </w:r>
+          </w:p>
+        </w:tc>
+        <w:tc>
+          <w:tcPr>
+            <w:tcW w:type="dxa" w:w="737"/>
+          </w:tcPr>
+          <w:p>
+            <w:pPr>
+              <w:jc w:val="center"/>
+            </w:pPr>
+            <w:r/>
+            <w:r>
+              <w:rPr>
+                <w:b w:val="0"/>
+                <w:sz w:val="18"/>
+              </w:rPr>
+              <w:t>1 238</w:t>
+            </w:r>
+          </w:p>
+        </w:tc>
+        <w:tc>
+          <w:tcPr>
+            <w:tcW w:type="dxa" w:w="737"/>
+          </w:tcPr>
+          <w:p>
+            <w:pPr>
+              <w:jc w:val="center"/>
+            </w:pPr>
+            <w:r/>
+            <w:r>
+              <w:rPr>
+                <w:b w:val="0"/>
+                <w:sz w:val="18"/>
+              </w:rPr>
+              <w:t>1 755</w:t>
+            </w:r>
+          </w:p>
+        </w:tc>
+        <w:tc>
+          <w:tcPr>
+            <w:tcW w:type="dxa" w:w="737"/>
+          </w:tcPr>
+          <w:p>
+            <w:pPr>
+              <w:jc w:val="center"/>
+            </w:pPr>
+            <w:r/>
+            <w:r>
+              <w:rPr>
+                <w:b w:val="0"/>
+                <w:sz w:val="18"/>
+              </w:rPr>
+              <w:t>2 326</w:t>
+            </w:r>
+          </w:p>
+        </w:tc>
+        <w:tc>
+          <w:tcPr>
+            <w:tcW w:type="dxa" w:w="737"/>
+          </w:tcPr>
+          <w:p>
+            <w:pPr>
+              <w:jc w:val="center"/>
+            </w:pPr>
+            <w:r/>
+            <w:r>
+              <w:rPr>
+                <w:b w:val="0"/>
+                <w:sz w:val="18"/>
+              </w:rPr>
+              <w:t>3 101</w:t>
+            </w:r>
+          </w:p>
+        </w:tc>
+        <w:tc>
+          <w:tcPr>
+            <w:tcW w:type="dxa" w:w="737"/>
+          </w:tcPr>
+          <w:p>
+            <w:pPr>
+              <w:jc w:val="center"/>
+            </w:pPr>
+            <w:r/>
+            <w:r>
+              <w:rPr>
+                <w:b w:val="0"/>
+                <w:sz w:val="18"/>
+              </w:rPr>
+              <w:t>3 801</w:t>
             </w:r>
           </w:p>
         </w:tc>
@@ -25311,7 +28045,7 @@
                 <w:b/>
                 <w:sz w:val="18"/>
               </w:rPr>
-              <w:t>decrescendo</w:t>
+              <w:t>crescendo_to_decrescendo</w:t>
             </w:r>
           </w:p>
         </w:tc>
@@ -25329,115 +28063,115 @@
                 <w:b w:val="0"/>
                 <w:sz w:val="18"/>
               </w:rPr>
-              <w:t>41</w:t>
-            </w:r>
-          </w:p>
-        </w:tc>
-        <w:tc>
-          <w:tcPr>
-            <w:tcW w:type="dxa" w:w="737"/>
-          </w:tcPr>
-          <w:p>
-            <w:pPr>
-              <w:jc w:val="center"/>
-            </w:pPr>
-            <w:r/>
-            <w:r>
-              <w:rPr>
-                <w:b w:val="0"/>
-                <w:sz w:val="18"/>
-              </w:rPr>
-              <w:t>560</w:t>
-            </w:r>
-          </w:p>
-        </w:tc>
-        <w:tc>
-          <w:tcPr>
-            <w:tcW w:type="dxa" w:w="737"/>
-          </w:tcPr>
-          <w:p>
-            <w:pPr>
-              <w:jc w:val="center"/>
-            </w:pPr>
-            <w:r/>
-            <w:r>
-              <w:rPr>
-                <w:b w:val="0"/>
-                <w:sz w:val="18"/>
-              </w:rPr>
-              <w:t>1 141</w:t>
-            </w:r>
-          </w:p>
-        </w:tc>
-        <w:tc>
-          <w:tcPr>
-            <w:tcW w:type="dxa" w:w="737"/>
-          </w:tcPr>
-          <w:p>
-            <w:pPr>
-              <w:jc w:val="center"/>
-            </w:pPr>
-            <w:r/>
-            <w:r>
-              <w:rPr>
-                <w:b w:val="0"/>
-                <w:sz w:val="18"/>
-              </w:rPr>
-              <w:t>1 550</w:t>
-            </w:r>
-          </w:p>
-        </w:tc>
-        <w:tc>
-          <w:tcPr>
-            <w:tcW w:type="dxa" w:w="737"/>
-          </w:tcPr>
-          <w:p>
-            <w:pPr>
-              <w:jc w:val="center"/>
-            </w:pPr>
-            <w:r/>
-            <w:r>
-              <w:rPr>
-                <w:b w:val="0"/>
-                <w:sz w:val="18"/>
-              </w:rPr>
-              <w:t>2 358</w:t>
-            </w:r>
-          </w:p>
-        </w:tc>
-        <w:tc>
-          <w:tcPr>
-            <w:tcW w:type="dxa" w:w="737"/>
-          </w:tcPr>
-          <w:p>
-            <w:pPr>
-              <w:jc w:val="center"/>
-            </w:pPr>
-            <w:r/>
-            <w:r>
-              <w:rPr>
-                <w:b w:val="0"/>
-                <w:sz w:val="18"/>
-              </w:rPr>
-              <w:t>2 487</w:t>
-            </w:r>
-          </w:p>
-        </w:tc>
-        <w:tc>
-          <w:tcPr>
-            <w:tcW w:type="dxa" w:w="737"/>
-          </w:tcPr>
-          <w:p>
-            <w:pPr>
-              <w:jc w:val="center"/>
-            </w:pPr>
-            <w:r/>
-            <w:r>
-              <w:rPr>
-                <w:b w:val="0"/>
-                <w:sz w:val="18"/>
-              </w:rPr>
-              <w:t>3 499</w:t>
+              <w:t>45</w:t>
+            </w:r>
+          </w:p>
+        </w:tc>
+        <w:tc>
+          <w:tcPr>
+            <w:tcW w:type="dxa" w:w="737"/>
+          </w:tcPr>
+          <w:p>
+            <w:pPr>
+              <w:jc w:val="center"/>
+            </w:pPr>
+            <w:r/>
+            <w:r>
+              <w:rPr>
+                <w:b w:val="0"/>
+                <w:sz w:val="18"/>
+              </w:rPr>
+              <w:t>517</w:t>
+            </w:r>
+          </w:p>
+        </w:tc>
+        <w:tc>
+          <w:tcPr>
+            <w:tcW w:type="dxa" w:w="737"/>
+          </w:tcPr>
+          <w:p>
+            <w:pPr>
+              <w:jc w:val="center"/>
+            </w:pPr>
+            <w:r/>
+            <w:r>
+              <w:rPr>
+                <w:b w:val="0"/>
+                <w:sz w:val="18"/>
+              </w:rPr>
+              <w:t>1 120</w:t>
+            </w:r>
+          </w:p>
+        </w:tc>
+        <w:tc>
+          <w:tcPr>
+            <w:tcW w:type="dxa" w:w="737"/>
+          </w:tcPr>
+          <w:p>
+            <w:pPr>
+              <w:jc w:val="center"/>
+            </w:pPr>
+            <w:r/>
+            <w:r>
+              <w:rPr>
+                <w:b w:val="0"/>
+                <w:sz w:val="18"/>
+              </w:rPr>
+              <w:t>1 497</w:t>
+            </w:r>
+          </w:p>
+        </w:tc>
+        <w:tc>
+          <w:tcPr>
+            <w:tcW w:type="dxa" w:w="737"/>
+          </w:tcPr>
+          <w:p>
+            <w:pPr>
+              <w:jc w:val="center"/>
+            </w:pPr>
+            <w:r/>
+            <w:r>
+              <w:rPr>
+                <w:b w:val="0"/>
+                <w:sz w:val="18"/>
+              </w:rPr>
+              <w:t>1 927</w:t>
+            </w:r>
+          </w:p>
+        </w:tc>
+        <w:tc>
+          <w:tcPr>
+            <w:tcW w:type="dxa" w:w="737"/>
+          </w:tcPr>
+          <w:p>
+            <w:pPr>
+              <w:jc w:val="center"/>
+            </w:pPr>
+            <w:r/>
+            <w:r>
+              <w:rPr>
+                <w:b w:val="0"/>
+                <w:sz w:val="18"/>
+              </w:rPr>
+              <w:t>2 196</w:t>
+            </w:r>
+          </w:p>
+        </w:tc>
+        <w:tc>
+          <w:tcPr>
+            <w:tcW w:type="dxa" w:w="737"/>
+          </w:tcPr>
+          <w:p>
+            <w:pPr>
+              <w:jc w:val="center"/>
+            </w:pPr>
+            <w:r/>
+            <w:r>
+              <w:rPr>
+                <w:b w:val="0"/>
+                <w:sz w:val="18"/>
+              </w:rPr>
+              <w:t>2 562</w:t>
             </w:r>
           </w:p>
         </w:tc>
@@ -25457,7 +28191,7 @@
                 <w:b/>
                 <w:sz w:val="18"/>
               </w:rPr>
-              <w:t>flatterzunge</w:t>
+              <w:t>decrescendo</w:t>
             </w:r>
           </w:p>
         </w:tc>
@@ -25475,115 +28209,115 @@
                 <w:b w:val="0"/>
                 <w:sz w:val="18"/>
               </w:rPr>
-              <w:t>126</w:t>
-            </w:r>
-          </w:p>
-        </w:tc>
-        <w:tc>
-          <w:tcPr>
-            <w:tcW w:type="dxa" w:w="737"/>
-          </w:tcPr>
-          <w:p>
-            <w:pPr>
-              <w:jc w:val="center"/>
-            </w:pPr>
-            <w:r/>
-            <w:r>
-              <w:rPr>
-                <w:b w:val="0"/>
-                <w:sz w:val="18"/>
-              </w:rPr>
-              <w:t>495</w:t>
-            </w:r>
-          </w:p>
-        </w:tc>
-        <w:tc>
-          <w:tcPr>
-            <w:tcW w:type="dxa" w:w="737"/>
-          </w:tcPr>
-          <w:p>
-            <w:pPr>
-              <w:jc w:val="center"/>
-            </w:pPr>
-            <w:r/>
-            <w:r>
-              <w:rPr>
-                <w:b w:val="0"/>
-                <w:sz w:val="18"/>
-              </w:rPr>
-              <w:t>1 152</w:t>
-            </w:r>
-          </w:p>
-        </w:tc>
-        <w:tc>
-          <w:tcPr>
-            <w:tcW w:type="dxa" w:w="737"/>
-          </w:tcPr>
-          <w:p>
-            <w:pPr>
-              <w:jc w:val="center"/>
-            </w:pPr>
-            <w:r/>
-            <w:r>
-              <w:rPr>
-                <w:b w:val="0"/>
-                <w:sz w:val="18"/>
-              </w:rPr>
-              <w:t>1 658</w:t>
-            </w:r>
-          </w:p>
-        </w:tc>
-        <w:tc>
-          <w:tcPr>
-            <w:tcW w:type="dxa" w:w="737"/>
-          </w:tcPr>
-          <w:p>
-            <w:pPr>
-              <w:jc w:val="center"/>
-            </w:pPr>
-            <w:r/>
-            <w:r>
-              <w:rPr>
-                <w:b w:val="0"/>
-                <w:sz w:val="18"/>
-              </w:rPr>
-              <w:t>2 132</w:t>
-            </w:r>
-          </w:p>
-        </w:tc>
-        <w:tc>
-          <w:tcPr>
-            <w:tcW w:type="dxa" w:w="737"/>
-          </w:tcPr>
-          <w:p>
-            <w:pPr>
-              <w:jc w:val="center"/>
-            </w:pPr>
-            <w:r/>
-            <w:r>
-              <w:rPr>
-                <w:b w:val="0"/>
-                <w:sz w:val="18"/>
-              </w:rPr>
-              <w:t>2 907</w:t>
-            </w:r>
-          </w:p>
-        </w:tc>
-        <w:tc>
-          <w:tcPr>
-            <w:tcW w:type="dxa" w:w="737"/>
-          </w:tcPr>
-          <w:p>
-            <w:pPr>
-              <w:jc w:val="center"/>
-            </w:pPr>
-            <w:r/>
-            <w:r>
-              <w:rPr>
-                <w:b w:val="0"/>
-                <w:sz w:val="18"/>
-              </w:rPr>
-              <w:t>3 295</w:t>
+              <w:t>41</w:t>
+            </w:r>
+          </w:p>
+        </w:tc>
+        <w:tc>
+          <w:tcPr>
+            <w:tcW w:type="dxa" w:w="737"/>
+          </w:tcPr>
+          <w:p>
+            <w:pPr>
+              <w:jc w:val="center"/>
+            </w:pPr>
+            <w:r/>
+            <w:r>
+              <w:rPr>
+                <w:b w:val="0"/>
+                <w:sz w:val="18"/>
+              </w:rPr>
+              <w:t>560</w:t>
+            </w:r>
+          </w:p>
+        </w:tc>
+        <w:tc>
+          <w:tcPr>
+            <w:tcW w:type="dxa" w:w="737"/>
+          </w:tcPr>
+          <w:p>
+            <w:pPr>
+              <w:jc w:val="center"/>
+            </w:pPr>
+            <w:r/>
+            <w:r>
+              <w:rPr>
+                <w:b w:val="0"/>
+                <w:sz w:val="18"/>
+              </w:rPr>
+              <w:t>1 141</w:t>
+            </w:r>
+          </w:p>
+        </w:tc>
+        <w:tc>
+          <w:tcPr>
+            <w:tcW w:type="dxa" w:w="737"/>
+          </w:tcPr>
+          <w:p>
+            <w:pPr>
+              <w:jc w:val="center"/>
+            </w:pPr>
+            <w:r/>
+            <w:r>
+              <w:rPr>
+                <w:b w:val="0"/>
+                <w:sz w:val="18"/>
+              </w:rPr>
+              <w:t>1 550</w:t>
+            </w:r>
+          </w:p>
+        </w:tc>
+        <w:tc>
+          <w:tcPr>
+            <w:tcW w:type="dxa" w:w="737"/>
+          </w:tcPr>
+          <w:p>
+            <w:pPr>
+              <w:jc w:val="center"/>
+            </w:pPr>
+            <w:r/>
+            <w:r>
+              <w:rPr>
+                <w:b w:val="0"/>
+                <w:sz w:val="18"/>
+              </w:rPr>
+              <w:t>2 358</w:t>
+            </w:r>
+          </w:p>
+        </w:tc>
+        <w:tc>
+          <w:tcPr>
+            <w:tcW w:type="dxa" w:w="737"/>
+          </w:tcPr>
+          <w:p>
+            <w:pPr>
+              <w:jc w:val="center"/>
+            </w:pPr>
+            <w:r/>
+            <w:r>
+              <w:rPr>
+                <w:b w:val="0"/>
+                <w:sz w:val="18"/>
+              </w:rPr>
+              <w:t>2 487</w:t>
+            </w:r>
+          </w:p>
+        </w:tc>
+        <w:tc>
+          <w:tcPr>
+            <w:tcW w:type="dxa" w:w="737"/>
+          </w:tcPr>
+          <w:p>
+            <w:pPr>
+              <w:jc w:val="center"/>
+            </w:pPr>
+            <w:r/>
+            <w:r>
+              <w:rPr>
+                <w:b w:val="0"/>
+                <w:sz w:val="18"/>
+              </w:rPr>
+              <w:t>3 499</w:t>
             </w:r>
           </w:p>
         </w:tc>
@@ -25603,7 +28337,7 @@
                 <w:b/>
                 <w:sz w:val="18"/>
               </w:rPr>
-              <w:t>flatterzunge_high_register</w:t>
+              <w:t>flatterzunge</w:t>
             </w:r>
           </w:p>
         </w:tc>
@@ -25621,115 +28355,115 @@
                 <w:b w:val="0"/>
                 <w:sz w:val="18"/>
               </w:rPr>
-              <w:t>10</w:t>
-            </w:r>
-          </w:p>
-        </w:tc>
-        <w:tc>
-          <w:tcPr>
-            <w:tcW w:type="dxa" w:w="737"/>
-          </w:tcPr>
-          <w:p>
-            <w:pPr>
-              <w:jc w:val="center"/>
-            </w:pPr>
-            <w:r/>
-            <w:r>
-              <w:rPr>
-                <w:b w:val="0"/>
-                <w:sz w:val="18"/>
-              </w:rPr>
-              <w:t>1 830</w:t>
-            </w:r>
-          </w:p>
-        </w:tc>
-        <w:tc>
-          <w:tcPr>
-            <w:tcW w:type="dxa" w:w="737"/>
-          </w:tcPr>
-          <w:p>
-            <w:pPr>
-              <w:jc w:val="center"/>
-            </w:pPr>
-            <w:r/>
-            <w:r>
-              <w:rPr>
-                <w:b w:val="0"/>
-                <w:sz w:val="18"/>
-              </w:rPr>
-              <w:t>3 521</w:t>
-            </w:r>
-          </w:p>
-        </w:tc>
-        <w:tc>
-          <w:tcPr>
-            <w:tcW w:type="dxa" w:w="737"/>
-          </w:tcPr>
-          <w:p>
-            <w:pPr>
-              <w:jc w:val="center"/>
-            </w:pPr>
-            <w:r/>
-            <w:r>
-              <w:rPr>
-                <w:b w:val="0"/>
-                <w:sz w:val="18"/>
-              </w:rPr>
-              <w:t>5 222</w:t>
-            </w:r>
-          </w:p>
-        </w:tc>
-        <w:tc>
-          <w:tcPr>
-            <w:tcW w:type="dxa" w:w="737"/>
-          </w:tcPr>
-          <w:p>
-            <w:pPr>
-              <w:jc w:val="center"/>
-            </w:pPr>
-            <w:r/>
-            <w:r>
-              <w:rPr>
-                <w:b w:val="0"/>
-                <w:sz w:val="18"/>
-              </w:rPr>
-              <w:t>5 943</w:t>
-            </w:r>
-          </w:p>
-        </w:tc>
-        <w:tc>
-          <w:tcPr>
-            <w:tcW w:type="dxa" w:w="737"/>
-          </w:tcPr>
-          <w:p>
-            <w:pPr>
-              <w:jc w:val="center"/>
-            </w:pPr>
-            <w:r/>
-            <w:r>
-              <w:rPr>
-                <w:b w:val="0"/>
-                <w:sz w:val="18"/>
-              </w:rPr>
-              <w:t>—</w:t>
-            </w:r>
-          </w:p>
-        </w:tc>
-        <w:tc>
-          <w:tcPr>
-            <w:tcW w:type="dxa" w:w="737"/>
-          </w:tcPr>
-          <w:p>
-            <w:pPr>
-              <w:jc w:val="center"/>
-            </w:pPr>
-            <w:r/>
-            <w:r>
-              <w:rPr>
-                <w:b w:val="0"/>
-                <w:sz w:val="18"/>
-              </w:rPr>
-              <w:t>—</w:t>
+              <w:t>126</w:t>
+            </w:r>
+          </w:p>
+        </w:tc>
+        <w:tc>
+          <w:tcPr>
+            <w:tcW w:type="dxa" w:w="737"/>
+          </w:tcPr>
+          <w:p>
+            <w:pPr>
+              <w:jc w:val="center"/>
+            </w:pPr>
+            <w:r/>
+            <w:r>
+              <w:rPr>
+                <w:b w:val="0"/>
+                <w:sz w:val="18"/>
+              </w:rPr>
+              <w:t>495</w:t>
+            </w:r>
+          </w:p>
+        </w:tc>
+        <w:tc>
+          <w:tcPr>
+            <w:tcW w:type="dxa" w:w="737"/>
+          </w:tcPr>
+          <w:p>
+            <w:pPr>
+              <w:jc w:val="center"/>
+            </w:pPr>
+            <w:r/>
+            <w:r>
+              <w:rPr>
+                <w:b w:val="0"/>
+                <w:sz w:val="18"/>
+              </w:rPr>
+              <w:t>1 152</w:t>
+            </w:r>
+          </w:p>
+        </w:tc>
+        <w:tc>
+          <w:tcPr>
+            <w:tcW w:type="dxa" w:w="737"/>
+          </w:tcPr>
+          <w:p>
+            <w:pPr>
+              <w:jc w:val="center"/>
+            </w:pPr>
+            <w:r/>
+            <w:r>
+              <w:rPr>
+                <w:b w:val="0"/>
+                <w:sz w:val="18"/>
+              </w:rPr>
+              <w:t>1 658</w:t>
+            </w:r>
+          </w:p>
+        </w:tc>
+        <w:tc>
+          <w:tcPr>
+            <w:tcW w:type="dxa" w:w="737"/>
+          </w:tcPr>
+          <w:p>
+            <w:pPr>
+              <w:jc w:val="center"/>
+            </w:pPr>
+            <w:r/>
+            <w:r>
+              <w:rPr>
+                <w:b w:val="0"/>
+                <w:sz w:val="18"/>
+              </w:rPr>
+              <w:t>2 132</w:t>
+            </w:r>
+          </w:p>
+        </w:tc>
+        <w:tc>
+          <w:tcPr>
+            <w:tcW w:type="dxa" w:w="737"/>
+          </w:tcPr>
+          <w:p>
+            <w:pPr>
+              <w:jc w:val="center"/>
+            </w:pPr>
+            <w:r/>
+            <w:r>
+              <w:rPr>
+                <w:b w:val="0"/>
+                <w:sz w:val="18"/>
+              </w:rPr>
+              <w:t>2 907</w:t>
+            </w:r>
+          </w:p>
+        </w:tc>
+        <w:tc>
+          <w:tcPr>
+            <w:tcW w:type="dxa" w:w="737"/>
+          </w:tcPr>
+          <w:p>
+            <w:pPr>
+              <w:jc w:val="center"/>
+            </w:pPr>
+            <w:r/>
+            <w:r>
+              <w:rPr>
+                <w:b w:val="0"/>
+                <w:sz w:val="18"/>
+              </w:rPr>
+              <w:t>3 295</w:t>
             </w:r>
           </w:p>
         </w:tc>
@@ -25749,7 +28483,7 @@
                 <w:b/>
                 <w:sz w:val="18"/>
               </w:rPr>
-              <w:t>glissando</w:t>
+              <w:t>flatterzunge_high_register</w:t>
             </w:r>
           </w:p>
         </w:tc>
@@ -25767,115 +28501,115 @@
                 <w:b w:val="0"/>
                 <w:sz w:val="18"/>
               </w:rPr>
-              <w:t>37</w:t>
-            </w:r>
-          </w:p>
-        </w:tc>
-        <w:tc>
-          <w:tcPr>
-            <w:tcW w:type="dxa" w:w="737"/>
-          </w:tcPr>
-          <w:p>
-            <w:pPr>
-              <w:jc w:val="center"/>
-            </w:pPr>
-            <w:r/>
-            <w:r>
-              <w:rPr>
-                <w:b w:val="0"/>
-                <w:sz w:val="18"/>
-              </w:rPr>
-              <w:t>732</w:t>
-            </w:r>
-          </w:p>
-        </w:tc>
-        <w:tc>
-          <w:tcPr>
-            <w:tcW w:type="dxa" w:w="737"/>
-          </w:tcPr>
-          <w:p>
-            <w:pPr>
-              <w:jc w:val="center"/>
-            </w:pPr>
-            <w:r/>
-            <w:r>
-              <w:rPr>
-                <w:b w:val="0"/>
-                <w:sz w:val="18"/>
-              </w:rPr>
-              <w:t>1 464</w:t>
-            </w:r>
-          </w:p>
-        </w:tc>
-        <w:tc>
-          <w:tcPr>
-            <w:tcW w:type="dxa" w:w="737"/>
-          </w:tcPr>
-          <w:p>
-            <w:pPr>
-              <w:jc w:val="center"/>
-            </w:pPr>
-            <w:r/>
-            <w:r>
-              <w:rPr>
-                <w:b w:val="0"/>
-                <w:sz w:val="18"/>
-              </w:rPr>
-              <w:t>2 153</w:t>
-            </w:r>
-          </w:p>
-        </w:tc>
-        <w:tc>
-          <w:tcPr>
-            <w:tcW w:type="dxa" w:w="737"/>
-          </w:tcPr>
-          <w:p>
-            <w:pPr>
-              <w:jc w:val="center"/>
-            </w:pPr>
-            <w:r/>
-            <w:r>
-              <w:rPr>
-                <w:b w:val="0"/>
-                <w:sz w:val="18"/>
-              </w:rPr>
-              <w:t>2 842</w:t>
-            </w:r>
-          </w:p>
-        </w:tc>
-        <w:tc>
-          <w:tcPr>
-            <w:tcW w:type="dxa" w:w="737"/>
-          </w:tcPr>
-          <w:p>
-            <w:pPr>
-              <w:jc w:val="center"/>
-            </w:pPr>
-            <w:r/>
-            <w:r>
-              <w:rPr>
-                <w:b w:val="0"/>
-                <w:sz w:val="18"/>
-              </w:rPr>
-              <w:t>3 607</w:t>
-            </w:r>
-          </w:p>
-        </w:tc>
-        <w:tc>
-          <w:tcPr>
-            <w:tcW w:type="dxa" w:w="737"/>
-          </w:tcPr>
-          <w:p>
-            <w:pPr>
-              <w:jc w:val="center"/>
-            </w:pPr>
-            <w:r/>
-            <w:r>
-              <w:rPr>
-                <w:b w:val="0"/>
-                <w:sz w:val="18"/>
-              </w:rPr>
-              <w:t>3 628</w:t>
+              <w:t>10</w:t>
+            </w:r>
+          </w:p>
+        </w:tc>
+        <w:tc>
+          <w:tcPr>
+            <w:tcW w:type="dxa" w:w="737"/>
+          </w:tcPr>
+          <w:p>
+            <w:pPr>
+              <w:jc w:val="center"/>
+            </w:pPr>
+            <w:r/>
+            <w:r>
+              <w:rPr>
+                <w:b w:val="0"/>
+                <w:sz w:val="18"/>
+              </w:rPr>
+              <w:t>1 830</w:t>
+            </w:r>
+          </w:p>
+        </w:tc>
+        <w:tc>
+          <w:tcPr>
+            <w:tcW w:type="dxa" w:w="737"/>
+          </w:tcPr>
+          <w:p>
+            <w:pPr>
+              <w:jc w:val="center"/>
+            </w:pPr>
+            <w:r/>
+            <w:r>
+              <w:rPr>
+                <w:b w:val="0"/>
+                <w:sz w:val="18"/>
+              </w:rPr>
+              <w:t>3 521</w:t>
+            </w:r>
+          </w:p>
+        </w:tc>
+        <w:tc>
+          <w:tcPr>
+            <w:tcW w:type="dxa" w:w="737"/>
+          </w:tcPr>
+          <w:p>
+            <w:pPr>
+              <w:jc w:val="center"/>
+            </w:pPr>
+            <w:r/>
+            <w:r>
+              <w:rPr>
+                <w:b w:val="0"/>
+                <w:sz w:val="18"/>
+              </w:rPr>
+              <w:t>5 222</w:t>
+            </w:r>
+          </w:p>
+        </w:tc>
+        <w:tc>
+          <w:tcPr>
+            <w:tcW w:type="dxa" w:w="737"/>
+          </w:tcPr>
+          <w:p>
+            <w:pPr>
+              <w:jc w:val="center"/>
+            </w:pPr>
+            <w:r/>
+            <w:r>
+              <w:rPr>
+                <w:b w:val="0"/>
+                <w:sz w:val="18"/>
+              </w:rPr>
+              <w:t>5 943</w:t>
+            </w:r>
+          </w:p>
+        </w:tc>
+        <w:tc>
+          <w:tcPr>
+            <w:tcW w:type="dxa" w:w="737"/>
+          </w:tcPr>
+          <w:p>
+            <w:pPr>
+              <w:jc w:val="center"/>
+            </w:pPr>
+            <w:r/>
+            <w:r>
+              <w:rPr>
+                <w:b w:val="0"/>
+                <w:sz w:val="18"/>
+              </w:rPr>
+              <w:t>—</w:t>
+            </w:r>
+          </w:p>
+        </w:tc>
+        <w:tc>
+          <w:tcPr>
+            <w:tcW w:type="dxa" w:w="737"/>
+          </w:tcPr>
+          <w:p>
+            <w:pPr>
+              <w:jc w:val="center"/>
+            </w:pPr>
+            <w:r/>
+            <w:r>
+              <w:rPr>
+                <w:b w:val="0"/>
+                <w:sz w:val="18"/>
+              </w:rPr>
+              <w:t>—</w:t>
             </w:r>
           </w:p>
         </w:tc>
@@ -25895,7 +28629,7 @@
                 <w:b/>
                 <w:sz w:val="18"/>
               </w:rPr>
-              <w:t>key_click</w:t>
+              <w:t>glissando</w:t>
             </w:r>
           </w:p>
         </w:tc>
@@ -25913,115 +28647,115 @@
                 <w:b w:val="0"/>
                 <w:sz w:val="18"/>
               </w:rPr>
-              <w:t>20</w:t>
-            </w:r>
-          </w:p>
-        </w:tc>
-        <w:tc>
-          <w:tcPr>
-            <w:tcW w:type="dxa" w:w="737"/>
-          </w:tcPr>
-          <w:p>
-            <w:pPr>
-              <w:jc w:val="center"/>
-            </w:pPr>
-            <w:r/>
-            <w:r>
-              <w:rPr>
-                <w:b w:val="0"/>
-                <w:sz w:val="18"/>
-              </w:rPr>
-              <w:t>269</w:t>
-            </w:r>
-          </w:p>
-        </w:tc>
-        <w:tc>
-          <w:tcPr>
-            <w:tcW w:type="dxa" w:w="737"/>
-          </w:tcPr>
-          <w:p>
-            <w:pPr>
-              <w:jc w:val="center"/>
-            </w:pPr>
-            <w:r/>
-            <w:r>
-              <w:rPr>
-                <w:b w:val="0"/>
-                <w:sz w:val="18"/>
-              </w:rPr>
-              <w:t>657</w:t>
-            </w:r>
-          </w:p>
-        </w:tc>
-        <w:tc>
-          <w:tcPr>
-            <w:tcW w:type="dxa" w:w="737"/>
-          </w:tcPr>
-          <w:p>
-            <w:pPr>
-              <w:jc w:val="center"/>
-            </w:pPr>
-            <w:r/>
-            <w:r>
-              <w:rPr>
-                <w:b w:val="0"/>
-                <w:sz w:val="18"/>
-              </w:rPr>
-              <w:t>1 023</w:t>
-            </w:r>
-          </w:p>
-        </w:tc>
-        <w:tc>
-          <w:tcPr>
-            <w:tcW w:type="dxa" w:w="737"/>
-          </w:tcPr>
-          <w:p>
-            <w:pPr>
-              <w:jc w:val="center"/>
-            </w:pPr>
-            <w:r/>
-            <w:r>
-              <w:rPr>
-                <w:b w:val="0"/>
-                <w:sz w:val="18"/>
-              </w:rPr>
-              <w:t>1 421</w:t>
-            </w:r>
-          </w:p>
-        </w:tc>
-        <w:tc>
-          <w:tcPr>
-            <w:tcW w:type="dxa" w:w="737"/>
-          </w:tcPr>
-          <w:p>
-            <w:pPr>
-              <w:jc w:val="center"/>
-            </w:pPr>
-            <w:r/>
-            <w:r>
-              <w:rPr>
-                <w:b w:val="0"/>
-                <w:sz w:val="18"/>
-              </w:rPr>
-              <w:t>1 820</w:t>
-            </w:r>
-          </w:p>
-        </w:tc>
-        <w:tc>
-          <w:tcPr>
-            <w:tcW w:type="dxa" w:w="737"/>
-          </w:tcPr>
-          <w:p>
-            <w:pPr>
-              <w:jc w:val="center"/>
-            </w:pPr>
-            <w:r/>
-            <w:r>
-              <w:rPr>
-                <w:b w:val="0"/>
-                <w:sz w:val="18"/>
-              </w:rPr>
-              <w:t>2 961</w:t>
+              <w:t>37</w:t>
+            </w:r>
+          </w:p>
+        </w:tc>
+        <w:tc>
+          <w:tcPr>
+            <w:tcW w:type="dxa" w:w="737"/>
+          </w:tcPr>
+          <w:p>
+            <w:pPr>
+              <w:jc w:val="center"/>
+            </w:pPr>
+            <w:r/>
+            <w:r>
+              <w:rPr>
+                <w:b w:val="0"/>
+                <w:sz w:val="18"/>
+              </w:rPr>
+              <w:t>732</w:t>
+            </w:r>
+          </w:p>
+        </w:tc>
+        <w:tc>
+          <w:tcPr>
+            <w:tcW w:type="dxa" w:w="737"/>
+          </w:tcPr>
+          <w:p>
+            <w:pPr>
+              <w:jc w:val="center"/>
+            </w:pPr>
+            <w:r/>
+            <w:r>
+              <w:rPr>
+                <w:b w:val="0"/>
+                <w:sz w:val="18"/>
+              </w:rPr>
+              <w:t>1 464</w:t>
+            </w:r>
+          </w:p>
+        </w:tc>
+        <w:tc>
+          <w:tcPr>
+            <w:tcW w:type="dxa" w:w="737"/>
+          </w:tcPr>
+          <w:p>
+            <w:pPr>
+              <w:jc w:val="center"/>
+            </w:pPr>
+            <w:r/>
+            <w:r>
+              <w:rPr>
+                <w:b w:val="0"/>
+                <w:sz w:val="18"/>
+              </w:rPr>
+              <w:t>2 153</w:t>
+            </w:r>
+          </w:p>
+        </w:tc>
+        <w:tc>
+          <w:tcPr>
+            <w:tcW w:type="dxa" w:w="737"/>
+          </w:tcPr>
+          <w:p>
+            <w:pPr>
+              <w:jc w:val="center"/>
+            </w:pPr>
+            <w:r/>
+            <w:r>
+              <w:rPr>
+                <w:b w:val="0"/>
+                <w:sz w:val="18"/>
+              </w:rPr>
+              <w:t>2 842</w:t>
+            </w:r>
+          </w:p>
+        </w:tc>
+        <w:tc>
+          <w:tcPr>
+            <w:tcW w:type="dxa" w:w="737"/>
+          </w:tcPr>
+          <w:p>
+            <w:pPr>
+              <w:jc w:val="center"/>
+            </w:pPr>
+            <w:r/>
+            <w:r>
+              <w:rPr>
+                <w:b w:val="0"/>
+                <w:sz w:val="18"/>
+              </w:rPr>
+              <w:t>3 607</w:t>
+            </w:r>
+          </w:p>
+        </w:tc>
+        <w:tc>
+          <w:tcPr>
+            <w:tcW w:type="dxa" w:w="737"/>
+          </w:tcPr>
+          <w:p>
+            <w:pPr>
+              <w:jc w:val="center"/>
+            </w:pPr>
+            <w:r/>
+            <w:r>
+              <w:rPr>
+                <w:b w:val="0"/>
+                <w:sz w:val="18"/>
+              </w:rPr>
+              <w:t>3 628</w:t>
             </w:r>
           </w:p>
         </w:tc>
@@ -26041,7 +28775,7 @@
                 <w:b/>
                 <w:sz w:val="18"/>
               </w:rPr>
-              <w:t>multiphonics</w:t>
+              <w:t>key_click</w:t>
             </w:r>
           </w:p>
         </w:tc>
@@ -26059,115 +28793,115 @@
                 <w:b w:val="0"/>
                 <w:sz w:val="18"/>
               </w:rPr>
-              <w:t>35</w:t>
-            </w:r>
-          </w:p>
-        </w:tc>
-        <w:tc>
-          <w:tcPr>
-            <w:tcW w:type="dxa" w:w="737"/>
-          </w:tcPr>
-          <w:p>
-            <w:pPr>
-              <w:jc w:val="center"/>
-            </w:pPr>
-            <w:r/>
-            <w:r>
-              <w:rPr>
-                <w:b w:val="0"/>
-                <w:sz w:val="18"/>
-              </w:rPr>
-              <w:t>312</w:t>
-            </w:r>
-          </w:p>
-        </w:tc>
-        <w:tc>
-          <w:tcPr>
-            <w:tcW w:type="dxa" w:w="737"/>
-          </w:tcPr>
-          <w:p>
-            <w:pPr>
-              <w:jc w:val="center"/>
-            </w:pPr>
-            <w:r/>
-            <w:r>
-              <w:rPr>
-                <w:b w:val="0"/>
-                <w:sz w:val="18"/>
-              </w:rPr>
-              <w:t>775</w:t>
-            </w:r>
-          </w:p>
-        </w:tc>
-        <w:tc>
-          <w:tcPr>
-            <w:tcW w:type="dxa" w:w="737"/>
-          </w:tcPr>
-          <w:p>
-            <w:pPr>
-              <w:jc w:val="center"/>
-            </w:pPr>
-            <w:r/>
-            <w:r>
-              <w:rPr>
-                <w:b w:val="0"/>
-                <w:sz w:val="18"/>
-              </w:rPr>
-              <w:t>1 130</w:t>
-            </w:r>
-          </w:p>
-        </w:tc>
-        <w:tc>
-          <w:tcPr>
-            <w:tcW w:type="dxa" w:w="737"/>
-          </w:tcPr>
-          <w:p>
-            <w:pPr>
-              <w:jc w:val="center"/>
-            </w:pPr>
-            <w:r/>
-            <w:r>
-              <w:rPr>
-                <w:b w:val="0"/>
-                <w:sz w:val="18"/>
-              </w:rPr>
-              <w:t>1 594</w:t>
-            </w:r>
-          </w:p>
-        </w:tc>
-        <w:tc>
-          <w:tcPr>
-            <w:tcW w:type="dxa" w:w="737"/>
-          </w:tcPr>
-          <w:p>
-            <w:pPr>
-              <w:jc w:val="center"/>
-            </w:pPr>
-            <w:r/>
-            <w:r>
-              <w:rPr>
-                <w:b w:val="0"/>
-                <w:sz w:val="18"/>
-              </w:rPr>
-              <w:t>2 390</w:t>
-            </w:r>
-          </w:p>
-        </w:tc>
-        <w:tc>
-          <w:tcPr>
-            <w:tcW w:type="dxa" w:w="737"/>
-          </w:tcPr>
-          <w:p>
-            <w:pPr>
-              <w:jc w:val="center"/>
-            </w:pPr>
-            <w:r/>
-            <w:r>
-              <w:rPr>
-                <w:b w:val="0"/>
-                <w:sz w:val="18"/>
-              </w:rPr>
-              <w:t>3 047</w:t>
+              <w:t>20</w:t>
+            </w:r>
+          </w:p>
+        </w:tc>
+        <w:tc>
+          <w:tcPr>
+            <w:tcW w:type="dxa" w:w="737"/>
+          </w:tcPr>
+          <w:p>
+            <w:pPr>
+              <w:jc w:val="center"/>
+            </w:pPr>
+            <w:r/>
+            <w:r>
+              <w:rPr>
+                <w:b w:val="0"/>
+                <w:sz w:val="18"/>
+              </w:rPr>
+              <w:t>269</w:t>
+            </w:r>
+          </w:p>
+        </w:tc>
+        <w:tc>
+          <w:tcPr>
+            <w:tcW w:type="dxa" w:w="737"/>
+          </w:tcPr>
+          <w:p>
+            <w:pPr>
+              <w:jc w:val="center"/>
+            </w:pPr>
+            <w:r/>
+            <w:r>
+              <w:rPr>
+                <w:b w:val="0"/>
+                <w:sz w:val="18"/>
+              </w:rPr>
+              <w:t>657</w:t>
+            </w:r>
+          </w:p>
+        </w:tc>
+        <w:tc>
+          <w:tcPr>
+            <w:tcW w:type="dxa" w:w="737"/>
+          </w:tcPr>
+          <w:p>
+            <w:pPr>
+              <w:jc w:val="center"/>
+            </w:pPr>
+            <w:r/>
+            <w:r>
+              <w:rPr>
+                <w:b w:val="0"/>
+                <w:sz w:val="18"/>
+              </w:rPr>
+              <w:t>1 023</w:t>
+            </w:r>
+          </w:p>
+        </w:tc>
+        <w:tc>
+          <w:tcPr>
+            <w:tcW w:type="dxa" w:w="737"/>
+          </w:tcPr>
+          <w:p>
+            <w:pPr>
+              <w:jc w:val="center"/>
+            </w:pPr>
+            <w:r/>
+            <w:r>
+              <w:rPr>
+                <w:b w:val="0"/>
+                <w:sz w:val="18"/>
+              </w:rPr>
+              <w:t>1 421</w:t>
+            </w:r>
+          </w:p>
+        </w:tc>
+        <w:tc>
+          <w:tcPr>
+            <w:tcW w:type="dxa" w:w="737"/>
+          </w:tcPr>
+          <w:p>
+            <w:pPr>
+              <w:jc w:val="center"/>
+            </w:pPr>
+            <w:r/>
+            <w:r>
+              <w:rPr>
+                <w:b w:val="0"/>
+                <w:sz w:val="18"/>
+              </w:rPr>
+              <w:t>1 820</w:t>
+            </w:r>
+          </w:p>
+        </w:tc>
+        <w:tc>
+          <w:tcPr>
+            <w:tcW w:type="dxa" w:w="737"/>
+          </w:tcPr>
+          <w:p>
+            <w:pPr>
+              <w:jc w:val="center"/>
+            </w:pPr>
+            <w:r/>
+            <w:r>
+              <w:rPr>
+                <w:b w:val="0"/>
+                <w:sz w:val="18"/>
+              </w:rPr>
+              <w:t>2 961</w:t>
             </w:r>
           </w:p>
         </w:tc>
@@ -26187,7 +28921,7 @@
                 <w:b/>
                 <w:sz w:val="18"/>
               </w:rPr>
-              <w:t>note_lasting</w:t>
+              <w:t>multiphonics</w:t>
             </w:r>
           </w:p>
         </w:tc>
@@ -26205,115 +28939,115 @@
                 <w:b w:val="0"/>
                 <w:sz w:val="18"/>
               </w:rPr>
-              <w:t>46</w:t>
-            </w:r>
-          </w:p>
-        </w:tc>
-        <w:tc>
-          <w:tcPr>
-            <w:tcW w:type="dxa" w:w="737"/>
-          </w:tcPr>
-          <w:p>
-            <w:pPr>
-              <w:jc w:val="center"/>
-            </w:pPr>
-            <w:r/>
-            <w:r>
-              <w:rPr>
-                <w:b w:val="0"/>
-                <w:sz w:val="18"/>
-              </w:rPr>
-              <w:t>592</w:t>
-            </w:r>
-          </w:p>
-        </w:tc>
-        <w:tc>
-          <w:tcPr>
-            <w:tcW w:type="dxa" w:w="737"/>
-          </w:tcPr>
-          <w:p>
-            <w:pPr>
-              <w:jc w:val="center"/>
-            </w:pPr>
-            <w:r/>
-            <w:r>
-              <w:rPr>
-                <w:b w:val="0"/>
-                <w:sz w:val="18"/>
-              </w:rPr>
-              <w:t>1 335</w:t>
-            </w:r>
-          </w:p>
-        </w:tc>
-        <w:tc>
-          <w:tcPr>
-            <w:tcW w:type="dxa" w:w="737"/>
-          </w:tcPr>
-          <w:p>
-            <w:pPr>
-              <w:jc w:val="center"/>
-            </w:pPr>
-            <w:r/>
-            <w:r>
-              <w:rPr>
-                <w:b w:val="0"/>
-                <w:sz w:val="18"/>
-              </w:rPr>
-              <w:t>1 873</w:t>
-            </w:r>
-          </w:p>
-        </w:tc>
-        <w:tc>
-          <w:tcPr>
-            <w:tcW w:type="dxa" w:w="737"/>
-          </w:tcPr>
-          <w:p>
-            <w:pPr>
-              <w:jc w:val="center"/>
-            </w:pPr>
-            <w:r/>
-            <w:r>
-              <w:rPr>
-                <w:b w:val="0"/>
-                <w:sz w:val="18"/>
-              </w:rPr>
-              <w:t>2 315</w:t>
-            </w:r>
-          </w:p>
-        </w:tc>
-        <w:tc>
-          <w:tcPr>
-            <w:tcW w:type="dxa" w:w="737"/>
-          </w:tcPr>
-          <w:p>
-            <w:pPr>
-              <w:jc w:val="center"/>
-            </w:pPr>
-            <w:r/>
-            <w:r>
-              <w:rPr>
-                <w:b w:val="0"/>
-                <w:sz w:val="18"/>
-              </w:rPr>
-              <w:t>2 950</w:t>
-            </w:r>
-          </w:p>
-        </w:tc>
-        <w:tc>
-          <w:tcPr>
-            <w:tcW w:type="dxa" w:w="737"/>
-          </w:tcPr>
-          <w:p>
-            <w:pPr>
-              <w:jc w:val="center"/>
-            </w:pPr>
-            <w:r/>
-            <w:r>
-              <w:rPr>
-                <w:b w:val="0"/>
-                <w:sz w:val="18"/>
-              </w:rPr>
-              <w:t>3 338</w:t>
+              <w:t>35</w:t>
+            </w:r>
+          </w:p>
+        </w:tc>
+        <w:tc>
+          <w:tcPr>
+            <w:tcW w:type="dxa" w:w="737"/>
+          </w:tcPr>
+          <w:p>
+            <w:pPr>
+              <w:jc w:val="center"/>
+            </w:pPr>
+            <w:r/>
+            <w:r>
+              <w:rPr>
+                <w:b w:val="0"/>
+                <w:sz w:val="18"/>
+              </w:rPr>
+              <w:t>312</w:t>
+            </w:r>
+          </w:p>
+        </w:tc>
+        <w:tc>
+          <w:tcPr>
+            <w:tcW w:type="dxa" w:w="737"/>
+          </w:tcPr>
+          <w:p>
+            <w:pPr>
+              <w:jc w:val="center"/>
+            </w:pPr>
+            <w:r/>
+            <w:r>
+              <w:rPr>
+                <w:b w:val="0"/>
+                <w:sz w:val="18"/>
+              </w:rPr>
+              <w:t>775</w:t>
+            </w:r>
+          </w:p>
+        </w:tc>
+        <w:tc>
+          <w:tcPr>
+            <w:tcW w:type="dxa" w:w="737"/>
+          </w:tcPr>
+          <w:p>
+            <w:pPr>
+              <w:jc w:val="center"/>
+            </w:pPr>
+            <w:r/>
+            <w:r>
+              <w:rPr>
+                <w:b w:val="0"/>
+                <w:sz w:val="18"/>
+              </w:rPr>
+              <w:t>1 130</w:t>
+            </w:r>
+          </w:p>
+        </w:tc>
+        <w:tc>
+          <w:tcPr>
+            <w:tcW w:type="dxa" w:w="737"/>
+          </w:tcPr>
+          <w:p>
+            <w:pPr>
+              <w:jc w:val="center"/>
+            </w:pPr>
+            <w:r/>
+            <w:r>
+              <w:rPr>
+                <w:b w:val="0"/>
+                <w:sz w:val="18"/>
+              </w:rPr>
+              <w:t>1 594</w:t>
+            </w:r>
+          </w:p>
+        </w:tc>
+        <w:tc>
+          <w:tcPr>
+            <w:tcW w:type="dxa" w:w="737"/>
+          </w:tcPr>
+          <w:p>
+            <w:pPr>
+              <w:jc w:val="center"/>
+            </w:pPr>
+            <w:r/>
+            <w:r>
+              <w:rPr>
+                <w:b w:val="0"/>
+                <w:sz w:val="18"/>
+              </w:rPr>
+              <w:t>2 390</w:t>
+            </w:r>
+          </w:p>
+        </w:tc>
+        <w:tc>
+          <w:tcPr>
+            <w:tcW w:type="dxa" w:w="737"/>
+          </w:tcPr>
+          <w:p>
+            <w:pPr>
+              <w:jc w:val="center"/>
+            </w:pPr>
+            <w:r/>
+            <w:r>
+              <w:rPr>
+                <w:b w:val="0"/>
+                <w:sz w:val="18"/>
+              </w:rPr>
+              <w:t>3 047</w:t>
             </w:r>
           </w:p>
         </w:tc>
@@ -26322,6 +29056,152 @@
         <w:tc>
           <w:tcPr>
             <w:tcW w:type="dxa" w:w="2721"/>
+          </w:tcPr>
+          <w:p>
+            <w:pPr>
+              <w:jc w:val="center"/>
+            </w:pPr>
+            <w:r/>
+            <w:r>
+              <w:rPr>
+                <w:b/>
+                <w:sz w:val="18"/>
+              </w:rPr>
+              <w:t>note_lasting</w:t>
+            </w:r>
+          </w:p>
+        </w:tc>
+        <w:tc>
+          <w:tcPr>
+            <w:tcW w:type="dxa" w:w="624"/>
+          </w:tcPr>
+          <w:p>
+            <w:pPr>
+              <w:jc w:val="center"/>
+            </w:pPr>
+            <w:r/>
+            <w:r>
+              <w:rPr>
+                <w:b w:val="0"/>
+                <w:sz w:val="18"/>
+              </w:rPr>
+              <w:t>46</w:t>
+            </w:r>
+          </w:p>
+        </w:tc>
+        <w:tc>
+          <w:tcPr>
+            <w:tcW w:type="dxa" w:w="737"/>
+          </w:tcPr>
+          <w:p>
+            <w:pPr>
+              <w:jc w:val="center"/>
+            </w:pPr>
+            <w:r/>
+            <w:r>
+              <w:rPr>
+                <w:b w:val="0"/>
+                <w:sz w:val="18"/>
+              </w:rPr>
+              <w:t>592</w:t>
+            </w:r>
+          </w:p>
+        </w:tc>
+        <w:tc>
+          <w:tcPr>
+            <w:tcW w:type="dxa" w:w="737"/>
+          </w:tcPr>
+          <w:p>
+            <w:pPr>
+              <w:jc w:val="center"/>
+            </w:pPr>
+            <w:r/>
+            <w:r>
+              <w:rPr>
+                <w:b w:val="0"/>
+                <w:sz w:val="18"/>
+              </w:rPr>
+              <w:t>1 335</w:t>
+            </w:r>
+          </w:p>
+        </w:tc>
+        <w:tc>
+          <w:tcPr>
+            <w:tcW w:type="dxa" w:w="737"/>
+          </w:tcPr>
+          <w:p>
+            <w:pPr>
+              <w:jc w:val="center"/>
+            </w:pPr>
+            <w:r/>
+            <w:r>
+              <w:rPr>
+                <w:b w:val="0"/>
+                <w:sz w:val="18"/>
+              </w:rPr>
+              <w:t>1 873</w:t>
+            </w:r>
+          </w:p>
+        </w:tc>
+        <w:tc>
+          <w:tcPr>
+            <w:tcW w:type="dxa" w:w="737"/>
+          </w:tcPr>
+          <w:p>
+            <w:pPr>
+              <w:jc w:val="center"/>
+            </w:pPr>
+            <w:r/>
+            <w:r>
+              <w:rPr>
+                <w:b w:val="0"/>
+                <w:sz w:val="18"/>
+              </w:rPr>
+              <w:t>2 315</w:t>
+            </w:r>
+          </w:p>
+        </w:tc>
+        <w:tc>
+          <w:tcPr>
+            <w:tcW w:type="dxa" w:w="737"/>
+          </w:tcPr>
+          <w:p>
+            <w:pPr>
+              <w:jc w:val="center"/>
+            </w:pPr>
+            <w:r/>
+            <w:r>
+              <w:rPr>
+                <w:b w:val="0"/>
+                <w:sz w:val="18"/>
+              </w:rPr>
+              <w:t>2 950</w:t>
+            </w:r>
+          </w:p>
+        </w:tc>
+        <w:tc>
+          <w:tcPr>
+            <w:tcW w:type="dxa" w:w="737"/>
+          </w:tcPr>
+          <w:p>
+            <w:pPr>
+              <w:jc w:val="center"/>
+            </w:pPr>
+            <w:r/>
+            <w:r>
+              <w:rPr>
+                <w:b w:val="0"/>
+                <w:sz w:val="18"/>
+              </w:rPr>
+              <w:t>3 338</w:t>
+            </w:r>
+          </w:p>
+        </w:tc>
+      </w:tr>
+      <w:tr>
+        <w:tc>
+          <w:tcPr>
+            <w:tcW w:type="dxa" w:w="2721"/>
             <w:shd w:fill="DFF0D8"/>
           </w:tcPr>
           <w:p>
@@ -26485,10 +29365,11 @@
             <w:r/>
             <w:r>
               <w:rPr>
-                <w:b/>
-                <w:sz w:val="18"/>
-              </w:rPr>
-              <w:t>ordinario_high_register</w:t>
+                <w:b w:val="0"/>
+                <w:color w:val="787878"/>
+                <w:sz w:val="14"/>
+              </w:rPr>
+              <w:t>↳ σ / [Q25–Q75]</w:t>
             </w:r>
           </w:p>
         </w:tc>
@@ -26505,9 +29386,8 @@
             <w:r>
               <w:rPr>
                 <w:b w:val="0"/>
-                <w:sz w:val="18"/>
-              </w:rPr>
-              <w:t>10</w:t>
+                <w:sz w:val="14"/>
+              </w:rPr>
             </w:r>
           </w:p>
         </w:tc>
@@ -26524,9 +29404,10 @@
             <w:r>
               <w:rPr>
                 <w:b w:val="0"/>
-                <w:sz w:val="18"/>
-              </w:rPr>
-              <w:t>1 863</w:t>
+                <w:color w:val="787878"/>
+                <w:sz w:val="14"/>
+              </w:rPr>
+              <w:t>σ=412 [258–883]</w:t>
             </w:r>
           </w:p>
         </w:tc>
@@ -26543,9 +29424,10 @@
             <w:r>
               <w:rPr>
                 <w:b w:val="0"/>
-                <w:sz w:val="18"/>
-              </w:rPr>
-              <w:t>3 714</w:t>
+                <w:color w:val="787878"/>
+                <w:sz w:val="14"/>
+              </w:rPr>
+              <w:t>σ=795 [700–1540]</w:t>
             </w:r>
           </w:p>
         </w:tc>
@@ -26562,9 +29444,10 @@
             <w:r>
               <w:rPr>
                 <w:b w:val="0"/>
-                <w:sz w:val="18"/>
-              </w:rPr>
-              <w:t>5 254</w:t>
+                <w:color w:val="787878"/>
+                <w:sz w:val="14"/>
+              </w:rPr>
+              <w:t>σ=908 [1152–1970]</w:t>
             </w:r>
           </w:p>
         </w:tc>
@@ -26581,9 +29464,10 @@
             <w:r>
               <w:rPr>
                 <w:b w:val="0"/>
-                <w:sz w:val="18"/>
-              </w:rPr>
-              <w:t>2 659</w:t>
+                <w:color w:val="787878"/>
+                <w:sz w:val="14"/>
+              </w:rPr>
+              <w:t>σ=886</w:t>
             </w:r>
           </w:p>
         </w:tc>
@@ -26600,9 +29484,10 @@
             <w:r>
               <w:rPr>
                 <w:b w:val="0"/>
-                <w:sz w:val="18"/>
-              </w:rPr>
-              <w:t>3 316</w:t>
+                <w:color w:val="787878"/>
+                <w:sz w:val="14"/>
+              </w:rPr>
+              <w:t>σ=842</w:t>
             </w:r>
           </w:p>
         </w:tc>
@@ -26619,9 +29504,10 @@
             <w:r>
               <w:rPr>
                 <w:b w:val="0"/>
-                <w:sz w:val="18"/>
-              </w:rPr>
-              <w:t>3 671</w:t>
+                <w:color w:val="787878"/>
+                <w:sz w:val="14"/>
+              </w:rPr>
+              <w:t>σ=953</w:t>
             </w:r>
           </w:p>
         </w:tc>
@@ -26642,7 +29528,7 @@
                 <w:b/>
                 <w:sz w:val="18"/>
               </w:rPr>
-              <w:t>ordinario_quartertones</w:t>
+              <w:t>ordinario_high_register</w:t>
             </w:r>
           </w:p>
         </w:tc>
@@ -26661,6 +29547,320 @@
                 <w:b w:val="0"/>
                 <w:sz w:val="18"/>
               </w:rPr>
+              <w:t>10</w:t>
+            </w:r>
+          </w:p>
+        </w:tc>
+        <w:tc>
+          <w:tcPr>
+            <w:tcW w:type="dxa" w:w="737"/>
+            <w:shd w:fill="DFF0D8"/>
+          </w:tcPr>
+          <w:p>
+            <w:pPr>
+              <w:jc w:val="center"/>
+            </w:pPr>
+            <w:r/>
+            <w:r>
+              <w:rPr>
+                <w:b w:val="0"/>
+                <w:sz w:val="18"/>
+              </w:rPr>
+              <w:t>1 863</w:t>
+            </w:r>
+          </w:p>
+        </w:tc>
+        <w:tc>
+          <w:tcPr>
+            <w:tcW w:type="dxa" w:w="737"/>
+            <w:shd w:fill="DFF0D8"/>
+          </w:tcPr>
+          <w:p>
+            <w:pPr>
+              <w:jc w:val="center"/>
+            </w:pPr>
+            <w:r/>
+            <w:r>
+              <w:rPr>
+                <w:b w:val="0"/>
+                <w:sz w:val="18"/>
+              </w:rPr>
+              <w:t>3 714</w:t>
+            </w:r>
+          </w:p>
+        </w:tc>
+        <w:tc>
+          <w:tcPr>
+            <w:tcW w:type="dxa" w:w="737"/>
+            <w:shd w:fill="DFF0D8"/>
+          </w:tcPr>
+          <w:p>
+            <w:pPr>
+              <w:jc w:val="center"/>
+            </w:pPr>
+            <w:r/>
+            <w:r>
+              <w:rPr>
+                <w:b w:val="0"/>
+                <w:sz w:val="18"/>
+              </w:rPr>
+              <w:t>5 254</w:t>
+            </w:r>
+          </w:p>
+        </w:tc>
+        <w:tc>
+          <w:tcPr>
+            <w:tcW w:type="dxa" w:w="737"/>
+            <w:shd w:fill="DFF0D8"/>
+          </w:tcPr>
+          <w:p>
+            <w:pPr>
+              <w:jc w:val="center"/>
+            </w:pPr>
+            <w:r/>
+            <w:r>
+              <w:rPr>
+                <w:b w:val="0"/>
+                <w:sz w:val="18"/>
+              </w:rPr>
+              <w:t>2 659</w:t>
+            </w:r>
+          </w:p>
+        </w:tc>
+        <w:tc>
+          <w:tcPr>
+            <w:tcW w:type="dxa" w:w="737"/>
+            <w:shd w:fill="DFF0D8"/>
+          </w:tcPr>
+          <w:p>
+            <w:pPr>
+              <w:jc w:val="center"/>
+            </w:pPr>
+            <w:r/>
+            <w:r>
+              <w:rPr>
+                <w:b w:val="0"/>
+                <w:sz w:val="18"/>
+              </w:rPr>
+              <w:t>3 316</w:t>
+            </w:r>
+          </w:p>
+        </w:tc>
+        <w:tc>
+          <w:tcPr>
+            <w:tcW w:type="dxa" w:w="737"/>
+            <w:shd w:fill="DFF0D8"/>
+          </w:tcPr>
+          <w:p>
+            <w:pPr>
+              <w:jc w:val="center"/>
+            </w:pPr>
+            <w:r/>
+            <w:r>
+              <w:rPr>
+                <w:b w:val="0"/>
+                <w:sz w:val="18"/>
+              </w:rPr>
+              <w:t>3 671</w:t>
+            </w:r>
+          </w:p>
+        </w:tc>
+      </w:tr>
+      <w:tr>
+        <w:tc>
+          <w:tcPr>
+            <w:tcW w:type="dxa" w:w="2721"/>
+            <w:shd w:fill="DFF0D8"/>
+          </w:tcPr>
+          <w:p>
+            <w:pPr>
+              <w:jc w:val="center"/>
+            </w:pPr>
+            <w:r/>
+            <w:r>
+              <w:rPr>
+                <w:b w:val="0"/>
+                <w:color w:val="787878"/>
+                <w:sz w:val="14"/>
+              </w:rPr>
+              <w:t>↳ σ / [Q25–Q75]</w:t>
+            </w:r>
+          </w:p>
+        </w:tc>
+        <w:tc>
+          <w:tcPr>
+            <w:tcW w:type="dxa" w:w="624"/>
+            <w:shd w:fill="DFF0D8"/>
+          </w:tcPr>
+          <w:p>
+            <w:pPr>
+              <w:jc w:val="center"/>
+            </w:pPr>
+            <w:r/>
+            <w:r>
+              <w:rPr>
+                <w:b w:val="0"/>
+                <w:sz w:val="14"/>
+              </w:rPr>
+            </w:r>
+          </w:p>
+        </w:tc>
+        <w:tc>
+          <w:tcPr>
+            <w:tcW w:type="dxa" w:w="737"/>
+            <w:shd w:fill="DFF0D8"/>
+          </w:tcPr>
+          <w:p>
+            <w:pPr>
+              <w:jc w:val="center"/>
+            </w:pPr>
+            <w:r/>
+            <w:r>
+              <w:rPr>
+                <w:b w:val="0"/>
+                <w:color w:val="787878"/>
+                <w:sz w:val="14"/>
+              </w:rPr>
+              <w:t>σ=163 [1755–2013]</w:t>
+            </w:r>
+          </w:p>
+        </w:tc>
+        <w:tc>
+          <w:tcPr>
+            <w:tcW w:type="dxa" w:w="737"/>
+            <w:shd w:fill="DFF0D8"/>
+          </w:tcPr>
+          <w:p>
+            <w:pPr>
+              <w:jc w:val="center"/>
+            </w:pPr>
+            <w:r/>
+            <w:r>
+              <w:rPr>
+                <w:b w:val="0"/>
+                <w:color w:val="787878"/>
+                <w:sz w:val="14"/>
+              </w:rPr>
+              <w:t>σ=766 [3316–4027]</w:t>
+            </w:r>
+          </w:p>
+        </w:tc>
+        <w:tc>
+          <w:tcPr>
+            <w:tcW w:type="dxa" w:w="737"/>
+            <w:shd w:fill="DFF0D8"/>
+          </w:tcPr>
+          <w:p>
+            <w:pPr>
+              <w:jc w:val="center"/>
+            </w:pPr>
+            <w:r/>
+            <w:r>
+              <w:rPr>
+                <w:b w:val="0"/>
+                <w:color w:val="787878"/>
+                <w:sz w:val="14"/>
+              </w:rPr>
+              <w:t>σ=1501 [2347–5556]</w:t>
+            </w:r>
+          </w:p>
+        </w:tc>
+        <w:tc>
+          <w:tcPr>
+            <w:tcW w:type="dxa" w:w="737"/>
+            <w:shd w:fill="DFF0D8"/>
+          </w:tcPr>
+          <w:p>
+            <w:pPr>
+              <w:jc w:val="center"/>
+            </w:pPr>
+            <w:r/>
+            <w:r>
+              <w:rPr>
+                <w:b w:val="0"/>
+                <w:color w:val="787878"/>
+                <w:sz w:val="14"/>
+              </w:rPr>
+              <w:t>σ=75</w:t>
+            </w:r>
+          </w:p>
+        </w:tc>
+        <w:tc>
+          <w:tcPr>
+            <w:tcW w:type="dxa" w:w="737"/>
+            <w:shd w:fill="DFF0D8"/>
+          </w:tcPr>
+          <w:p>
+            <w:pPr>
+              <w:jc w:val="center"/>
+            </w:pPr>
+            <w:r/>
+            <w:r>
+              <w:rPr>
+                <w:b w:val="0"/>
+                <w:color w:val="787878"/>
+                <w:sz w:val="14"/>
+              </w:rPr>
+              <w:t>σ=183</w:t>
+            </w:r>
+          </w:p>
+        </w:tc>
+        <w:tc>
+          <w:tcPr>
+            <w:tcW w:type="dxa" w:w="737"/>
+            <w:shd w:fill="DFF0D8"/>
+          </w:tcPr>
+          <w:p>
+            <w:pPr>
+              <w:jc w:val="center"/>
+            </w:pPr>
+            <w:r/>
+            <w:r>
+              <w:rPr>
+                <w:b w:val="0"/>
+                <w:color w:val="787878"/>
+                <w:sz w:val="14"/>
+              </w:rPr>
+              <w:t>σ=65</w:t>
+            </w:r>
+          </w:p>
+        </w:tc>
+      </w:tr>
+      <w:tr>
+        <w:tc>
+          <w:tcPr>
+            <w:tcW w:type="dxa" w:w="2721"/>
+            <w:shd w:fill="DFF0D8"/>
+          </w:tcPr>
+          <w:p>
+            <w:pPr>
+              <w:jc w:val="center"/>
+            </w:pPr>
+            <w:r/>
+            <w:r>
+              <w:rPr>
+                <w:b/>
+                <w:sz w:val="18"/>
+              </w:rPr>
+              <w:t>ordinario_quartertones</w:t>
+            </w:r>
+          </w:p>
+        </w:tc>
+        <w:tc>
+          <w:tcPr>
+            <w:tcW w:type="dxa" w:w="624"/>
+            <w:shd w:fill="DFF0D8"/>
+          </w:tcPr>
+          <w:p>
+            <w:pPr>
+              <w:jc w:val="center"/>
+            </w:pPr>
+            <w:r/>
+            <w:r>
+              <w:rPr>
+                <w:b w:val="0"/>
+                <w:sz w:val="18"/>
+              </w:rPr>
               <w:t>123</w:t>
             </w:r>
           </w:p>
@@ -26776,6 +29976,166 @@
                 <w:sz w:val="18"/>
               </w:rPr>
               <w:t>3 176</w:t>
+            </w:r>
+          </w:p>
+        </w:tc>
+      </w:tr>
+      <w:tr>
+        <w:tc>
+          <w:tcPr>
+            <w:tcW w:type="dxa" w:w="2721"/>
+            <w:shd w:fill="DFF0D8"/>
+          </w:tcPr>
+          <w:p>
+            <w:pPr>
+              <w:jc w:val="center"/>
+            </w:pPr>
+            <w:r/>
+            <w:r>
+              <w:rPr>
+                <w:b w:val="0"/>
+                <w:color w:val="787878"/>
+                <w:sz w:val="14"/>
+              </w:rPr>
+              <w:t>↳ σ / [Q25–Q75]</w:t>
+            </w:r>
+          </w:p>
+        </w:tc>
+        <w:tc>
+          <w:tcPr>
+            <w:tcW w:type="dxa" w:w="624"/>
+            <w:shd w:fill="DFF0D8"/>
+          </w:tcPr>
+          <w:p>
+            <w:pPr>
+              <w:jc w:val="center"/>
+            </w:pPr>
+            <w:r/>
+            <w:r>
+              <w:rPr>
+                <w:b w:val="0"/>
+                <w:sz w:val="14"/>
+              </w:rPr>
+            </w:r>
+          </w:p>
+        </w:tc>
+        <w:tc>
+          <w:tcPr>
+            <w:tcW w:type="dxa" w:w="737"/>
+            <w:shd w:fill="DFF0D8"/>
+          </w:tcPr>
+          <w:p>
+            <w:pPr>
+              <w:jc w:val="center"/>
+            </w:pPr>
+            <w:r/>
+            <w:r>
+              <w:rPr>
+                <w:b w:val="0"/>
+                <w:color w:val="787878"/>
+                <w:sz w:val="14"/>
+              </w:rPr>
+              <w:t>σ=402 [258–861]</w:t>
+            </w:r>
+          </w:p>
+        </w:tc>
+        <w:tc>
+          <w:tcPr>
+            <w:tcW w:type="dxa" w:w="737"/>
+            <w:shd w:fill="DFF0D8"/>
+          </w:tcPr>
+          <w:p>
+            <w:pPr>
+              <w:jc w:val="center"/>
+            </w:pPr>
+            <w:r/>
+            <w:r>
+              <w:rPr>
+                <w:b w:val="0"/>
+                <w:color w:val="787878"/>
+                <w:sz w:val="14"/>
+              </w:rPr>
+              <w:t>σ=654 [678–1518]</w:t>
+            </w:r>
+          </w:p>
+        </w:tc>
+        <w:tc>
+          <w:tcPr>
+            <w:tcW w:type="dxa" w:w="737"/>
+            <w:shd w:fill="DFF0D8"/>
+          </w:tcPr>
+          <w:p>
+            <w:pPr>
+              <w:jc w:val="center"/>
+            </w:pPr>
+            <w:r/>
+            <w:r>
+              <w:rPr>
+                <w:b w:val="0"/>
+                <w:color w:val="787878"/>
+                <w:sz w:val="14"/>
+              </w:rPr>
+              <w:t>σ=901 [1130–2013]</w:t>
+            </w:r>
+          </w:p>
+        </w:tc>
+        <w:tc>
+          <w:tcPr>
+            <w:tcW w:type="dxa" w:w="737"/>
+            <w:shd w:fill="DFF0D8"/>
+          </w:tcPr>
+          <w:p>
+            <w:pPr>
+              <w:jc w:val="center"/>
+            </w:pPr>
+            <w:r/>
+            <w:r>
+              <w:rPr>
+                <w:b w:val="0"/>
+                <w:color w:val="787878"/>
+                <w:sz w:val="14"/>
+              </w:rPr>
+              <w:t>σ=1033</w:t>
+            </w:r>
+          </w:p>
+        </w:tc>
+        <w:tc>
+          <w:tcPr>
+            <w:tcW w:type="dxa" w:w="737"/>
+            <w:shd w:fill="DFF0D8"/>
+          </w:tcPr>
+          <w:p>
+            <w:pPr>
+              <w:jc w:val="center"/>
+            </w:pPr>
+            <w:r/>
+            <w:r>
+              <w:rPr>
+                <w:b w:val="0"/>
+                <w:color w:val="787878"/>
+                <w:sz w:val="14"/>
+              </w:rPr>
+              <w:t>σ=1096</w:t>
+            </w:r>
+          </w:p>
+        </w:tc>
+        <w:tc>
+          <w:tcPr>
+            <w:tcW w:type="dxa" w:w="737"/>
+            <w:shd w:fill="DFF0D8"/>
+          </w:tcPr>
+          <w:p>
+            <w:pPr>
+              <w:jc w:val="center"/>
+            </w:pPr>
+            <w:r/>
+            <w:r>
+              <w:rPr>
+                <w:b w:val="0"/>
+                <w:color w:val="787878"/>
+                <w:sz w:val="14"/>
+              </w:rPr>
+              <w:t>σ=896</w:t>
             </w:r>
           </w:p>
         </w:tc>
@@ -28809,7 +32169,7 @@
                 <w:b w:val="0"/>
                 <w:sz w:val="18"/>
               </w:rPr>
-              <w:t>807</w:t>
+              <w:t>808</w:t>
             </w:r>
           </w:p>
         </w:tc>
@@ -28886,6 +32246,166 @@
                 <w:sz w:val="18"/>
               </w:rPr>
               <w:t>2 369</w:t>
+            </w:r>
+          </w:p>
+        </w:tc>
+      </w:tr>
+      <w:tr>
+        <w:tc>
+          <w:tcPr>
+            <w:tcW w:type="dxa" w:w="2721"/>
+            <w:shd w:fill="DFF0D8"/>
+          </w:tcPr>
+          <w:p>
+            <w:pPr>
+              <w:jc w:val="center"/>
+            </w:pPr>
+            <w:r/>
+            <w:r>
+              <w:rPr>
+                <w:b w:val="0"/>
+                <w:color w:val="787878"/>
+                <w:sz w:val="14"/>
+              </w:rPr>
+              <w:t>↳ σ / [Q25–Q75]</w:t>
+            </w:r>
+          </w:p>
+        </w:tc>
+        <w:tc>
+          <w:tcPr>
+            <w:tcW w:type="dxa" w:w="624"/>
+            <w:shd w:fill="DFF0D8"/>
+          </w:tcPr>
+          <w:p>
+            <w:pPr>
+              <w:jc w:val="center"/>
+            </w:pPr>
+            <w:r/>
+            <w:r>
+              <w:rPr>
+                <w:b w:val="0"/>
+                <w:sz w:val="14"/>
+              </w:rPr>
+            </w:r>
+          </w:p>
+        </w:tc>
+        <w:tc>
+          <w:tcPr>
+            <w:tcW w:type="dxa" w:w="737"/>
+            <w:shd w:fill="DFF0D8"/>
+          </w:tcPr>
+          <w:p>
+            <w:pPr>
+              <w:jc w:val="center"/>
+            </w:pPr>
+            <w:r/>
+            <w:r>
+              <w:rPr>
+                <w:b w:val="0"/>
+                <w:color w:val="787878"/>
+                <w:sz w:val="14"/>
+              </w:rPr>
+              <w:t>σ=285 [194–571]</w:t>
+            </w:r>
+          </w:p>
+        </w:tc>
+        <w:tc>
+          <w:tcPr>
+            <w:tcW w:type="dxa" w:w="737"/>
+            <w:shd w:fill="DFF0D8"/>
+          </w:tcPr>
+          <w:p>
+            <w:pPr>
+              <w:jc w:val="center"/>
+            </w:pPr>
+            <w:r/>
+            <w:r>
+              <w:rPr>
+                <w:b w:val="0"/>
+                <w:color w:val="787878"/>
+                <w:sz w:val="14"/>
+              </w:rPr>
+              <w:t>σ=395 [581–1120]</w:t>
+            </w:r>
+          </w:p>
+        </w:tc>
+        <w:tc>
+          <w:tcPr>
+            <w:tcW w:type="dxa" w:w="737"/>
+            <w:shd w:fill="DFF0D8"/>
+          </w:tcPr>
+          <w:p>
+            <w:pPr>
+              <w:jc w:val="center"/>
+            </w:pPr>
+            <w:r/>
+            <w:r>
+              <w:rPr>
+                <w:b w:val="0"/>
+                <w:color w:val="787878"/>
+                <w:sz w:val="14"/>
+              </w:rPr>
+              <w:t>σ=487 [958–1497]</w:t>
+            </w:r>
+          </w:p>
+        </w:tc>
+        <w:tc>
+          <w:tcPr>
+            <w:tcW w:type="dxa" w:w="737"/>
+            <w:shd w:fill="DFF0D8"/>
+          </w:tcPr>
+          <w:p>
+            <w:pPr>
+              <w:jc w:val="center"/>
+            </w:pPr>
+            <w:r/>
+            <w:r>
+              <w:rPr>
+                <w:b w:val="0"/>
+                <w:color w:val="787878"/>
+                <w:sz w:val="14"/>
+              </w:rPr>
+              <w:t>σ=674</w:t>
+            </w:r>
+          </w:p>
+        </w:tc>
+        <w:tc>
+          <w:tcPr>
+            <w:tcW w:type="dxa" w:w="737"/>
+            <w:shd w:fill="DFF0D8"/>
+          </w:tcPr>
+          <w:p>
+            <w:pPr>
+              <w:jc w:val="center"/>
+            </w:pPr>
+            <w:r/>
+            <w:r>
+              <w:rPr>
+                <w:b w:val="0"/>
+                <w:color w:val="787878"/>
+                <w:sz w:val="14"/>
+              </w:rPr>
+              <w:t>σ=713</w:t>
+            </w:r>
+          </w:p>
+        </w:tc>
+        <w:tc>
+          <w:tcPr>
+            <w:tcW w:type="dxa" w:w="737"/>
+            <w:shd w:fill="DFF0D8"/>
+          </w:tcPr>
+          <w:p>
+            <w:pPr>
+              <w:jc w:val="center"/>
+            </w:pPr>
+            <w:r/>
+            <w:r>
+              <w:rPr>
+                <w:b w:val="0"/>
+                <w:color w:val="787878"/>
+                <w:sz w:val="14"/>
+              </w:rPr>
+              <w:t>σ=862</w:t>
             </w:r>
           </w:p>
         </w:tc>
@@ -30266,6 +33786,166 @@
                 <w:sz w:val="18"/>
               </w:rPr>
               <w:t>2 799</w:t>
+            </w:r>
+          </w:p>
+        </w:tc>
+      </w:tr>
+      <w:tr>
+        <w:tc>
+          <w:tcPr>
+            <w:tcW w:type="dxa" w:w="2721"/>
+            <w:shd w:fill="DFF0D8"/>
+          </w:tcPr>
+          <w:p>
+            <w:pPr>
+              <w:jc w:val="center"/>
+            </w:pPr>
+            <w:r/>
+            <w:r>
+              <w:rPr>
+                <w:b w:val="0"/>
+                <w:color w:val="787878"/>
+                <w:sz w:val="14"/>
+              </w:rPr>
+              <w:t>↳ σ / [Q25–Q75]</w:t>
+            </w:r>
+          </w:p>
+        </w:tc>
+        <w:tc>
+          <w:tcPr>
+            <w:tcW w:type="dxa" w:w="624"/>
+            <w:shd w:fill="DFF0D8"/>
+          </w:tcPr>
+          <w:p>
+            <w:pPr>
+              <w:jc w:val="center"/>
+            </w:pPr>
+            <w:r/>
+            <w:r>
+              <w:rPr>
+                <w:b w:val="0"/>
+                <w:sz w:val="14"/>
+              </w:rPr>
+            </w:r>
+          </w:p>
+        </w:tc>
+        <w:tc>
+          <w:tcPr>
+            <w:tcW w:type="dxa" w:w="737"/>
+            <w:shd w:fill="DFF0D8"/>
+          </w:tcPr>
+          <w:p>
+            <w:pPr>
+              <w:jc w:val="center"/>
+            </w:pPr>
+            <w:r/>
+            <w:r>
+              <w:rPr>
+                <w:b w:val="0"/>
+                <w:color w:val="787878"/>
+                <w:sz w:val="14"/>
+              </w:rPr>
+              <w:t>σ=158 [291–344]</w:t>
+            </w:r>
+          </w:p>
+        </w:tc>
+        <w:tc>
+          <w:tcPr>
+            <w:tcW w:type="dxa" w:w="737"/>
+            <w:shd w:fill="DFF0D8"/>
+          </w:tcPr>
+          <w:p>
+            <w:pPr>
+              <w:jc w:val="center"/>
+            </w:pPr>
+            <w:r/>
+            <w:r>
+              <w:rPr>
+                <w:b w:val="0"/>
+                <w:color w:val="787878"/>
+                <w:sz w:val="14"/>
+              </w:rPr>
+              <w:t>σ=274 [668–1141]</w:t>
+            </w:r>
+          </w:p>
+        </w:tc>
+        <w:tc>
+          <w:tcPr>
+            <w:tcW w:type="dxa" w:w="737"/>
+            <w:shd w:fill="DFF0D8"/>
+          </w:tcPr>
+          <w:p>
+            <w:pPr>
+              <w:jc w:val="center"/>
+            </w:pPr>
+            <w:r/>
+            <w:r>
+              <w:rPr>
+                <w:b w:val="0"/>
+                <w:color w:val="787878"/>
+                <w:sz w:val="14"/>
+              </w:rPr>
+              <w:t>σ=264 [1195–1594]</w:t>
+            </w:r>
+          </w:p>
+        </w:tc>
+        <w:tc>
+          <w:tcPr>
+            <w:tcW w:type="dxa" w:w="737"/>
+            <w:shd w:fill="DFF0D8"/>
+          </w:tcPr>
+          <w:p>
+            <w:pPr>
+              <w:jc w:val="center"/>
+            </w:pPr>
+            <w:r/>
+            <w:r>
+              <w:rPr>
+                <w:b w:val="0"/>
+                <w:color w:val="787878"/>
+                <w:sz w:val="14"/>
+              </w:rPr>
+              <w:t>σ=370</w:t>
+            </w:r>
+          </w:p>
+        </w:tc>
+        <w:tc>
+          <w:tcPr>
+            <w:tcW w:type="dxa" w:w="737"/>
+            <w:shd w:fill="DFF0D8"/>
+          </w:tcPr>
+          <w:p>
+            <w:pPr>
+              <w:jc w:val="center"/>
+            </w:pPr>
+            <w:r/>
+            <w:r>
+              <w:rPr>
+                <w:b w:val="0"/>
+                <w:color w:val="787878"/>
+                <w:sz w:val="14"/>
+              </w:rPr>
+              <w:t>σ=429</w:t>
+            </w:r>
+          </w:p>
+        </w:tc>
+        <w:tc>
+          <w:tcPr>
+            <w:tcW w:type="dxa" w:w="737"/>
+            <w:shd w:fill="DFF0D8"/>
+          </w:tcPr>
+          <w:p>
+            <w:pPr>
+              <w:jc w:val="center"/>
+            </w:pPr>
+            <w:r/>
+            <w:r>
+              <w:rPr>
+                <w:b w:val="0"/>
+                <w:color w:val="787878"/>
+                <w:sz w:val="14"/>
+              </w:rPr>
+              <w:t>σ=531</w:t>
             </w:r>
           </w:p>
         </w:tc>

--- a/Versions-html-and-docx/section_bois_v5.docx
+++ b/Versions-html-and-docx/section_bois_v5.docx
@@ -137,7 +137,7 @@
       <w:r>
         <w:drawing>
           <wp:inline xmlns:a="http://schemas.openxmlformats.org/drawingml/2006/main" xmlns:pic="http://schemas.openxmlformats.org/drawingml/2006/picture">
-            <wp:extent cx="5943600" cy="2948763"/>
+            <wp:extent cx="5943600" cy="2944613"/>
             <wp:docPr id="1" name="Picture 1"/>
             <wp:cNvGraphicFramePr>
               <a:graphicFrameLocks noChangeAspect="1"/>
@@ -158,7 +158,7 @@
                   <pic:spPr>
                     <a:xfrm>
                       <a:off x="0" y="0"/>
-                      <a:ext cx="5943600" cy="2948763"/>
+                      <a:ext cx="5943600" cy="2944613"/>
                     </a:xfrm>
                     <a:prstGeom prst="rect"/>
                   </pic:spPr>
@@ -16880,7 +16880,7 @@
       <w:r>
         <w:drawing>
           <wp:inline xmlns:a="http://schemas.openxmlformats.org/drawingml/2006/main" xmlns:pic="http://schemas.openxmlformats.org/drawingml/2006/picture">
-            <wp:extent cx="5943600" cy="2944613"/>
+            <wp:extent cx="5943600" cy="2948763"/>
             <wp:docPr id="6" name="Picture 6"/>
             <wp:cNvGraphicFramePr>
               <a:graphicFrameLocks noChangeAspect="1"/>
@@ -16901,7 +16901,7 @@
                   <pic:spPr>
                     <a:xfrm>
                       <a:off x="0" y="0"/>
-                      <a:ext cx="5943600" cy="2944613"/>
+                      <a:ext cx="5943600" cy="2948763"/>
                     </a:xfrm>
                     <a:prstGeom prst="rect"/>
                   </pic:spPr>
@@ -24985,7 +24985,7 @@
       <w:r>
         <w:drawing>
           <wp:inline xmlns:a="http://schemas.openxmlformats.org/drawingml/2006/main" xmlns:pic="http://schemas.openxmlformats.org/drawingml/2006/picture">
-            <wp:extent cx="5943600" cy="2938409"/>
+            <wp:extent cx="5943600" cy="2944613"/>
             <wp:docPr id="9" name="Picture 9"/>
             <wp:cNvGraphicFramePr>
               <a:graphicFrameLocks noChangeAspect="1"/>
@@ -25006,7 +25006,7 @@
                   <pic:spPr>
                     <a:xfrm>
                       <a:off x="0" y="0"/>
-                      <a:ext cx="5943600" cy="2938409"/>
+                      <a:ext cx="5943600" cy="2944613"/>
                     </a:xfrm>
                     <a:prstGeom prst="rect"/>
                   </pic:spPr>
@@ -31233,7 +31233,7 @@
       <w:r>
         <w:drawing>
           <wp:inline xmlns:a="http://schemas.openxmlformats.org/drawingml/2006/main" xmlns:pic="http://schemas.openxmlformats.org/drawingml/2006/picture">
-            <wp:extent cx="5943600" cy="2936347"/>
+            <wp:extent cx="5943600" cy="2940474"/>
             <wp:docPr id="11" name="Picture 11"/>
             <wp:cNvGraphicFramePr>
               <a:graphicFrameLocks noChangeAspect="1"/>
@@ -31254,7 +31254,7 @@
                   <pic:spPr>
                     <a:xfrm>
                       <a:off x="0" y="0"/>
-                      <a:ext cx="5943600" cy="2936347"/>
+                      <a:ext cx="5943600" cy="2940474"/>
                     </a:xfrm>
                     <a:prstGeom prst="rect"/>
                   </pic:spPr>
